--- a/writing/revision_files/NATCHEMENG-24061044_response_to_reviewers.docx
+++ b/writing/revision_files/NATCHEMENG-24061044_response_to_reviewers.docx
@@ -114,315 +114,1256 @@
         <w:tab/>
         <w:t>Indicated page, line, figure, or reference numbers refer to the revised manuscript and/or supplemental information with changes highlighted.</w:t>
       </w:r>
+    </w:p>
+    <w:bookmarkEnd w:id="1"/>
+    <w:p>
+      <w:pPr>
+        <w:rPr>
+          <w:rFonts w:ascii="Lato" w:eastAsiaTheme="minorHAnsi" w:hAnsi="Lato" w:cs="Arial"/>
+          <w:b/>
+          <w:szCs w:val="20"/>
+        </w:rPr>
+      </w:pPr>
+      <w:r>
+        <w:rPr>
+          <w:rFonts w:ascii="Lato" w:eastAsiaTheme="minorHAnsi" w:hAnsi="Lato" w:cs="Arial"/>
+          <w:b/>
+          <w:szCs w:val="20"/>
+        </w:rPr>
+        <w:t>Reviewer #1</w:t>
+      </w:r>
+    </w:p>
+    <w:bookmarkEnd w:id="2"/>
+    <w:p>
+      <w:pPr>
+        <w:rPr>
+          <w:rFonts w:ascii="Lato" w:eastAsiaTheme="minorHAnsi" w:hAnsi="Lato" w:cs="Arial"/>
+          <w:iCs/>
+          <w:color w:val="0000FF"/>
+          <w:szCs w:val="20"/>
+        </w:rPr>
+      </w:pPr>
+      <w:r>
+        <w:rPr>
+          <w:rFonts w:ascii="Lato" w:eastAsiaTheme="minorHAnsi" w:hAnsi="Lato" w:cs="Arial"/>
+          <w:iCs/>
+          <w:color w:val="0000FF"/>
+          <w:szCs w:val="20"/>
+        </w:rPr>
+        <w:t xml:space="preserve">There is not much to say about this manuscript: it is a very well written, comprehensive review about acetylene production with some comments also on downstream processes, including comments on sustainability and cost of the different pathways. As a review, it doesn't provide new discoveries, but it provides an interesting angle on a somewhat neglected topic. It is timely, since the chemical industry is facing a conversion process, in which acetylene could play a more important role again, and </w:t>
+      </w:r>
+      <w:r>
+        <w:rPr>
+          <w:rFonts w:ascii="Lato" w:eastAsiaTheme="minorHAnsi" w:hAnsi="Lato" w:cs="Arial"/>
+          <w:iCs/>
+          <w:color w:val="0000FF"/>
+          <w:szCs w:val="20"/>
+          <w:highlight w:val="yellow"/>
+        </w:rPr>
+        <w:t>there are no recent comparable papers available</w:t>
+      </w:r>
+      <w:r>
+        <w:rPr>
+          <w:rFonts w:ascii="Lato" w:eastAsiaTheme="minorHAnsi" w:hAnsi="Lato" w:cs="Arial"/>
+          <w:iCs/>
+          <w:color w:val="0000FF"/>
+          <w:szCs w:val="20"/>
+        </w:rPr>
+        <w:t xml:space="preserve">, as far as I am aware. </w:t>
+      </w:r>
+      <w:r>
+        <w:rPr>
+          <w:rFonts w:ascii="Lato" w:eastAsiaTheme="minorHAnsi" w:hAnsi="Lato" w:cs="Arial"/>
+          <w:iCs/>
+          <w:color w:val="0000FF"/>
+          <w:szCs w:val="20"/>
+          <w:highlight w:val="yellow"/>
+        </w:rPr>
+        <w:t>It has a very different focus compared to the review by Trotus et al.</w:t>
+      </w:r>
+      <w:r>
+        <w:rPr>
+          <w:rFonts w:ascii="Lato" w:eastAsiaTheme="minorHAnsi" w:hAnsi="Lato" w:cs="Arial"/>
+          <w:iCs/>
+          <w:color w:val="0000FF"/>
+          <w:szCs w:val="20"/>
+        </w:rPr>
+        <w:t xml:space="preserve">, which is already ten years old. Within the scope of the review, all relevant aspects are adequately covered, the references are also appropriate. Thus, I suggest acceptance of the manuscript, </w:t>
+      </w:r>
+      <w:r>
+        <w:rPr>
+          <w:rFonts w:ascii="Lato" w:eastAsiaTheme="minorHAnsi" w:hAnsi="Lato" w:cs="Arial"/>
+          <w:iCs/>
+          <w:color w:val="0000FF"/>
+          <w:szCs w:val="20"/>
+          <w:highlight w:val="yellow"/>
+        </w:rPr>
+        <w:t>I would require no changes</w:t>
+      </w:r>
+      <w:r>
+        <w:rPr>
+          <w:rFonts w:ascii="Lato" w:eastAsiaTheme="minorHAnsi" w:hAnsi="Lato" w:cs="Arial"/>
+          <w:iCs/>
+          <w:color w:val="0000FF"/>
+          <w:szCs w:val="20"/>
+        </w:rPr>
+        <w:t>. Whether this review format fits the scope of Nature Chemical Engineering as a recently launched journal is a question the editors have to answer - for me it would be an interesting supplement to the other papers that Nature Chemical Engineering carries.</w:t>
+      </w:r>
+    </w:p>
+    <w:p>
+      <w:pPr>
+        <w:rPr>
+          <w:rFonts w:ascii="Lato" w:eastAsia="DengXian" w:hAnsi="Lato" w:cs="Arial"/>
+          <w:szCs w:val="20"/>
+        </w:rPr>
+      </w:pPr>
+      <w:r>
+        <w:rPr>
+          <w:rFonts w:ascii="Lato" w:eastAsia="DengXian" w:hAnsi="Lato" w:cs="Arial"/>
+          <w:szCs w:val="20"/>
+        </w:rPr>
+        <w:t>xxx</w:t>
+      </w:r>
+    </w:p>
+    <w:p>
+      <w:pPr>
+        <w:spacing w:line="259" w:lineRule="auto"/>
+        <w:jc w:val="left"/>
+        <w:rPr>
+          <w:rFonts w:ascii="Lato" w:eastAsia="Cambria" w:hAnsi="Lato" w:cs="Arial"/>
+          <w:b/>
+          <w:szCs w:val="20"/>
+        </w:rPr>
+      </w:pPr>
+      <w:r>
+        <w:rPr>
+          <w:rFonts w:ascii="Lato" w:eastAsia="Cambria" w:hAnsi="Lato" w:cs="Arial"/>
+          <w:b/>
+          <w:szCs w:val="20"/>
+        </w:rPr>
+        <w:br w:type="page"/>
+      </w:r>
+    </w:p>
+    <w:p>
+      <w:pPr>
+        <w:rPr>
+          <w:rFonts w:ascii="Lato" w:eastAsia="Cambria" w:hAnsi="Lato" w:cs="Arial"/>
+          <w:b/>
+          <w:szCs w:val="20"/>
+        </w:rPr>
+      </w:pPr>
+      <w:r>
+        <w:rPr>
+          <w:rFonts w:ascii="Lato" w:eastAsia="Cambria" w:hAnsi="Lato" w:cs="Arial"/>
+          <w:b/>
+          <w:szCs w:val="20"/>
+        </w:rPr>
+        <w:lastRenderedPageBreak/>
+        <w:t>Reviewer #2</w:t>
+      </w:r>
+    </w:p>
+    <w:p>
+      <w:pPr>
+        <w:rPr>
+          <w:rFonts w:ascii="Lato" w:eastAsia="Cambria" w:hAnsi="Lato" w:cs="Arial"/>
+          <w:iCs/>
+          <w:color w:val="0000FF"/>
+          <w:szCs w:val="20"/>
+        </w:rPr>
+      </w:pPr>
+      <w:r>
+        <w:rPr>
+          <w:rFonts w:ascii="Lato" w:eastAsia="Cambria" w:hAnsi="Lato" w:cs="Arial"/>
+          <w:iCs/>
+          <w:color w:val="0000FF"/>
+          <w:szCs w:val="20"/>
+        </w:rPr>
+        <w:t>This review aims to provide a holistic overview of acetylene production technologies, proposes sustainable production initiatives and quantifies their economic and environmental performance, and explores potential applications. From my point of view, the starting point is that the authors seek to rekindle interest and foster collaborative efforts in advancing sustainable acetylene production and broadening its use as a feedstock for bulk chemicals. However, as a review paper submitted to Nature Chem Eng, the current form is still far from being considered for publication. Following are my specific comments on the review.</w:t>
+      </w:r>
+    </w:p>
+    <w:p>
+      <w:pPr>
+        <w:rPr>
+          <w:rFonts w:ascii="Lato" w:eastAsia="Cambria" w:hAnsi="Lato" w:cs="Arial"/>
+          <w:iCs/>
+          <w:szCs w:val="20"/>
+        </w:rPr>
+      </w:pPr>
+      <w:r>
+        <w:rPr>
+          <w:rFonts w:ascii="Lato" w:eastAsia="DengXian" w:hAnsi="Lato" w:cs="Arial"/>
+          <w:szCs w:val="20"/>
+        </w:rPr>
+        <w:t>xxx</w:t>
+      </w:r>
+    </w:p>
+    <w:p>
+      <w:pPr>
+        <w:rPr>
+          <w:rFonts w:ascii="Lato" w:eastAsia="Cambria" w:hAnsi="Lato" w:cs="Arial"/>
+          <w:iCs/>
+          <w:color w:val="0000FF"/>
+          <w:szCs w:val="20"/>
+        </w:rPr>
+      </w:pPr>
+      <w:r>
+        <w:rPr>
+          <w:rFonts w:ascii="Lato" w:eastAsia="Cambria" w:hAnsi="Lato" w:cs="Arial"/>
+          <w:iCs/>
+          <w:color w:val="0000FF"/>
+          <w:szCs w:val="20"/>
+        </w:rPr>
+        <w:t>2.1. </w:t>
+      </w:r>
+      <w:r>
+        <w:rPr>
+          <w:rFonts w:ascii="Lato" w:eastAsia="Cambria" w:hAnsi="Lato" w:cs="Arial"/>
+          <w:iCs/>
+          <w:color w:val="0000FF"/>
+          <w:szCs w:val="20"/>
+        </w:rPr>
+        <w:t xml:space="preserve">As a review article, this manuscript </w:t>
+      </w:r>
+      <w:r>
+        <w:rPr>
+          <w:rFonts w:ascii="Lato" w:eastAsia="Cambria" w:hAnsi="Lato" w:cs="Arial"/>
+          <w:iCs/>
+          <w:color w:val="0000FF"/>
+          <w:szCs w:val="20"/>
+          <w:highlight w:val="yellow"/>
+        </w:rPr>
+        <w:t>spends the major part to discuss the conventional technologies to produce acetylene, such as CaC</w:t>
+      </w:r>
+      <w:r>
+        <w:rPr>
+          <w:rFonts w:ascii="Lato" w:eastAsia="Cambria" w:hAnsi="Lato" w:cs="Arial"/>
+          <w:iCs/>
+          <w:color w:val="0000FF"/>
+          <w:szCs w:val="20"/>
+          <w:highlight w:val="yellow"/>
+          <w:vertAlign w:val="subscript"/>
+        </w:rPr>
+        <w:t>2</w:t>
+      </w:r>
+      <w:r>
+        <w:rPr>
+          <w:rFonts w:ascii="Lato" w:eastAsia="Cambria" w:hAnsi="Lato" w:cs="Arial"/>
+          <w:iCs/>
+          <w:color w:val="0000FF"/>
+          <w:szCs w:val="20"/>
+          <w:highlight w:val="yellow"/>
+        </w:rPr>
+        <w:t xml:space="preserve"> route, partial oxidation and thermal plasma pyrolysis</w:t>
+      </w:r>
+      <w:r>
+        <w:rPr>
+          <w:rFonts w:ascii="Lato" w:eastAsia="Cambria" w:hAnsi="Lato" w:cs="Arial"/>
+          <w:iCs/>
+          <w:color w:val="0000FF"/>
+          <w:szCs w:val="20"/>
+        </w:rPr>
+        <w:t>. To be noted, the acetylene production technologies nowadays all have no connections with catalysis. The reason would be attributed to the thermodynamic features of C</w:t>
+      </w:r>
+      <w:r>
+        <w:rPr>
+          <w:rFonts w:ascii="Lato" w:eastAsia="Cambria" w:hAnsi="Lato" w:cs="Arial"/>
+          <w:iCs/>
+          <w:color w:val="0000FF"/>
+          <w:szCs w:val="20"/>
+          <w:vertAlign w:val="subscript"/>
+        </w:rPr>
+        <w:t>2</w:t>
+      </w:r>
+      <w:r>
+        <w:rPr>
+          <w:rFonts w:ascii="Lato" w:eastAsia="Cambria" w:hAnsi="Lato" w:cs="Arial"/>
+          <w:iCs/>
+          <w:color w:val="0000FF"/>
+          <w:szCs w:val="20"/>
+        </w:rPr>
+        <w:t>H</w:t>
+      </w:r>
+      <w:r>
+        <w:rPr>
+          <w:rFonts w:ascii="Lato" w:eastAsia="Cambria" w:hAnsi="Lato" w:cs="Arial"/>
+          <w:iCs/>
+          <w:color w:val="0000FF"/>
+          <w:szCs w:val="20"/>
+          <w:vertAlign w:val="subscript"/>
+        </w:rPr>
+        <w:t>2</w:t>
+      </w:r>
+      <w:r>
+        <w:rPr>
+          <w:rFonts w:ascii="Lato" w:eastAsia="Cambria" w:hAnsi="Lato" w:cs="Arial"/>
+          <w:iCs/>
+          <w:color w:val="0000FF"/>
+          <w:szCs w:val="20"/>
+        </w:rPr>
+        <w:t>. The group of the authors are expertized in catalysis. I can’t clearly see the C</w:t>
+      </w:r>
+      <w:r>
+        <w:rPr>
+          <w:rFonts w:ascii="Lato" w:eastAsia="Cambria" w:hAnsi="Lato" w:cs="Arial"/>
+          <w:iCs/>
+          <w:color w:val="0000FF"/>
+          <w:szCs w:val="20"/>
+          <w:vertAlign w:val="subscript"/>
+        </w:rPr>
+        <w:t>2</w:t>
+      </w:r>
+      <w:r>
+        <w:rPr>
+          <w:rFonts w:ascii="Lato" w:eastAsia="Cambria" w:hAnsi="Lato" w:cs="Arial"/>
+          <w:iCs/>
+          <w:color w:val="0000FF"/>
+          <w:szCs w:val="20"/>
+        </w:rPr>
+        <w:t>H</w:t>
+      </w:r>
+      <w:r>
+        <w:rPr>
+          <w:rFonts w:ascii="Lato" w:eastAsia="Cambria" w:hAnsi="Lato" w:cs="Arial"/>
+          <w:iCs/>
+          <w:color w:val="0000FF"/>
+          <w:szCs w:val="20"/>
+          <w:vertAlign w:val="subscript"/>
+        </w:rPr>
+        <w:t>2</w:t>
+      </w:r>
+      <w:r>
+        <w:rPr>
+          <w:rFonts w:ascii="Lato" w:eastAsia="Cambria" w:hAnsi="Lato" w:cs="Arial"/>
+          <w:iCs/>
+          <w:color w:val="0000FF"/>
+          <w:szCs w:val="20"/>
+        </w:rPr>
+        <w:t>-related research background of the authors, as well as the potential solutions to produce C</w:t>
+      </w:r>
+      <w:r>
+        <w:rPr>
+          <w:rFonts w:ascii="Lato" w:eastAsia="Cambria" w:hAnsi="Lato" w:cs="Arial"/>
+          <w:iCs/>
+          <w:color w:val="0000FF"/>
+          <w:szCs w:val="20"/>
+          <w:vertAlign w:val="subscript"/>
+        </w:rPr>
+        <w:t>2</w:t>
+      </w:r>
+      <w:r>
+        <w:rPr>
+          <w:rFonts w:ascii="Lato" w:eastAsia="Cambria" w:hAnsi="Lato" w:cs="Arial"/>
+          <w:iCs/>
+          <w:color w:val="0000FF"/>
+          <w:szCs w:val="20"/>
+        </w:rPr>
+        <w:t>H</w:t>
+      </w:r>
+      <w:r>
+        <w:rPr>
+          <w:rFonts w:ascii="Lato" w:eastAsia="Cambria" w:hAnsi="Lato" w:cs="Arial"/>
+          <w:iCs/>
+          <w:color w:val="0000FF"/>
+          <w:szCs w:val="20"/>
+          <w:vertAlign w:val="subscript"/>
+        </w:rPr>
+        <w:t>2</w:t>
+      </w:r>
+      <w:r>
+        <w:rPr>
+          <w:rFonts w:ascii="Lato" w:eastAsia="Cambria" w:hAnsi="Lato" w:cs="Arial"/>
+          <w:iCs/>
+          <w:color w:val="0000FF"/>
+          <w:szCs w:val="20"/>
+        </w:rPr>
+        <w:t xml:space="preserve"> via thermal catalysis route. </w:t>
+      </w:r>
+      <w:r>
+        <w:rPr>
+          <w:rFonts w:ascii="Lato" w:eastAsia="Cambria" w:hAnsi="Lato" w:cs="Arial"/>
+          <w:iCs/>
+          <w:color w:val="0000FF"/>
+          <w:szCs w:val="20"/>
+          <w:highlight w:val="yellow"/>
+        </w:rPr>
+        <w:t>Regarding the downstream organic synthesis of C</w:t>
+      </w:r>
+      <w:r>
+        <w:rPr>
+          <w:rFonts w:ascii="Lato" w:eastAsia="Cambria" w:hAnsi="Lato" w:cs="Arial"/>
+          <w:iCs/>
+          <w:color w:val="0000FF"/>
+          <w:szCs w:val="20"/>
+          <w:highlight w:val="yellow"/>
+          <w:vertAlign w:val="subscript"/>
+        </w:rPr>
+        <w:t>2</w:t>
+      </w:r>
+      <w:r>
+        <w:rPr>
+          <w:rFonts w:ascii="Lato" w:eastAsia="Cambria" w:hAnsi="Lato" w:cs="Arial"/>
+          <w:iCs/>
+          <w:color w:val="0000FF"/>
+          <w:szCs w:val="20"/>
+          <w:highlight w:val="yellow"/>
+        </w:rPr>
+        <w:t>H</w:t>
+      </w:r>
+      <w:r>
+        <w:rPr>
+          <w:rFonts w:ascii="Lato" w:eastAsia="Cambria" w:hAnsi="Lato" w:cs="Arial"/>
+          <w:iCs/>
+          <w:color w:val="0000FF"/>
+          <w:szCs w:val="20"/>
+          <w:highlight w:val="yellow"/>
+          <w:vertAlign w:val="subscript"/>
+        </w:rPr>
+        <w:t>2</w:t>
+      </w:r>
+      <w:r>
+        <w:rPr>
+          <w:rFonts w:ascii="Lato" w:eastAsia="Cambria" w:hAnsi="Lato" w:cs="Arial"/>
+          <w:iCs/>
+          <w:color w:val="0000FF"/>
+          <w:szCs w:val="20"/>
+        </w:rPr>
+        <w:t xml:space="preserve">, I also cannot justify the new chemistry or new big market given from the review context. From my personal opinion, </w:t>
+      </w:r>
+      <w:r>
+        <w:rPr>
+          <w:rFonts w:ascii="Lato" w:eastAsia="Cambria" w:hAnsi="Lato" w:cs="Arial"/>
+          <w:iCs/>
+          <w:color w:val="0000FF"/>
+          <w:szCs w:val="20"/>
+        </w:rPr>
+        <w:t>the authors for a review paper should have had deep understanding on such a research area with sound publications</w:t>
+      </w:r>
+      <w:r>
+        <w:rPr>
+          <w:rFonts w:ascii="Lato" w:eastAsia="Cambria" w:hAnsi="Lato" w:cs="Arial"/>
+          <w:iCs/>
+          <w:color w:val="0000FF"/>
+          <w:szCs w:val="20"/>
+        </w:rPr>
+        <w:t xml:space="preserve"> (i.e., research experience).</w:t>
+      </w:r>
+    </w:p>
+    <w:p>
+      <w:pPr>
+        <w:rPr>
+          <w:rFonts w:ascii="Lato" w:eastAsiaTheme="minorHAnsi" w:hAnsi="Lato" w:cs="Arial"/>
+          <w:iCs/>
+          <w:color w:val="000000" w:themeColor="text1"/>
+          <w:szCs w:val="20"/>
+        </w:rPr>
+      </w:pPr>
+      <w:r>
+        <w:rPr>
+          <w:rFonts w:ascii="Lato" w:eastAsiaTheme="minorHAnsi" w:hAnsi="Lato" w:cs="Arial"/>
+          <w:iCs/>
+          <w:color w:val="000000" w:themeColor="text1"/>
+          <w:szCs w:val="20"/>
+        </w:rPr>
+        <w:t>xxx</w:t>
+      </w:r>
+    </w:p>
+    <w:p>
+      <w:pPr>
+        <w:rPr>
+          <w:rFonts w:ascii="Lato" w:eastAsiaTheme="minorHAnsi" w:hAnsi="Lato" w:cs="Arial"/>
+          <w:iCs/>
+          <w:color w:val="0000FF"/>
+          <w:szCs w:val="20"/>
+        </w:rPr>
+      </w:pPr>
+      <w:r>
+        <w:rPr>
+          <w:rFonts w:ascii="Lato" w:eastAsiaTheme="minorHAnsi" w:hAnsi="Lato" w:cs="Arial"/>
+          <w:iCs/>
+          <w:color w:val="0000FF"/>
+          <w:szCs w:val="20"/>
+        </w:rPr>
+        <w:t>2.2. </w:t>
+      </w:r>
+      <w:r>
+        <w:rPr>
+          <w:rFonts w:ascii="Lato" w:eastAsiaTheme="minorHAnsi" w:hAnsi="Lato" w:cs="Arial"/>
+          <w:iCs/>
+          <w:color w:val="0000FF"/>
+          <w:szCs w:val="20"/>
+          <w:highlight w:val="yellow"/>
+        </w:rPr>
+        <w:t>Some review papers</w:t>
+      </w:r>
+      <w:r>
+        <w:rPr>
+          <w:rFonts w:ascii="Lato" w:eastAsiaTheme="minorHAnsi" w:hAnsi="Lato" w:cs="Arial"/>
+          <w:iCs/>
+          <w:color w:val="0000FF"/>
+          <w:szCs w:val="20"/>
+        </w:rPr>
+        <w:t xml:space="preserve"> on acetylene are well written in comparison with the current review manuscript, for example, Production of Acetylene and Acetylene-based Chemicals from Coal. </w:t>
+      </w:r>
+      <w:r>
+        <w:rPr>
+          <w:rFonts w:ascii="Lato" w:eastAsiaTheme="minorHAnsi" w:hAnsi="Lato" w:cs="Arial"/>
+          <w:i/>
+          <w:iCs/>
+          <w:color w:val="0000FF"/>
+          <w:szCs w:val="20"/>
+        </w:rPr>
+        <w:t xml:space="preserve">Chem. Rev. </w:t>
+      </w:r>
+      <w:r>
+        <w:rPr>
+          <w:rFonts w:ascii="Lato" w:eastAsiaTheme="minorHAnsi" w:hAnsi="Lato" w:cs="Arial"/>
+          <w:iCs/>
+          <w:color w:val="0000FF"/>
+          <w:szCs w:val="20"/>
+        </w:rPr>
+        <w:t xml:space="preserve">2014, 114, 3, 1743–1760; Catalytic Reactions of Acetylene: A Feedstock for the Chemical Industry Revisited. </w:t>
+      </w:r>
+      <w:r>
+        <w:rPr>
+          <w:rFonts w:ascii="Lato" w:eastAsiaTheme="minorHAnsi" w:hAnsi="Lato" w:cs="Arial"/>
+          <w:i/>
+          <w:iCs/>
+          <w:color w:val="0000FF"/>
+          <w:szCs w:val="20"/>
+        </w:rPr>
+        <w:t>Chem. Rev.</w:t>
+      </w:r>
+      <w:r>
+        <w:rPr>
+          <w:rFonts w:ascii="Lato" w:eastAsiaTheme="minorHAnsi" w:hAnsi="Lato" w:cs="Arial"/>
+          <w:iCs/>
+          <w:color w:val="0000FF"/>
+          <w:szCs w:val="20"/>
+        </w:rPr>
+        <w:t xml:space="preserve"> 2014, 114, 3, 1761–1782; Production of Acetylene from Viable Feedstock: Promising Recent Approaches. </w:t>
+      </w:r>
+      <w:r>
+        <w:rPr>
+          <w:rFonts w:ascii="Lato" w:eastAsiaTheme="minorHAnsi" w:hAnsi="Lato" w:cs="Arial"/>
+          <w:i/>
+          <w:iCs/>
+          <w:color w:val="0000FF"/>
+          <w:szCs w:val="20"/>
+        </w:rPr>
+        <w:t xml:space="preserve">ChemPlusChem </w:t>
+      </w:r>
+      <w:r>
+        <w:rPr>
+          <w:rFonts w:ascii="Lato" w:eastAsiaTheme="minorHAnsi" w:hAnsi="Lato" w:cs="Arial"/>
+          <w:iCs/>
+          <w:color w:val="0000FF"/>
+          <w:szCs w:val="20"/>
+        </w:rPr>
+        <w:t>2024, e202400247. https://doi.org/10.1002/cplu.202400247</w:t>
+      </w:r>
+      <w:r>
+        <w:rPr>
+          <w:rFonts w:ascii="Lato" w:eastAsiaTheme="minorHAnsi" w:hAnsi="Lato" w:cs="Arial"/>
+          <w:iCs/>
+          <w:color w:val="0000FF"/>
+          <w:szCs w:val="20"/>
+        </w:rPr>
+        <w:t>.</w:t>
+      </w:r>
+    </w:p>
+    <w:p>
+      <w:pPr>
+        <w:rPr>
+          <w:rFonts w:ascii="Lato" w:eastAsiaTheme="minorHAnsi" w:hAnsi="Lato" w:cs="Arial"/>
+          <w:b/>
+          <w:szCs w:val="20"/>
+        </w:rPr>
+      </w:pPr>
+      <w:r>
+        <w:rPr>
+          <w:rFonts w:ascii="Lato" w:eastAsiaTheme="minorHAnsi" w:hAnsi="Lato" w:cs="Arial"/>
+          <w:iCs/>
+          <w:color w:val="000000" w:themeColor="text1"/>
+          <w:szCs w:val="20"/>
+        </w:rPr>
+        <w:t>Shortening Section 2</w:t>
+      </w:r>
+    </w:p>
+    <w:p>
+      <w:pPr>
+        <w:rPr>
+          <w:rFonts w:ascii="Lato" w:eastAsiaTheme="minorHAnsi" w:hAnsi="Lato" w:cs="Arial"/>
+          <w:iCs/>
+          <w:color w:val="0000FF"/>
+          <w:szCs w:val="20"/>
+        </w:rPr>
+      </w:pPr>
+      <w:r>
+        <w:rPr>
+          <w:rFonts w:ascii="Lato" w:eastAsiaTheme="minorHAnsi" w:hAnsi="Lato" w:cs="Arial"/>
+          <w:iCs/>
+          <w:color w:val="0000FF"/>
+          <w:szCs w:val="20"/>
+          <w:highlight w:val="green"/>
+        </w:rPr>
+        <w:t>2.3.</w:t>
+      </w:r>
+      <w:r>
+        <w:rPr>
+          <w:rFonts w:ascii="Lato" w:eastAsiaTheme="minorHAnsi" w:hAnsi="Lato" w:cs="Arial"/>
+          <w:iCs/>
+          <w:szCs w:val="20"/>
+        </w:rPr>
+        <w:t> </w:t>
+      </w:r>
+      <w:r>
+        <w:rPr>
+          <w:rFonts w:ascii="Lato" w:eastAsiaTheme="minorHAnsi" w:hAnsi="Lato" w:cs="Arial"/>
+          <w:iCs/>
+          <w:color w:val="0000FF"/>
+          <w:szCs w:val="20"/>
+        </w:rPr>
+        <w:t>The difference of this review from the existing reviews in literature would be the emphasis on the green footprint of acetylene production, e.g., changing coal to biochar. Considering the scale of acetylene production in market, this replacement (coal to biochar) is not convincing, and of course not realistic, especially in China</w:t>
+      </w:r>
+      <w:r>
+        <w:rPr>
+          <w:rFonts w:ascii="Lato" w:eastAsiaTheme="minorHAnsi" w:hAnsi="Lato" w:cs="Arial"/>
+          <w:iCs/>
+          <w:color w:val="0000FF"/>
+          <w:szCs w:val="20"/>
+          <w:highlight w:val="yellow"/>
+        </w:rPr>
+        <w:t>. A possible way</w:t>
+      </w:r>
+      <w:r>
+        <w:rPr>
+          <w:rFonts w:ascii="Lato" w:eastAsiaTheme="minorHAnsi" w:hAnsi="Lato" w:cs="Arial"/>
+          <w:iCs/>
+          <w:color w:val="0000FF"/>
+          <w:szCs w:val="20"/>
+        </w:rPr>
+        <w:t xml:space="preserve"> to promote the green footprint would be </w:t>
+      </w:r>
+      <w:r>
+        <w:rPr>
+          <w:rFonts w:ascii="Lato" w:eastAsiaTheme="minorHAnsi" w:hAnsi="Lato" w:cs="Arial"/>
+          <w:iCs/>
+          <w:color w:val="0000FF"/>
+          <w:szCs w:val="20"/>
+          <w:highlight w:val="yellow"/>
+        </w:rPr>
+        <w:t>the utilization of renewable energy generated electricity</w:t>
+      </w:r>
+      <w:r>
+        <w:rPr>
+          <w:rFonts w:ascii="Lato" w:eastAsiaTheme="minorHAnsi" w:hAnsi="Lato" w:cs="Arial"/>
+          <w:iCs/>
+          <w:color w:val="0000FF"/>
+          <w:szCs w:val="20"/>
+        </w:rPr>
+        <w:t xml:space="preserve"> to drive the arc furnace or arc plasma for the high-temperature reaction environment in CaC</w:t>
+      </w:r>
+      <w:r>
+        <w:rPr>
+          <w:rFonts w:ascii="Lato" w:eastAsiaTheme="minorHAnsi" w:hAnsi="Lato" w:cs="Arial"/>
+          <w:iCs/>
+          <w:color w:val="0000FF"/>
+          <w:szCs w:val="20"/>
+          <w:vertAlign w:val="subscript"/>
+        </w:rPr>
+        <w:t>2</w:t>
+      </w:r>
+      <w:r>
+        <w:rPr>
+          <w:rFonts w:ascii="Lato" w:eastAsiaTheme="minorHAnsi" w:hAnsi="Lato" w:cs="Arial"/>
+          <w:iCs/>
+          <w:color w:val="0000FF"/>
+          <w:szCs w:val="20"/>
+        </w:rPr>
+        <w:t xml:space="preserve"> route or plasma pyrolysis of hydrocarbons.</w:t>
+      </w:r>
+    </w:p>
+    <w:p>
+      <w:pPr>
+        <w:rPr>
+          <w:rFonts w:ascii="Lato" w:eastAsia="DengXian" w:hAnsi="Lato" w:cs="Arial"/>
+          <w:iCs/>
+          <w:color w:val="000000" w:themeColor="text1"/>
+          <w:szCs w:val="20"/>
+          <w:lang w:eastAsia="zh-CN"/>
+        </w:rPr>
+      </w:pPr>
+      <w:r>
+        <w:rPr>
+          <w:rFonts w:ascii="Lato" w:eastAsiaTheme="minorHAnsi" w:hAnsi="Lato" w:cs="Arial"/>
+          <w:iCs/>
+          <w:color w:val="000000" w:themeColor="text1"/>
+          <w:szCs w:val="20"/>
+        </w:rPr>
+        <w:t>We recognize that adopting renewable energy is a key step toward sustainability. However, we remain open to exploring renewable feedstocks as their potential for growth and contribution to sustainability continues to evolve.</w:t>
+      </w:r>
+    </w:p>
+    <w:p>
+      <w:pPr>
+        <w:rPr>
+          <w:rFonts w:ascii="Lato" w:eastAsiaTheme="minorHAnsi" w:hAnsi="Lato" w:cs="Arial"/>
+          <w:iCs/>
+          <w:color w:val="0000FF"/>
+          <w:szCs w:val="20"/>
+        </w:rPr>
+      </w:pPr>
+      <w:r>
+        <w:rPr>
+          <w:rFonts w:ascii="Lato" w:eastAsiaTheme="minorHAnsi" w:hAnsi="Lato" w:cs="Arial"/>
+          <w:iCs/>
+          <w:color w:val="0000FF"/>
+          <w:szCs w:val="20"/>
+        </w:rPr>
+        <w:t>2.4. </w:t>
+      </w:r>
+      <w:r>
+        <w:rPr>
+          <w:rFonts w:ascii="Lato" w:eastAsiaTheme="minorHAnsi" w:hAnsi="Lato" w:cs="Arial"/>
+          <w:iCs/>
+          <w:color w:val="0000FF"/>
+          <w:szCs w:val="20"/>
+        </w:rPr>
+        <w:t>The authors mentioned the major applications of C</w:t>
+      </w:r>
+      <w:r>
+        <w:rPr>
+          <w:rFonts w:ascii="Lato" w:eastAsiaTheme="minorHAnsi" w:hAnsi="Lato" w:cs="Arial"/>
+          <w:iCs/>
+          <w:color w:val="0000FF"/>
+          <w:szCs w:val="20"/>
+          <w:vertAlign w:val="subscript"/>
+        </w:rPr>
+        <w:t>2</w:t>
+      </w:r>
+      <w:r>
+        <w:rPr>
+          <w:rFonts w:ascii="Lato" w:eastAsiaTheme="minorHAnsi" w:hAnsi="Lato" w:cs="Arial"/>
+          <w:iCs/>
+          <w:color w:val="0000FF"/>
+          <w:szCs w:val="20"/>
+        </w:rPr>
+        <w:t>H</w:t>
+      </w:r>
+      <w:r>
+        <w:rPr>
+          <w:rFonts w:ascii="Lato" w:eastAsiaTheme="minorHAnsi" w:hAnsi="Lato" w:cs="Arial"/>
+          <w:iCs/>
+          <w:color w:val="0000FF"/>
+          <w:szCs w:val="20"/>
+          <w:vertAlign w:val="subscript"/>
+        </w:rPr>
+        <w:t>2</w:t>
+      </w:r>
+      <w:r>
+        <w:rPr>
+          <w:rFonts w:ascii="Lato" w:eastAsiaTheme="minorHAnsi" w:hAnsi="Lato" w:cs="Arial"/>
+          <w:iCs/>
+          <w:color w:val="0000FF"/>
+          <w:szCs w:val="20"/>
+        </w:rPr>
+        <w:t xml:space="preserve"> to synthesize VCM or 1, 4-butanediol. First, C</w:t>
+      </w:r>
+      <w:r>
+        <w:rPr>
+          <w:rFonts w:ascii="Lato" w:eastAsiaTheme="minorHAnsi" w:hAnsi="Lato" w:cs="Arial"/>
+          <w:iCs/>
+          <w:color w:val="0000FF"/>
+          <w:szCs w:val="20"/>
+          <w:vertAlign w:val="subscript"/>
+        </w:rPr>
+        <w:t>2</w:t>
+      </w:r>
+      <w:r>
+        <w:rPr>
+          <w:rFonts w:ascii="Lato" w:eastAsiaTheme="minorHAnsi" w:hAnsi="Lato" w:cs="Arial"/>
+          <w:iCs/>
+          <w:color w:val="0000FF"/>
+          <w:szCs w:val="20"/>
+        </w:rPr>
+        <w:t>H</w:t>
+      </w:r>
+      <w:r>
+        <w:rPr>
+          <w:rFonts w:ascii="Lato" w:eastAsiaTheme="minorHAnsi" w:hAnsi="Lato" w:cs="Arial"/>
+          <w:iCs/>
+          <w:color w:val="0000FF"/>
+          <w:szCs w:val="20"/>
+          <w:vertAlign w:val="subscript"/>
+        </w:rPr>
+        <w:t>2</w:t>
+      </w:r>
+      <w:r>
+        <w:rPr>
+          <w:rFonts w:ascii="Lato" w:eastAsiaTheme="minorHAnsi" w:hAnsi="Lato" w:cs="Arial"/>
+          <w:iCs/>
+          <w:color w:val="0000FF"/>
+          <w:szCs w:val="20"/>
+        </w:rPr>
+        <w:t xml:space="preserve">-VCM-PVC is indeed an important value chain, for instance, in China. </w:t>
+      </w:r>
+      <w:r>
+        <w:rPr>
+          <w:rFonts w:ascii="Lato" w:eastAsiaTheme="minorHAnsi" w:hAnsi="Lato" w:cs="Arial"/>
+          <w:iCs/>
+          <w:color w:val="0000FF"/>
+          <w:szCs w:val="20"/>
+        </w:rPr>
+        <w:t>However, this product chain can be totally substituted by C</w:t>
+      </w:r>
+      <w:r>
+        <w:rPr>
+          <w:rFonts w:ascii="Lato" w:eastAsiaTheme="minorHAnsi" w:hAnsi="Lato" w:cs="Arial"/>
+          <w:iCs/>
+          <w:color w:val="0000FF"/>
+          <w:szCs w:val="20"/>
+          <w:vertAlign w:val="subscript"/>
+        </w:rPr>
+        <w:t>2</w:t>
+      </w:r>
+      <w:r>
+        <w:rPr>
+          <w:rFonts w:ascii="Lato" w:eastAsiaTheme="minorHAnsi" w:hAnsi="Lato" w:cs="Arial"/>
+          <w:iCs/>
+          <w:color w:val="0000FF"/>
+          <w:szCs w:val="20"/>
+        </w:rPr>
+        <w:t>H</w:t>
+      </w:r>
+      <w:r>
+        <w:rPr>
+          <w:rFonts w:ascii="Lato" w:eastAsiaTheme="minorHAnsi" w:hAnsi="Lato" w:cs="Arial"/>
+          <w:iCs/>
+          <w:color w:val="0000FF"/>
+          <w:szCs w:val="20"/>
+          <w:vertAlign w:val="subscript"/>
+        </w:rPr>
+        <w:t>4</w:t>
+      </w:r>
+      <w:r>
+        <w:rPr>
+          <w:rFonts w:ascii="Lato" w:eastAsiaTheme="minorHAnsi" w:hAnsi="Lato" w:cs="Arial"/>
+          <w:iCs/>
+          <w:color w:val="0000FF"/>
+          <w:szCs w:val="20"/>
+        </w:rPr>
+        <w:t>-PVC route.</w:t>
+      </w:r>
+      <w:r>
+        <w:rPr>
+          <w:rFonts w:ascii="Lato" w:eastAsiaTheme="minorHAnsi" w:hAnsi="Lato" w:cs="Arial"/>
+          <w:iCs/>
+          <w:color w:val="0000FF"/>
+          <w:szCs w:val="20"/>
+        </w:rPr>
+        <w:t xml:space="preserve"> One of the reasons for China to have to produce C</w:t>
+      </w:r>
+      <w:r>
+        <w:rPr>
+          <w:rFonts w:ascii="Lato" w:eastAsiaTheme="minorHAnsi" w:hAnsi="Lato" w:cs="Arial"/>
+          <w:iCs/>
+          <w:color w:val="0000FF"/>
+          <w:szCs w:val="20"/>
+          <w:vertAlign w:val="subscript"/>
+        </w:rPr>
+        <w:t>2</w:t>
+      </w:r>
+      <w:r>
+        <w:rPr>
+          <w:rFonts w:ascii="Lato" w:eastAsiaTheme="minorHAnsi" w:hAnsi="Lato" w:cs="Arial"/>
+          <w:iCs/>
+          <w:color w:val="0000FF"/>
+          <w:szCs w:val="20"/>
+        </w:rPr>
+        <w:t>H</w:t>
+      </w:r>
+      <w:r>
+        <w:rPr>
+          <w:rFonts w:ascii="Lato" w:eastAsiaTheme="minorHAnsi" w:hAnsi="Lato" w:cs="Arial"/>
+          <w:iCs/>
+          <w:color w:val="0000FF"/>
+          <w:szCs w:val="20"/>
+          <w:vertAlign w:val="subscript"/>
+        </w:rPr>
+        <w:t>2</w:t>
+      </w:r>
+      <w:r>
+        <w:rPr>
+          <w:rFonts w:ascii="Lato" w:eastAsiaTheme="minorHAnsi" w:hAnsi="Lato" w:cs="Arial"/>
+          <w:iCs/>
+          <w:color w:val="0000FF"/>
+          <w:szCs w:val="20"/>
+        </w:rPr>
+        <w:t xml:space="preserve"> for PVC is the balance of the chlorine from the chlor-alkali industry during the production of a large amount of alkali. Another reason would be </w:t>
+      </w:r>
+      <w:r>
+        <w:rPr>
+          <w:rFonts w:ascii="Lato" w:eastAsiaTheme="minorHAnsi" w:hAnsi="Lato" w:cs="Arial"/>
+          <w:iCs/>
+          <w:color w:val="0000FF"/>
+          <w:szCs w:val="20"/>
+        </w:rPr>
+        <w:t>the limited petroleum resources</w:t>
+      </w:r>
+      <w:r>
+        <w:rPr>
+          <w:rFonts w:ascii="Lato" w:eastAsiaTheme="minorHAnsi" w:hAnsi="Lato" w:cs="Arial"/>
+          <w:iCs/>
+          <w:color w:val="0000FF"/>
+          <w:szCs w:val="20"/>
+        </w:rPr>
+        <w:t xml:space="preserve">, which further limit the application </w:t>
+      </w:r>
+      <w:r>
+        <w:rPr>
+          <w:rFonts w:ascii="Lato" w:eastAsiaTheme="minorHAnsi" w:hAnsi="Lato" w:cs="Arial"/>
+          <w:iCs/>
+          <w:color w:val="0000FF"/>
+          <w:szCs w:val="20"/>
+        </w:rPr>
+        <w:lastRenderedPageBreak/>
+        <w:t>of C</w:t>
+      </w:r>
+      <w:r>
+        <w:rPr>
+          <w:rFonts w:ascii="Lato" w:eastAsiaTheme="minorHAnsi" w:hAnsi="Lato" w:cs="Arial"/>
+          <w:iCs/>
+          <w:color w:val="0000FF"/>
+          <w:szCs w:val="20"/>
+          <w:vertAlign w:val="subscript"/>
+        </w:rPr>
+        <w:t>2</w:t>
+      </w:r>
+      <w:r>
+        <w:rPr>
+          <w:rFonts w:ascii="Lato" w:eastAsiaTheme="minorHAnsi" w:hAnsi="Lato" w:cs="Arial"/>
+          <w:iCs/>
+          <w:color w:val="0000FF"/>
+          <w:szCs w:val="20"/>
+        </w:rPr>
+        <w:t>H</w:t>
+      </w:r>
+      <w:r>
+        <w:rPr>
+          <w:rFonts w:ascii="Lato" w:eastAsiaTheme="minorHAnsi" w:hAnsi="Lato" w:cs="Arial"/>
+          <w:iCs/>
+          <w:color w:val="0000FF"/>
+          <w:szCs w:val="20"/>
+          <w:vertAlign w:val="subscript"/>
+        </w:rPr>
+        <w:t>4</w:t>
+      </w:r>
+      <w:r>
+        <w:rPr>
+          <w:rFonts w:ascii="Lato" w:eastAsiaTheme="minorHAnsi" w:hAnsi="Lato" w:cs="Arial"/>
+          <w:iCs/>
+          <w:color w:val="0000FF"/>
+          <w:szCs w:val="20"/>
+        </w:rPr>
+        <w:t>. Second, the technique to synthesize 1, 4-butanediol has been mature so that the production of 1, 4-butanediol is already serious overcapacity. Therefore, this part of the reviewed contents is not stimulating in the current and future world.</w:t>
+      </w:r>
+    </w:p>
+    <w:p>
+      <w:pPr>
+        <w:spacing w:after="80"/>
+        <w:rPr>
+          <w:rFonts w:ascii="Lato" w:eastAsia="DengXian" w:hAnsi="Lato" w:cs="Arial"/>
+          <w:szCs w:val="20"/>
+          <w:lang w:eastAsia="zh-CN"/>
+        </w:rPr>
+      </w:pPr>
+      <w:r>
+        <w:rPr>
+          <w:rFonts w:ascii="Lato" w:eastAsia="DengXian" w:hAnsi="Lato" w:cs="Arial" w:hint="eastAsia"/>
+          <w:color w:val="000000" w:themeColor="text1"/>
+          <w:szCs w:val="20"/>
+          <w:lang w:eastAsia="zh-CN"/>
+        </w:rPr>
+        <w:t xml:space="preserve">40% of </w:t>
+      </w:r>
+      <w:r>
+        <w:rPr>
+          <w:rFonts w:ascii="Lato" w:eastAsia="DengXian" w:hAnsi="Lato" w:cs="Arial"/>
+          <w:color w:val="000000" w:themeColor="text1"/>
+          <w:szCs w:val="20"/>
+          <w:lang w:eastAsia="zh-CN"/>
+        </w:rPr>
+        <w:t>1, 4-butanediol</w:t>
+      </w:r>
+      <w:r>
+        <w:rPr>
+          <w:rFonts w:ascii="Lato" w:eastAsia="DengXian" w:hAnsi="Lato" w:cs="Arial" w:hint="eastAsia"/>
+          <w:color w:val="000000" w:themeColor="text1"/>
+          <w:szCs w:val="20"/>
+          <w:lang w:eastAsia="zh-CN"/>
+        </w:rPr>
+        <w:t xml:space="preserve"> </w:t>
+      </w:r>
+      <w:r>
+        <w:rPr>
+          <w:rFonts w:ascii="Lato" w:eastAsia="DengXian" w:hAnsi="Lato" w:cs="Arial"/>
+          <w:color w:val="000000" w:themeColor="text1"/>
+          <w:szCs w:val="20"/>
+          <w:lang w:eastAsia="zh-CN"/>
+        </w:rPr>
+        <w:t>in the</w:t>
+      </w:r>
+      <w:r>
+        <w:rPr>
+          <w:rFonts w:ascii="Lato" w:eastAsia="DengXian" w:hAnsi="Lato" w:cs="Arial" w:hint="eastAsia"/>
+          <w:color w:val="000000" w:themeColor="text1"/>
+          <w:szCs w:val="20"/>
+          <w:lang w:eastAsia="zh-CN"/>
+        </w:rPr>
+        <w:t xml:space="preserve"> market are still produced from acetylene. </w:t>
+      </w:r>
+      <w:r>
+        <w:rPr>
+          <w:rFonts w:ascii="Lato" w:eastAsia="DengXian" w:hAnsi="Lato" w:cs="Arial" w:hint="eastAsia"/>
+          <w:color w:val="000000" w:themeColor="text1"/>
+          <w:szCs w:val="20"/>
+          <w:lang w:eastAsia="zh-CN"/>
+        </w:rPr>
+        <w:t xml:space="preserve"> </w:t>
+      </w:r>
+      <w:r>
+        <w:rPr>
+          <w:rFonts w:ascii="Lato" w:eastAsia="DengXian" w:hAnsi="Lato" w:cs="Arial" w:hint="eastAsia"/>
+          <w:szCs w:val="20"/>
+          <w:lang w:eastAsia="zh-CN"/>
+        </w:rPr>
+        <w:t xml:space="preserve">We do not </w:t>
+      </w:r>
+      <w:r>
+        <w:rPr>
+          <w:rFonts w:ascii="Lato" w:eastAsia="DengXian" w:hAnsi="Lato" w:cs="Arial"/>
+          <w:szCs w:val="20"/>
+          <w:lang w:eastAsia="zh-CN"/>
+        </w:rPr>
+        <w:t>agree</w:t>
+      </w:r>
+      <w:r>
+        <w:rPr>
+          <w:rFonts w:ascii="Lato" w:eastAsia="DengXian" w:hAnsi="Lato" w:cs="Arial" w:hint="eastAsia"/>
+          <w:szCs w:val="20"/>
+          <w:lang w:eastAsia="zh-CN"/>
+        </w:rPr>
+        <w:t xml:space="preserve"> that </w:t>
+      </w:r>
+      <w:r>
+        <w:rPr>
+          <w:rFonts w:ascii="Lato" w:eastAsia="DengXian" w:hAnsi="Lato" w:cs="Arial"/>
+          <w:szCs w:val="20"/>
+          <w:lang w:eastAsia="zh-CN"/>
+        </w:rPr>
+        <w:t>C</w:t>
+      </w:r>
+      <w:r>
+        <w:rPr>
+          <w:rFonts w:ascii="Lato" w:eastAsia="DengXian" w:hAnsi="Lato" w:cs="Arial"/>
+          <w:szCs w:val="20"/>
+          <w:vertAlign w:val="subscript"/>
+          <w:lang w:eastAsia="zh-CN"/>
+        </w:rPr>
+        <w:t>2</w:t>
+      </w:r>
+      <w:r>
+        <w:rPr>
+          <w:rFonts w:ascii="Lato" w:eastAsia="DengXian" w:hAnsi="Lato" w:cs="Arial"/>
+          <w:szCs w:val="20"/>
+          <w:lang w:eastAsia="zh-CN"/>
+        </w:rPr>
+        <w:t>H</w:t>
+      </w:r>
+      <w:r>
+        <w:rPr>
+          <w:rFonts w:ascii="Lato" w:eastAsia="DengXian" w:hAnsi="Lato" w:cs="Arial"/>
+          <w:szCs w:val="20"/>
+          <w:vertAlign w:val="subscript"/>
+          <w:lang w:eastAsia="zh-CN"/>
+        </w:rPr>
+        <w:t>2</w:t>
+      </w:r>
+      <w:r>
+        <w:rPr>
+          <w:rFonts w:ascii="Lato" w:eastAsia="DengXian" w:hAnsi="Lato" w:cs="Arial"/>
+          <w:szCs w:val="20"/>
+          <w:lang w:eastAsia="zh-CN"/>
+        </w:rPr>
+        <w:t>-VCM-PVC</w:t>
+      </w:r>
+      <w:r>
+        <w:rPr>
+          <w:rFonts w:ascii="Lato" w:eastAsia="DengXian" w:hAnsi="Lato" w:cs="Arial" w:hint="eastAsia"/>
+          <w:szCs w:val="20"/>
+          <w:lang w:eastAsia="zh-CN"/>
+        </w:rPr>
+        <w:t xml:space="preserve"> can be totally substituted by </w:t>
+      </w:r>
+      <w:r>
+        <w:rPr>
+          <w:rFonts w:ascii="Lato" w:eastAsia="DengXian" w:hAnsi="Lato" w:cs="Arial"/>
+          <w:szCs w:val="20"/>
+          <w:lang w:eastAsia="zh-CN"/>
+        </w:rPr>
+        <w:t>C</w:t>
+      </w:r>
+      <w:r>
+        <w:rPr>
+          <w:rFonts w:ascii="Lato" w:eastAsia="DengXian" w:hAnsi="Lato" w:cs="Arial"/>
+          <w:szCs w:val="20"/>
+          <w:vertAlign w:val="subscript"/>
+          <w:lang w:eastAsia="zh-CN"/>
+        </w:rPr>
+        <w:t>2</w:t>
+      </w:r>
+      <w:r>
+        <w:rPr>
+          <w:rFonts w:ascii="Lato" w:eastAsia="DengXian" w:hAnsi="Lato" w:cs="Arial"/>
+          <w:szCs w:val="20"/>
+          <w:lang w:eastAsia="zh-CN"/>
+        </w:rPr>
+        <w:t>H</w:t>
+      </w:r>
+      <w:r>
+        <w:rPr>
+          <w:rFonts w:ascii="Lato" w:eastAsia="DengXian" w:hAnsi="Lato" w:cs="Arial"/>
+          <w:szCs w:val="20"/>
+          <w:vertAlign w:val="subscript"/>
+          <w:lang w:eastAsia="zh-CN"/>
+        </w:rPr>
+        <w:t>4</w:t>
+      </w:r>
+      <w:r>
+        <w:rPr>
+          <w:rFonts w:ascii="Lato" w:eastAsia="DengXian" w:hAnsi="Lato" w:cs="Arial"/>
+          <w:szCs w:val="20"/>
+          <w:lang w:eastAsia="zh-CN"/>
+        </w:rPr>
+        <w:t>-PVC route</w:t>
+      </w:r>
+      <w:r>
+        <w:rPr>
+          <w:rFonts w:ascii="Lato" w:eastAsia="DengXian" w:hAnsi="Lato" w:cs="Arial" w:hint="eastAsia"/>
+          <w:szCs w:val="20"/>
+          <w:lang w:eastAsia="zh-CN"/>
+        </w:rPr>
+        <w:t xml:space="preserve">. The balance of </w:t>
+      </w:r>
+      <w:r>
+        <w:rPr>
+          <w:rFonts w:ascii="Lato" w:eastAsia="DengXian" w:hAnsi="Lato" w:cs="Arial"/>
+          <w:szCs w:val="20"/>
+          <w:lang w:eastAsia="zh-CN"/>
+        </w:rPr>
+        <w:t>chlorine</w:t>
+      </w:r>
+      <w:r>
+        <w:rPr>
+          <w:rFonts w:ascii="Lato" w:eastAsia="DengXian" w:hAnsi="Lato" w:cs="Arial"/>
+          <w:color w:val="0000FF"/>
+          <w:szCs w:val="20"/>
+          <w:lang w:eastAsia="zh-CN"/>
+        </w:rPr>
+        <w:t xml:space="preserve"> </w:t>
+      </w:r>
+      <w:r>
+        <w:rPr>
+          <w:rFonts w:ascii="Lato" w:eastAsia="DengXian" w:hAnsi="Lato" w:cs="Arial"/>
+          <w:szCs w:val="20"/>
+          <w:lang w:eastAsia="zh-CN"/>
+        </w:rPr>
+        <w:t>from the chlor-alkali industry</w:t>
+      </w:r>
+      <w:r>
+        <w:rPr>
+          <w:rFonts w:ascii="Lato" w:eastAsia="DengXian" w:hAnsi="Lato" w:cs="Arial" w:hint="eastAsia"/>
+          <w:szCs w:val="20"/>
+          <w:lang w:eastAsia="zh-CN"/>
+        </w:rPr>
+        <w:t xml:space="preserve"> is not the main reason, as </w:t>
+      </w:r>
+      <w:r>
+        <w:rPr>
+          <w:rFonts w:ascii="Lato" w:eastAsia="DengXian" w:hAnsi="Lato" w:cs="Arial"/>
+          <w:szCs w:val="20"/>
+          <w:lang w:eastAsia="zh-CN"/>
+        </w:rPr>
+        <w:t>C</w:t>
+      </w:r>
+      <w:r>
+        <w:rPr>
+          <w:rFonts w:ascii="Lato" w:eastAsia="DengXian" w:hAnsi="Lato" w:cs="Arial"/>
+          <w:szCs w:val="20"/>
+          <w:vertAlign w:val="subscript"/>
+          <w:lang w:eastAsia="zh-CN"/>
+        </w:rPr>
+        <w:t>2</w:t>
+      </w:r>
+      <w:r>
+        <w:rPr>
+          <w:rFonts w:ascii="Lato" w:eastAsia="DengXian" w:hAnsi="Lato" w:cs="Arial"/>
+          <w:szCs w:val="20"/>
+          <w:lang w:eastAsia="zh-CN"/>
+        </w:rPr>
+        <w:t>H</w:t>
+      </w:r>
+      <w:r>
+        <w:rPr>
+          <w:rFonts w:ascii="Lato" w:eastAsia="DengXian" w:hAnsi="Lato" w:cs="Arial"/>
+          <w:szCs w:val="20"/>
+          <w:vertAlign w:val="subscript"/>
+          <w:lang w:eastAsia="zh-CN"/>
+        </w:rPr>
+        <w:t>4</w:t>
+      </w:r>
+      <w:r>
+        <w:rPr>
+          <w:rFonts w:ascii="Lato" w:eastAsia="DengXian" w:hAnsi="Lato" w:cs="Arial"/>
+          <w:szCs w:val="20"/>
+          <w:lang w:eastAsia="zh-CN"/>
+        </w:rPr>
+        <w:t>-PVC route</w:t>
+      </w:r>
+      <w:r>
+        <w:rPr>
+          <w:rFonts w:ascii="Lato" w:eastAsia="DengXian" w:hAnsi="Lato" w:cs="Arial" w:hint="eastAsia"/>
+          <w:szCs w:val="20"/>
+          <w:lang w:eastAsia="zh-CN"/>
+        </w:rPr>
+        <w:t xml:space="preserve"> can also balance chlorine.</w:t>
+      </w:r>
       <w:bookmarkStart w:id="3" w:name="_GoBack"/>
       <w:bookmarkEnd w:id="3"/>
     </w:p>
-    <w:bookmarkEnd w:id="1"/>
     <w:p>
       <w:pPr>
         <w:rPr>
           <w:rFonts w:ascii="Lato" w:eastAsiaTheme="minorHAnsi" w:hAnsi="Lato" w:cs="Arial"/>
-          <w:b/>
-          <w:szCs w:val="20"/>
-        </w:rPr>
-      </w:pPr>
-      <w:r>
-        <w:rPr>
-          <w:rFonts w:ascii="Lato" w:eastAsiaTheme="minorHAnsi" w:hAnsi="Lato" w:cs="Arial"/>
-          <w:b/>
-          <w:szCs w:val="20"/>
-        </w:rPr>
-        <w:t>Reviewer #1</w:t>
-      </w:r>
-    </w:p>
-    <w:bookmarkEnd w:id="2"/>
-    <w:p>
-      <w:pPr>
-        <w:rPr>
-          <w:rFonts w:ascii="Lato" w:eastAsiaTheme="minorHAnsi" w:hAnsi="Lato" w:cs="Arial"/>
-          <w:iCs/>
-          <w:color w:val="0000FF"/>
-          <w:szCs w:val="20"/>
-        </w:rPr>
-      </w:pPr>
-      <w:r>
-        <w:rPr>
-          <w:rFonts w:ascii="Lato" w:eastAsiaTheme="minorHAnsi" w:hAnsi="Lato" w:cs="Arial"/>
-          <w:iCs/>
-          <w:color w:val="0000FF"/>
-          <w:szCs w:val="20"/>
-        </w:rPr>
-        <w:t>There is not much to say about this manuscript: it is a very well written, comprehensive review about acetylene production with some comments also on downstream processes, including comments on sustainability and cost of the different pathways. As a review, it doesn't provide new discoveries, but it provides an interesting angle on a somewhat neglected topic. It is timely, since the chemical industry is facing a conversion process, in which acetylene could play a more important role again, and there are no recent comparable papers available, as far as I am aware. It has a very different focus compared to the review by Trotus et al., which is already ten years old. Within the scope of the review, all relevant aspects are adequately covered, the references are also appropriate. Thus, I suggest acceptance of the manuscript, I would require no changes. Whether this review format fits the scope of Nature Chemical Engineering as a recently launched journal is a question the editors have to answer - for me it would be an interesting supplement to the other papers that Nature Chemical Engineering carries.</w:t>
-      </w:r>
-    </w:p>
-    <w:p>
-      <w:pPr>
-        <w:rPr>
-          <w:rFonts w:ascii="Lato" w:eastAsia="DengXian" w:hAnsi="Lato" w:cs="Arial"/>
-          <w:szCs w:val="20"/>
-        </w:rPr>
-      </w:pPr>
-      <w:r>
-        <w:rPr>
-          <w:rFonts w:ascii="Lato" w:eastAsia="DengXian" w:hAnsi="Lato" w:cs="Arial"/>
-          <w:szCs w:val="20"/>
-        </w:rPr>
-        <w:t>xxx</w:t>
-      </w:r>
-    </w:p>
-    <w:p>
-      <w:pPr>
-        <w:spacing w:line="259" w:lineRule="auto"/>
-        <w:jc w:val="left"/>
-        <w:rPr>
-          <w:rFonts w:ascii="Lato" w:eastAsia="Cambria" w:hAnsi="Lato" w:cs="Arial"/>
-          <w:b/>
-          <w:szCs w:val="20"/>
-        </w:rPr>
-      </w:pPr>
-      <w:r>
-        <w:rPr>
-          <w:rFonts w:ascii="Lato" w:eastAsia="Cambria" w:hAnsi="Lato" w:cs="Arial"/>
-          <w:b/>
-          <w:szCs w:val="20"/>
-        </w:rPr>
-        <w:br w:type="page"/>
-      </w:r>
-    </w:p>
-    <w:p>
-      <w:pPr>
-        <w:rPr>
-          <w:rFonts w:ascii="Lato" w:eastAsia="Cambria" w:hAnsi="Lato" w:cs="Arial"/>
-          <w:b/>
-          <w:szCs w:val="20"/>
-        </w:rPr>
-      </w:pPr>
-      <w:r>
-        <w:rPr>
-          <w:rFonts w:ascii="Lato" w:eastAsia="Cambria" w:hAnsi="Lato" w:cs="Arial"/>
-          <w:b/>
-          <w:szCs w:val="20"/>
-        </w:rPr>
-        <w:lastRenderedPageBreak/>
-        <w:t>Reviewer #2</w:t>
-      </w:r>
-    </w:p>
-    <w:p>
-      <w:pPr>
-        <w:rPr>
-          <w:rFonts w:ascii="Lato" w:eastAsia="Cambria" w:hAnsi="Lato" w:cs="Arial"/>
-          <w:iCs/>
-          <w:color w:val="0000FF"/>
-          <w:szCs w:val="20"/>
-        </w:rPr>
-      </w:pPr>
-      <w:r>
-        <w:rPr>
-          <w:rFonts w:ascii="Lato" w:eastAsia="Cambria" w:hAnsi="Lato" w:cs="Arial"/>
-          <w:iCs/>
-          <w:color w:val="0000FF"/>
-          <w:szCs w:val="20"/>
-        </w:rPr>
-        <w:t>This review aims to provide a holistic overview of acetylene production technologies, proposes sustainable production initiatives and quantifies their economic and environmental performance, and explores potential applications. From my point of view, the starting point is that the authors seek to rekindle interest and foster collaborative efforts in advancing sustainable acetylene production and broadening its use as a feedstock for bulk chemicals. However, as a review paper submitted to Nature Chem Eng, the current form is still far from being considered for publication. Following are my specific comments on the review.</w:t>
-      </w:r>
-    </w:p>
-    <w:p>
-      <w:pPr>
-        <w:rPr>
-          <w:rFonts w:ascii="Lato" w:eastAsia="Cambria" w:hAnsi="Lato" w:cs="Arial"/>
-          <w:iCs/>
-          <w:szCs w:val="20"/>
-        </w:rPr>
-      </w:pPr>
-      <w:r>
-        <w:rPr>
-          <w:rFonts w:ascii="Lato" w:eastAsia="DengXian" w:hAnsi="Lato" w:cs="Arial"/>
-          <w:szCs w:val="20"/>
-        </w:rPr>
-        <w:t>xxx</w:t>
-      </w:r>
-    </w:p>
-    <w:p>
-      <w:pPr>
-        <w:rPr>
-          <w:rFonts w:ascii="Lato" w:eastAsia="Cambria" w:hAnsi="Lato" w:cs="Arial"/>
-          <w:iCs/>
-          <w:color w:val="0000FF"/>
-          <w:szCs w:val="20"/>
-        </w:rPr>
-      </w:pPr>
-      <w:r>
-        <w:rPr>
-          <w:rFonts w:ascii="Lato" w:eastAsia="Cambria" w:hAnsi="Lato" w:cs="Arial"/>
-          <w:iCs/>
-          <w:color w:val="0000FF"/>
-          <w:szCs w:val="20"/>
-        </w:rPr>
-        <w:t>2.1. </w:t>
-      </w:r>
-      <w:r>
-        <w:rPr>
-          <w:rFonts w:ascii="Lato" w:eastAsia="Cambria" w:hAnsi="Lato" w:cs="Arial"/>
-          <w:iCs/>
-          <w:color w:val="0000FF"/>
-          <w:szCs w:val="20"/>
-        </w:rPr>
-        <w:t>As a review article, this manuscript spends the major part to discuss the conventional technologies to produce acetylene, such as CaC2 route, partial oxidation and thermal plasma pyrolysis. To be noted, the acetylene production technologies nowadays all have no connections with catalysis. The reason would be attributed to the thermodynamic features of C2H2. The group of the authors are expertized in catalysis. I can’t clearly see the C2H2-related research background of the authors, as well as the potential solutions to produce C2H2 via thermal catalysis route. Regarding the downstream organic synthesis of C2H2, I also cannot justify the new chemistry or new big market given from the review context. From my personal opinion, the authors for a review paper should have had deep understanding on such a research area with sound publications (i.e., research experience).</w:t>
-      </w:r>
-    </w:p>
-    <w:p>
-      <w:pPr>
-        <w:rPr>
-          <w:rFonts w:ascii="Lato" w:eastAsiaTheme="minorHAnsi" w:hAnsi="Lato" w:cs="Arial"/>
-          <w:iCs/>
-          <w:color w:val="000000" w:themeColor="text1"/>
-          <w:szCs w:val="20"/>
-        </w:rPr>
-      </w:pPr>
-      <w:r>
-        <w:rPr>
-          <w:rFonts w:ascii="Lato" w:eastAsiaTheme="minorHAnsi" w:hAnsi="Lato" w:cs="Arial"/>
-          <w:iCs/>
-          <w:color w:val="000000" w:themeColor="text1"/>
-          <w:szCs w:val="20"/>
-        </w:rPr>
-        <w:t>xxx</w:t>
-      </w:r>
-    </w:p>
-    <w:p>
-      <w:pPr>
-        <w:rPr>
-          <w:rFonts w:ascii="Lato" w:eastAsiaTheme="minorHAnsi" w:hAnsi="Lato" w:cs="Arial"/>
-          <w:iCs/>
-          <w:color w:val="0000FF"/>
-          <w:szCs w:val="20"/>
-        </w:rPr>
-      </w:pPr>
-      <w:r>
-        <w:rPr>
-          <w:rFonts w:ascii="Lato" w:eastAsiaTheme="minorHAnsi" w:hAnsi="Lato" w:cs="Arial"/>
-          <w:iCs/>
-          <w:color w:val="0000FF"/>
-          <w:szCs w:val="20"/>
-        </w:rPr>
-        <w:t>2.2. </w:t>
-      </w:r>
-      <w:r>
-        <w:rPr>
-          <w:rFonts w:ascii="Lato" w:eastAsiaTheme="minorHAnsi" w:hAnsi="Lato" w:cs="Arial"/>
-          <w:iCs/>
-          <w:color w:val="0000FF"/>
-          <w:szCs w:val="20"/>
-        </w:rPr>
-        <w:t xml:space="preserve">Some review papers on acetylene are well written in comparison with the current review manuscript, for example, Production of Acetylene and Acetylene-based Chemicals from Coal. </w:t>
-      </w:r>
-      <w:r>
-        <w:rPr>
-          <w:rFonts w:ascii="Lato" w:eastAsiaTheme="minorHAnsi" w:hAnsi="Lato" w:cs="Arial"/>
-          <w:i/>
-          <w:iCs/>
-          <w:color w:val="0000FF"/>
-          <w:szCs w:val="20"/>
-        </w:rPr>
-        <w:t xml:space="preserve">Chem. Rev. </w:t>
-      </w:r>
-      <w:r>
-        <w:rPr>
-          <w:rFonts w:ascii="Lato" w:eastAsiaTheme="minorHAnsi" w:hAnsi="Lato" w:cs="Arial"/>
-          <w:iCs/>
-          <w:color w:val="0000FF"/>
-          <w:szCs w:val="20"/>
-        </w:rPr>
-        <w:t xml:space="preserve">2014, 114, 3, 1743–1760; Catalytic Reactions of Acetylene: A Feedstock for the Chemical Industry Revisited. </w:t>
-      </w:r>
-      <w:r>
-        <w:rPr>
-          <w:rFonts w:ascii="Lato" w:eastAsiaTheme="minorHAnsi" w:hAnsi="Lato" w:cs="Arial"/>
-          <w:i/>
-          <w:iCs/>
-          <w:color w:val="0000FF"/>
-          <w:szCs w:val="20"/>
-        </w:rPr>
-        <w:t>Chem. Rev.</w:t>
-      </w:r>
-      <w:r>
-        <w:rPr>
-          <w:rFonts w:ascii="Lato" w:eastAsiaTheme="minorHAnsi" w:hAnsi="Lato" w:cs="Arial"/>
-          <w:iCs/>
-          <w:color w:val="0000FF"/>
-          <w:szCs w:val="20"/>
-        </w:rPr>
-        <w:t xml:space="preserve"> 2014, 114, 3, 1761–1782; Production of Acetylene from Viable Feedstock: Promising Recent Approaches. </w:t>
-      </w:r>
-      <w:r>
-        <w:rPr>
-          <w:rFonts w:ascii="Lato" w:eastAsiaTheme="minorHAnsi" w:hAnsi="Lato" w:cs="Arial"/>
-          <w:i/>
-          <w:iCs/>
-          <w:color w:val="0000FF"/>
-          <w:szCs w:val="20"/>
-        </w:rPr>
-        <w:t xml:space="preserve">ChemPlusChem </w:t>
-      </w:r>
-      <w:r>
-        <w:rPr>
-          <w:rFonts w:ascii="Lato" w:eastAsiaTheme="minorHAnsi" w:hAnsi="Lato" w:cs="Arial"/>
-          <w:iCs/>
-          <w:color w:val="0000FF"/>
-          <w:szCs w:val="20"/>
-        </w:rPr>
-        <w:t>2024, e202400247. https://doi.org/10.1002/cplu.202400247</w:t>
-      </w:r>
-      <w:r>
-        <w:rPr>
-          <w:rFonts w:ascii="Lato" w:eastAsiaTheme="minorHAnsi" w:hAnsi="Lato" w:cs="Arial"/>
-          <w:iCs/>
-          <w:color w:val="0000FF"/>
-          <w:szCs w:val="20"/>
-        </w:rPr>
-        <w:t>.</w:t>
-      </w:r>
-    </w:p>
-    <w:p>
-      <w:pPr>
-        <w:rPr>
-          <w:rFonts w:ascii="Lato" w:eastAsiaTheme="minorHAnsi" w:hAnsi="Lato" w:cs="Arial"/>
-          <w:b/>
-          <w:szCs w:val="20"/>
-        </w:rPr>
-      </w:pPr>
-      <w:r>
-        <w:rPr>
-          <w:rFonts w:ascii="Lato" w:eastAsiaTheme="minorHAnsi" w:hAnsi="Lato" w:cs="Arial"/>
-          <w:iCs/>
-          <w:color w:val="000000" w:themeColor="text1"/>
-          <w:szCs w:val="20"/>
-        </w:rPr>
-        <w:t>xxx</w:t>
-      </w:r>
-    </w:p>
-    <w:p>
-      <w:pPr>
-        <w:rPr>
-          <w:rFonts w:ascii="Lato" w:eastAsiaTheme="minorHAnsi" w:hAnsi="Lato" w:cs="Arial"/>
-          <w:iCs/>
-          <w:color w:val="0000FF"/>
-          <w:szCs w:val="20"/>
-        </w:rPr>
-      </w:pPr>
-      <w:r>
-        <w:rPr>
-          <w:rFonts w:ascii="Lato" w:eastAsiaTheme="minorHAnsi" w:hAnsi="Lato" w:cs="Arial"/>
-          <w:iCs/>
-          <w:color w:val="0000FF"/>
-          <w:szCs w:val="20"/>
-        </w:rPr>
-        <w:t>2.3.</w:t>
-      </w:r>
-      <w:r>
-        <w:rPr>
-          <w:rFonts w:ascii="Lato" w:eastAsiaTheme="minorHAnsi" w:hAnsi="Lato" w:cs="Arial"/>
-          <w:iCs/>
+          <w:iCs/>
+          <w:color w:val="0000FF"/>
+          <w:szCs w:val="20"/>
+        </w:rPr>
+      </w:pPr>
+      <w:r>
+        <w:rPr>
+          <w:rFonts w:ascii="Lato" w:eastAsiaTheme="minorHAnsi" w:hAnsi="Lato" w:cs="Arial"/>
+          <w:iCs/>
+          <w:color w:val="0000FF"/>
+          <w:szCs w:val="20"/>
+          <w:highlight w:val="green"/>
+        </w:rPr>
+        <w:t>2.5.</w:t>
+      </w:r>
+      <w:r>
+        <w:rPr>
+          <w:rFonts w:ascii="Lato" w:eastAsiaTheme="minorHAnsi" w:hAnsi="Lato" w:cs="Arial"/>
+          <w:iCs/>
+          <w:color w:val="0000FF"/>
           <w:szCs w:val="20"/>
         </w:rPr>
         <w:t> </w:t>
@@ -434,127 +1375,204 @@
           <w:color w:val="0000FF"/>
           <w:szCs w:val="20"/>
         </w:rPr>
-        <w:t>The difference of this review from the existing reviews in literature would be the emphasis on the green footprint of acetylene production, e.g., changing coal to biochar. Considering the scale of acetylene production in market, this replacement (coal to biochar) is not convincing, and of course not realistic, especially in China. A possible way to promote the green footprint would be the utilization of renewable energy generated electricity to drive the arc furnace or arc plasma for the high-temperature reaction environment in CaC2 route or plasma pyrolysis of hydrocarbons.</w:t>
-      </w:r>
-    </w:p>
-    <w:p>
-      <w:pPr>
-        <w:rPr>
-          <w:rFonts w:ascii="Lato" w:eastAsiaTheme="minorHAnsi" w:hAnsi="Lato" w:cs="Arial"/>
-          <w:iCs/>
-          <w:color w:val="000000" w:themeColor="text1"/>
-          <w:szCs w:val="20"/>
-        </w:rPr>
-      </w:pPr>
-      <w:r>
-        <w:rPr>
-          <w:rFonts w:ascii="Lato" w:eastAsiaTheme="minorHAnsi" w:hAnsi="Lato" w:cs="Arial"/>
-          <w:iCs/>
-          <w:color w:val="000000" w:themeColor="text1"/>
-          <w:szCs w:val="20"/>
-        </w:rPr>
-        <w:t>xxx</w:t>
-      </w:r>
-    </w:p>
-    <w:p>
-      <w:pPr>
-        <w:rPr>
-          <w:rFonts w:ascii="Lato" w:eastAsiaTheme="minorHAnsi" w:hAnsi="Lato" w:cs="Arial"/>
-          <w:iCs/>
-          <w:color w:val="0000FF"/>
-          <w:szCs w:val="20"/>
-        </w:rPr>
-      </w:pPr>
-      <w:r>
-        <w:rPr>
-          <w:rFonts w:ascii="Lato" w:eastAsiaTheme="minorHAnsi" w:hAnsi="Lato" w:cs="Arial"/>
-          <w:iCs/>
-          <w:color w:val="0000FF"/>
-          <w:szCs w:val="20"/>
-        </w:rPr>
-        <w:t>2.4. </w:t>
-      </w:r>
-      <w:r>
-        <w:rPr>
-          <w:rFonts w:ascii="Lato" w:eastAsiaTheme="minorHAnsi" w:hAnsi="Lato" w:cs="Arial"/>
-          <w:iCs/>
-          <w:color w:val="0000FF"/>
-          <w:szCs w:val="20"/>
-        </w:rPr>
-        <w:t xml:space="preserve">The authors mentioned the major applications of C2H2 to synthesize VCM or 1, 4-butanediol. First, C2H2-VCM-PVC is indeed an important value chain, for instance, in China. However, this product chain can be totally substituted by C2H4-PVC route. One of the reasons for China to have to produce C2H2 for PVC is the balance of the chlorine from the chlor-alkali industry during the production of a large amount of alkali. Another reason would be the limited petroleum resources, which further limit the application of C2H4. Second, the technique to synthesize 1, 4-butanediol has been mature so that the </w:t>
-      </w:r>
-      <w:r>
-        <w:rPr>
-          <w:rFonts w:ascii="Lato" w:eastAsiaTheme="minorHAnsi" w:hAnsi="Lato" w:cs="Arial"/>
-          <w:iCs/>
-          <w:color w:val="0000FF"/>
-          <w:szCs w:val="20"/>
-        </w:rPr>
-        <w:lastRenderedPageBreak/>
-        <w:t>production of 1, 4-butanediol is already serious overcapacity. Therefore, this part of the reviewed contents is not stimulating in the current and future world.</w:t>
-      </w:r>
-    </w:p>
-    <w:p>
-      <w:pPr>
-        <w:rPr>
-          <w:rFonts w:ascii="Lato" w:eastAsia="Cambria" w:hAnsi="Lato" w:cs="Arial"/>
-          <w:color w:val="000000" w:themeColor="text1"/>
-          <w:szCs w:val="20"/>
-        </w:rPr>
-      </w:pPr>
-      <w:r>
-        <w:rPr>
-          <w:rFonts w:ascii="Lato" w:eastAsia="Cambria" w:hAnsi="Lato" w:cs="Arial"/>
-          <w:color w:val="000000" w:themeColor="text1"/>
-          <w:szCs w:val="20"/>
-        </w:rPr>
-        <w:t>xxx</w:t>
-      </w:r>
-    </w:p>
-    <w:p>
-      <w:pPr>
-        <w:rPr>
-          <w:rFonts w:ascii="Lato" w:eastAsiaTheme="minorHAnsi" w:hAnsi="Lato" w:cs="Arial"/>
-          <w:iCs/>
-          <w:color w:val="0000FF"/>
-          <w:szCs w:val="20"/>
-        </w:rPr>
-      </w:pPr>
-      <w:r>
-        <w:rPr>
-          <w:rFonts w:ascii="Lato" w:eastAsiaTheme="minorHAnsi" w:hAnsi="Lato" w:cs="Arial"/>
-          <w:iCs/>
-          <w:color w:val="0000FF"/>
-          <w:szCs w:val="20"/>
-        </w:rPr>
-        <w:t>2.5. </w:t>
-      </w:r>
-      <w:r>
-        <w:rPr>
-          <w:rFonts w:ascii="Lato" w:eastAsiaTheme="minorHAnsi" w:hAnsi="Lato" w:cs="Arial"/>
-          <w:iCs/>
-          <w:color w:val="0000FF"/>
-          <w:szCs w:val="20"/>
-        </w:rPr>
-        <w:t xml:space="preserve">Regarding the environmental and economic assessment of acetylene synthesis routes, </w:t>
-      </w:r>
-      <w:r>
-        <w:rPr>
-          <w:rFonts w:ascii="Lato" w:eastAsiaTheme="minorHAnsi" w:hAnsi="Lato" w:cs="Arial"/>
-          <w:iCs/>
-          <w:color w:val="0000FF"/>
-          <w:szCs w:val="20"/>
-        </w:rPr>
-        <w:t>fossil based</w:t>
-      </w:r>
-      <w:r>
-        <w:rPr>
-          <w:rFonts w:ascii="Lato" w:eastAsiaTheme="minorHAnsi" w:hAnsi="Lato" w:cs="Arial"/>
-          <w:iCs/>
-          <w:color w:val="0000FF"/>
-          <w:szCs w:val="20"/>
-        </w:rPr>
-        <w:t xml:space="preserve"> and green, I am not convinced by the replacement of methane by biomethane, coal by biochar as mentioned above. The production of C2H2 must consider where feedstock comes and how much volume of feedstock can be supplied sufficiently. Also, as mentioned above, C2H2 industry is closely connected with chlor-alkali industry. Therefore, the environmental and economic assessment of acetylene synthesis routes must be carried out in a specific chemical industrial park, or in a province/state, or across a country, even beyond. From my point of view, to improve the green footprint with acceptable environmental and economic assessment, the key is the green electricity, instead of the “green” feedstock, because of the process features.</w:t>
+        <w:t>Regarding the environmental and economic assessment of acetylene synthesis routes, fossil</w:t>
+      </w:r>
+      <w:r>
+        <w:rPr>
+          <w:rFonts w:ascii="Lato" w:eastAsiaTheme="minorHAnsi" w:hAnsi="Lato" w:cs="Arial"/>
+          <w:iCs/>
+          <w:color w:val="0000FF"/>
+          <w:szCs w:val="20"/>
+        </w:rPr>
+        <w:t xml:space="preserve"> </w:t>
+      </w:r>
+      <w:r>
+        <w:rPr>
+          <w:rFonts w:ascii="Lato" w:eastAsiaTheme="minorHAnsi" w:hAnsi="Lato" w:cs="Arial"/>
+          <w:iCs/>
+          <w:color w:val="0000FF"/>
+          <w:szCs w:val="20"/>
+        </w:rPr>
+        <w:t xml:space="preserve">based and green, I am not convinced by the replacement of methane by biomethane, coal by biochar as mentioned above. </w:t>
+      </w:r>
+      <w:r>
+        <w:rPr>
+          <w:rFonts w:ascii="Lato" w:eastAsiaTheme="minorHAnsi" w:hAnsi="Lato" w:cs="Arial"/>
+          <w:iCs/>
+          <w:color w:val="0000FF"/>
+          <w:szCs w:val="20"/>
+          <w:highlight w:val="yellow"/>
+        </w:rPr>
+        <w:t>The production of C</w:t>
+      </w:r>
+      <w:r>
+        <w:rPr>
+          <w:rFonts w:ascii="Lato" w:eastAsiaTheme="minorHAnsi" w:hAnsi="Lato" w:cs="Arial"/>
+          <w:iCs/>
+          <w:color w:val="0000FF"/>
+          <w:szCs w:val="20"/>
+          <w:highlight w:val="yellow"/>
+          <w:vertAlign w:val="subscript"/>
+        </w:rPr>
+        <w:t>2</w:t>
+      </w:r>
+      <w:r>
+        <w:rPr>
+          <w:rFonts w:ascii="Lato" w:eastAsiaTheme="minorHAnsi" w:hAnsi="Lato" w:cs="Arial"/>
+          <w:iCs/>
+          <w:color w:val="0000FF"/>
+          <w:szCs w:val="20"/>
+          <w:highlight w:val="yellow"/>
+        </w:rPr>
+        <w:t>H</w:t>
+      </w:r>
+      <w:r>
+        <w:rPr>
+          <w:rFonts w:ascii="Lato" w:eastAsiaTheme="minorHAnsi" w:hAnsi="Lato" w:cs="Arial"/>
+          <w:iCs/>
+          <w:color w:val="0000FF"/>
+          <w:szCs w:val="20"/>
+          <w:highlight w:val="yellow"/>
+          <w:vertAlign w:val="subscript"/>
+        </w:rPr>
+        <w:t>2</w:t>
+      </w:r>
+      <w:r>
+        <w:rPr>
+          <w:rFonts w:ascii="Lato" w:eastAsiaTheme="minorHAnsi" w:hAnsi="Lato" w:cs="Arial"/>
+          <w:iCs/>
+          <w:color w:val="0000FF"/>
+          <w:szCs w:val="20"/>
+          <w:highlight w:val="yellow"/>
+        </w:rPr>
+        <w:t xml:space="preserve"> must consider where feedstock comes and how much volume of feedstock can be supplied sufficiently. Also, as mentioned above, C</w:t>
+      </w:r>
+      <w:r>
+        <w:rPr>
+          <w:rFonts w:ascii="Lato" w:eastAsiaTheme="minorHAnsi" w:hAnsi="Lato" w:cs="Arial"/>
+          <w:iCs/>
+          <w:color w:val="0000FF"/>
+          <w:szCs w:val="20"/>
+          <w:highlight w:val="yellow"/>
+          <w:vertAlign w:val="subscript"/>
+        </w:rPr>
+        <w:t>2</w:t>
+      </w:r>
+      <w:r>
+        <w:rPr>
+          <w:rFonts w:ascii="Lato" w:eastAsiaTheme="minorHAnsi" w:hAnsi="Lato" w:cs="Arial"/>
+          <w:iCs/>
+          <w:color w:val="0000FF"/>
+          <w:szCs w:val="20"/>
+          <w:highlight w:val="yellow"/>
+        </w:rPr>
+        <w:t>H</w:t>
+      </w:r>
+      <w:r>
+        <w:rPr>
+          <w:rFonts w:ascii="Lato" w:eastAsiaTheme="minorHAnsi" w:hAnsi="Lato" w:cs="Arial"/>
+          <w:iCs/>
+          <w:color w:val="0000FF"/>
+          <w:szCs w:val="20"/>
+          <w:highlight w:val="yellow"/>
+          <w:vertAlign w:val="subscript"/>
+        </w:rPr>
+        <w:t>2</w:t>
+      </w:r>
+      <w:r>
+        <w:rPr>
+          <w:rFonts w:ascii="Lato" w:eastAsiaTheme="minorHAnsi" w:hAnsi="Lato" w:cs="Arial"/>
+          <w:iCs/>
+          <w:color w:val="0000FF"/>
+          <w:szCs w:val="20"/>
+          <w:highlight w:val="yellow"/>
+        </w:rPr>
+        <w:t xml:space="preserve"> industry is closely connected with chlor-alkali industry</w:t>
+      </w:r>
+      <w:r>
+        <w:rPr>
+          <w:rFonts w:ascii="Lato" w:eastAsiaTheme="minorHAnsi" w:hAnsi="Lato" w:cs="Arial"/>
+          <w:iCs/>
+          <w:color w:val="0000FF"/>
+          <w:szCs w:val="20"/>
+        </w:rPr>
+        <w:t xml:space="preserve">. Therefore, </w:t>
+      </w:r>
+      <w:r>
+        <w:rPr>
+          <w:rFonts w:ascii="Lato" w:eastAsiaTheme="minorHAnsi" w:hAnsi="Lato" w:cs="Arial"/>
+          <w:iCs/>
+          <w:color w:val="0000FF"/>
+          <w:szCs w:val="20"/>
+          <w:highlight w:val="yellow"/>
+        </w:rPr>
+        <w:t>the environmental and economic assessment</w:t>
+      </w:r>
+      <w:r>
+        <w:rPr>
+          <w:rFonts w:ascii="Lato" w:eastAsiaTheme="minorHAnsi" w:hAnsi="Lato" w:cs="Arial"/>
+          <w:iCs/>
+          <w:color w:val="0000FF"/>
+          <w:szCs w:val="20"/>
+        </w:rPr>
+        <w:t xml:space="preserve"> of acetylene synthesis routes must be carried out </w:t>
+      </w:r>
+      <w:r>
+        <w:rPr>
+          <w:rFonts w:ascii="Lato" w:eastAsiaTheme="minorHAnsi" w:hAnsi="Lato" w:cs="Arial"/>
+          <w:iCs/>
+          <w:color w:val="0000FF"/>
+          <w:szCs w:val="20"/>
+          <w:highlight w:val="yellow"/>
+        </w:rPr>
+        <w:t>in a specific chemical industrial park</w:t>
+      </w:r>
+      <w:r>
+        <w:rPr>
+          <w:rFonts w:ascii="Lato" w:eastAsiaTheme="minorHAnsi" w:hAnsi="Lato" w:cs="Arial"/>
+          <w:iCs/>
+          <w:color w:val="0000FF"/>
+          <w:szCs w:val="20"/>
+        </w:rPr>
+        <w:t xml:space="preserve">, or in a </w:t>
+      </w:r>
+      <w:r>
+        <w:rPr>
+          <w:rFonts w:ascii="Lato" w:eastAsiaTheme="minorHAnsi" w:hAnsi="Lato" w:cs="Arial"/>
+          <w:iCs/>
+          <w:color w:val="0000FF"/>
+          <w:szCs w:val="20"/>
+          <w:highlight w:val="yellow"/>
+        </w:rPr>
+        <w:t>province/state</w:t>
+      </w:r>
+      <w:r>
+        <w:rPr>
+          <w:rFonts w:ascii="Lato" w:eastAsiaTheme="minorHAnsi" w:hAnsi="Lato" w:cs="Arial"/>
+          <w:iCs/>
+          <w:color w:val="0000FF"/>
+          <w:szCs w:val="20"/>
+        </w:rPr>
+        <w:t xml:space="preserve">, or across a country, even beyond. From my point of view, to improve the green footprint with acceptable environmental and economic assessment, </w:t>
+      </w:r>
+      <w:r>
+        <w:rPr>
+          <w:rFonts w:ascii="Lato" w:eastAsiaTheme="minorHAnsi" w:hAnsi="Lato" w:cs="Arial"/>
+          <w:iCs/>
+          <w:color w:val="0000FF"/>
+          <w:szCs w:val="20"/>
+          <w:highlight w:val="yellow"/>
+        </w:rPr>
+        <w:t>the key is the green electricity, instead of the “green” feedstock</w:t>
+      </w:r>
+      <w:r>
+        <w:rPr>
+          <w:rFonts w:ascii="Lato" w:eastAsiaTheme="minorHAnsi" w:hAnsi="Lato" w:cs="Arial"/>
+          <w:iCs/>
+          <w:color w:val="0000FF"/>
+          <w:szCs w:val="20"/>
+        </w:rPr>
+        <w:t>, because of the process features.</w:t>
       </w:r>
     </w:p>
     <w:p>
@@ -647,7 +1665,44 @@
           <w:color w:val="0000FF"/>
           <w:szCs w:val="20"/>
         </w:rPr>
-        <w:t>Figure 1 gives some historical information. However, why does not anticipate the near future, e.g., extend the timeline to 2050?</w:t>
+        <w:t xml:space="preserve">Figure 1 gives some historical information. However, </w:t>
+      </w:r>
+      <w:r>
+        <w:rPr>
+          <w:rFonts w:ascii="Lato" w:eastAsiaTheme="minorHAnsi" w:hAnsi="Lato" w:cs="Arial"/>
+          <w:iCs/>
+          <w:color w:val="0000FF"/>
+          <w:szCs w:val="20"/>
+        </w:rPr>
+        <w:t>why does not anticipate</w:t>
+      </w:r>
+      <w:r>
+        <w:rPr>
+          <w:rFonts w:ascii="Lato" w:eastAsiaTheme="minorHAnsi" w:hAnsi="Lato" w:cs="Arial"/>
+          <w:iCs/>
+          <w:color w:val="0000FF"/>
+          <w:szCs w:val="20"/>
+        </w:rPr>
+        <w:t xml:space="preserve"> the near future, e.g., extend the </w:t>
+      </w:r>
+      <w:r>
+        <w:rPr>
+          <w:rFonts w:ascii="Lato" w:eastAsiaTheme="minorHAnsi" w:hAnsi="Lato" w:cs="Arial"/>
+          <w:iCs/>
+          <w:color w:val="0000FF"/>
+          <w:szCs w:val="20"/>
+          <w:highlight w:val="yellow"/>
+        </w:rPr>
+        <w:t>timeline to 2050</w:t>
+      </w:r>
+      <w:r>
+        <w:rPr>
+          <w:rFonts w:ascii="Lato" w:eastAsiaTheme="minorHAnsi" w:hAnsi="Lato" w:cs="Arial"/>
+          <w:iCs/>
+          <w:color w:val="0000FF"/>
+          <w:szCs w:val="20"/>
+        </w:rPr>
+        <w:t>?</w:t>
       </w:r>
     </w:p>
     <w:p>
@@ -683,7 +1738,106 @@
           <w:color w:val="0000FF"/>
           <w:szCs w:val="20"/>
         </w:rPr>
-        <w:t>2.8. Figure 2 provides the C2H2 production routes, involving past and current applications. However, trial routes and abandoned routes are not that justified. On feedstock, why not add the biomethane/biochar in? On products, why not predict possible market from the C2H2 chemistry for near future?</w:t>
+        <w:t>2.8. Figure 2 provides the C</w:t>
+      </w:r>
+      <w:r>
+        <w:rPr>
+          <w:rFonts w:ascii="Lato" w:eastAsiaTheme="minorHAnsi" w:hAnsi="Lato" w:cs="Arial"/>
+          <w:iCs/>
+          <w:color w:val="0000FF"/>
+          <w:szCs w:val="20"/>
+          <w:vertAlign w:val="subscript"/>
+        </w:rPr>
+        <w:t>2</w:t>
+      </w:r>
+      <w:r>
+        <w:rPr>
+          <w:rFonts w:ascii="Lato" w:eastAsiaTheme="minorHAnsi" w:hAnsi="Lato" w:cs="Arial"/>
+          <w:iCs/>
+          <w:color w:val="0000FF"/>
+          <w:szCs w:val="20"/>
+        </w:rPr>
+        <w:t>H</w:t>
+      </w:r>
+      <w:r>
+        <w:rPr>
+          <w:rFonts w:ascii="Lato" w:eastAsiaTheme="minorHAnsi" w:hAnsi="Lato" w:cs="Arial"/>
+          <w:iCs/>
+          <w:color w:val="0000FF"/>
+          <w:szCs w:val="20"/>
+          <w:vertAlign w:val="subscript"/>
+        </w:rPr>
+        <w:t>2</w:t>
+      </w:r>
+      <w:r>
+        <w:rPr>
+          <w:rFonts w:ascii="Lato" w:eastAsiaTheme="minorHAnsi" w:hAnsi="Lato" w:cs="Arial"/>
+          <w:iCs/>
+          <w:color w:val="0000FF"/>
+          <w:szCs w:val="20"/>
+        </w:rPr>
+        <w:t xml:space="preserve"> production routes, involving past and current applications. However, trial routes and abandoned routes are not that justified. On feedstock, why not add the biomethane/biochar in? On products, why not </w:t>
+      </w:r>
+      <w:r>
+        <w:rPr>
+          <w:rFonts w:ascii="Lato" w:eastAsiaTheme="minorHAnsi" w:hAnsi="Lato" w:cs="Arial"/>
+          <w:iCs/>
+          <w:color w:val="0000FF"/>
+          <w:szCs w:val="20"/>
+          <w:highlight w:val="yellow"/>
+        </w:rPr>
+        <w:t>predict possible market from the C</w:t>
+      </w:r>
+      <w:r>
+        <w:rPr>
+          <w:rFonts w:ascii="Lato" w:eastAsiaTheme="minorHAnsi" w:hAnsi="Lato" w:cs="Arial"/>
+          <w:iCs/>
+          <w:color w:val="0000FF"/>
+          <w:szCs w:val="20"/>
+          <w:highlight w:val="yellow"/>
+          <w:vertAlign w:val="subscript"/>
+        </w:rPr>
+        <w:t>2</w:t>
+      </w:r>
+      <w:r>
+        <w:rPr>
+          <w:rFonts w:ascii="Lato" w:eastAsiaTheme="minorHAnsi" w:hAnsi="Lato" w:cs="Arial"/>
+          <w:iCs/>
+          <w:color w:val="0000FF"/>
+          <w:szCs w:val="20"/>
+          <w:highlight w:val="yellow"/>
+        </w:rPr>
+        <w:t>H</w:t>
+      </w:r>
+      <w:r>
+        <w:rPr>
+          <w:rFonts w:ascii="Lato" w:eastAsiaTheme="minorHAnsi" w:hAnsi="Lato" w:cs="Arial"/>
+          <w:iCs/>
+          <w:color w:val="0000FF"/>
+          <w:szCs w:val="20"/>
+          <w:highlight w:val="yellow"/>
+          <w:vertAlign w:val="subscript"/>
+        </w:rPr>
+        <w:t>2</w:t>
+      </w:r>
+      <w:r>
+        <w:rPr>
+          <w:rFonts w:ascii="Lato" w:eastAsiaTheme="minorHAnsi" w:hAnsi="Lato" w:cs="Arial"/>
+          <w:iCs/>
+          <w:color w:val="0000FF"/>
+          <w:szCs w:val="20"/>
+          <w:highlight w:val="yellow"/>
+        </w:rPr>
+        <w:t xml:space="preserve"> chemistry</w:t>
+      </w:r>
+      <w:r>
+        <w:rPr>
+          <w:rFonts w:ascii="Lato" w:eastAsiaTheme="minorHAnsi" w:hAnsi="Lato" w:cs="Arial"/>
+          <w:iCs/>
+          <w:color w:val="0000FF"/>
+          <w:szCs w:val="20"/>
+        </w:rPr>
+        <w:t xml:space="preserve"> for near future?</w:t>
       </w:r>
     </w:p>
     <w:p>
@@ -719,7 +1873,102 @@
           <w:color w:val="0000FF"/>
           <w:szCs w:val="20"/>
         </w:rPr>
-        <w:t>2.9. Figure 3: in 3(a), some technical words are not appropriate, such as dryer, carbon, C2H2 furnace(?), CO-&gt;CO2(?), etc., 3(b) is not informative at all; in 3(c) the numbers are not representative, which should be specified with the corresponding C2H2 plant.</w:t>
+        <w:t>2.9. Figure 3: in 3(a), some technical words are not appropriate, such as dryer, carbon, C</w:t>
+      </w:r>
+      <w:r>
+        <w:rPr>
+          <w:rFonts w:ascii="Lato" w:eastAsiaTheme="minorHAnsi" w:hAnsi="Lato" w:cs="Arial"/>
+          <w:iCs/>
+          <w:color w:val="0000FF"/>
+          <w:szCs w:val="20"/>
+          <w:vertAlign w:val="subscript"/>
+        </w:rPr>
+        <w:t>2</w:t>
+      </w:r>
+      <w:r>
+        <w:rPr>
+          <w:rFonts w:ascii="Lato" w:eastAsiaTheme="minorHAnsi" w:hAnsi="Lato" w:cs="Arial"/>
+          <w:iCs/>
+          <w:color w:val="0000FF"/>
+          <w:szCs w:val="20"/>
+        </w:rPr>
+        <w:t>H</w:t>
+      </w:r>
+      <w:r>
+        <w:rPr>
+          <w:rFonts w:ascii="Lato" w:eastAsiaTheme="minorHAnsi" w:hAnsi="Lato" w:cs="Arial"/>
+          <w:iCs/>
+          <w:color w:val="0000FF"/>
+          <w:szCs w:val="20"/>
+          <w:vertAlign w:val="subscript"/>
+        </w:rPr>
+        <w:t>2</w:t>
+      </w:r>
+      <w:r>
+        <w:rPr>
+          <w:rFonts w:ascii="Lato" w:eastAsiaTheme="minorHAnsi" w:hAnsi="Lato" w:cs="Arial"/>
+          <w:iCs/>
+          <w:color w:val="0000FF"/>
+          <w:szCs w:val="20"/>
+        </w:rPr>
+        <w:t xml:space="preserve"> furnace(?), CO-&gt;CO</w:t>
+      </w:r>
+      <w:r>
+        <w:rPr>
+          <w:rFonts w:ascii="Lato" w:eastAsiaTheme="minorHAnsi" w:hAnsi="Lato" w:cs="Arial"/>
+          <w:iCs/>
+          <w:color w:val="0000FF"/>
+          <w:szCs w:val="20"/>
+          <w:vertAlign w:val="subscript"/>
+        </w:rPr>
+        <w:t>2</w:t>
+      </w:r>
+      <w:r>
+        <w:rPr>
+          <w:rFonts w:ascii="Lato" w:eastAsiaTheme="minorHAnsi" w:hAnsi="Lato" w:cs="Arial"/>
+          <w:iCs/>
+          <w:color w:val="0000FF"/>
+          <w:szCs w:val="20"/>
+        </w:rPr>
+        <w:t>(?), etc., 3(b) is not informative at all; in 3(c) the numbers are not representative, which should be specified with the corresponding C</w:t>
+      </w:r>
+      <w:r>
+        <w:rPr>
+          <w:rFonts w:ascii="Lato" w:eastAsiaTheme="minorHAnsi" w:hAnsi="Lato" w:cs="Arial"/>
+          <w:iCs/>
+          <w:color w:val="0000FF"/>
+          <w:szCs w:val="20"/>
+          <w:vertAlign w:val="subscript"/>
+        </w:rPr>
+        <w:t>2</w:t>
+      </w:r>
+      <w:r>
+        <w:rPr>
+          <w:rFonts w:ascii="Lato" w:eastAsiaTheme="minorHAnsi" w:hAnsi="Lato" w:cs="Arial"/>
+          <w:iCs/>
+          <w:color w:val="0000FF"/>
+          <w:szCs w:val="20"/>
+        </w:rPr>
+        <w:t>H</w:t>
+      </w:r>
+      <w:r>
+        <w:rPr>
+          <w:rFonts w:ascii="Lato" w:eastAsiaTheme="minorHAnsi" w:hAnsi="Lato" w:cs="Arial"/>
+          <w:iCs/>
+          <w:color w:val="0000FF"/>
+          <w:szCs w:val="20"/>
+          <w:vertAlign w:val="subscript"/>
+        </w:rPr>
+        <w:t>2</w:t>
+      </w:r>
+      <w:r>
+        <w:rPr>
+          <w:rFonts w:ascii="Lato" w:eastAsiaTheme="minorHAnsi" w:hAnsi="Lato" w:cs="Arial"/>
+          <w:iCs/>
+          <w:color w:val="0000FF"/>
+          <w:szCs w:val="20"/>
+        </w:rPr>
+        <w:t xml:space="preserve"> plant.</w:t>
       </w:r>
     </w:p>
     <w:p>
@@ -809,7 +2058,83 @@
           <w:color w:val="0000FF"/>
           <w:szCs w:val="20"/>
         </w:rPr>
-        <w:t>2.11. Figure 5: 5(a) is somewhat like a textbook or a slide of PPTs; 5(b) has little valued information; 5(c), such a plot (conversion vs. selectivity) can be often seen for comparing catalyst performance, however, it does not fit for C2H2 production via partial oxidation or thermal pyrolysis; 5(d) is not an appropriate evaluation for C2H2 production</w:t>
+        <w:t>2.11. Figure 5: 5(a) is somewhat like a textbook or a slide of PPTs; 5(b) has little valued information; 5(c), such a plot (conversion vs. selectivity) can be often seen for comparing catalyst performance, however, it does not fit for C</w:t>
+      </w:r>
+      <w:r>
+        <w:rPr>
+          <w:rFonts w:ascii="Lato" w:eastAsiaTheme="minorHAnsi" w:hAnsi="Lato" w:cs="Arial"/>
+          <w:iCs/>
+          <w:color w:val="0000FF"/>
+          <w:szCs w:val="20"/>
+          <w:vertAlign w:val="subscript"/>
+        </w:rPr>
+        <w:t>2</w:t>
+      </w:r>
+      <w:r>
+        <w:rPr>
+          <w:rFonts w:ascii="Lato" w:eastAsiaTheme="minorHAnsi" w:hAnsi="Lato" w:cs="Arial"/>
+          <w:iCs/>
+          <w:color w:val="0000FF"/>
+          <w:szCs w:val="20"/>
+        </w:rPr>
+        <w:t>H</w:t>
+      </w:r>
+      <w:r>
+        <w:rPr>
+          <w:rFonts w:ascii="Lato" w:eastAsiaTheme="minorHAnsi" w:hAnsi="Lato" w:cs="Arial"/>
+          <w:iCs/>
+          <w:color w:val="0000FF"/>
+          <w:szCs w:val="20"/>
+          <w:vertAlign w:val="subscript"/>
+        </w:rPr>
+        <w:t>2</w:t>
+      </w:r>
+      <w:r>
+        <w:rPr>
+          <w:rFonts w:ascii="Lato" w:eastAsiaTheme="minorHAnsi" w:hAnsi="Lato" w:cs="Arial"/>
+          <w:iCs/>
+          <w:color w:val="0000FF"/>
+          <w:szCs w:val="20"/>
+        </w:rPr>
+        <w:t xml:space="preserve"> production via partial oxidation or thermal pyrolysis; 5(d) is not an appropriate evaluation for C</w:t>
+      </w:r>
+      <w:r>
+        <w:rPr>
+          <w:rFonts w:ascii="Lato" w:eastAsiaTheme="minorHAnsi" w:hAnsi="Lato" w:cs="Arial"/>
+          <w:iCs/>
+          <w:color w:val="0000FF"/>
+          <w:szCs w:val="20"/>
+          <w:vertAlign w:val="subscript"/>
+        </w:rPr>
+        <w:t>2</w:t>
+      </w:r>
+      <w:r>
+        <w:rPr>
+          <w:rFonts w:ascii="Lato" w:eastAsiaTheme="minorHAnsi" w:hAnsi="Lato" w:cs="Arial"/>
+          <w:iCs/>
+          <w:color w:val="0000FF"/>
+          <w:szCs w:val="20"/>
+        </w:rPr>
+        <w:t>H</w:t>
+      </w:r>
+      <w:r>
+        <w:rPr>
+          <w:rFonts w:ascii="Lato" w:eastAsiaTheme="minorHAnsi" w:hAnsi="Lato" w:cs="Arial"/>
+          <w:iCs/>
+          <w:color w:val="0000FF"/>
+          <w:szCs w:val="20"/>
+          <w:vertAlign w:val="subscript"/>
+        </w:rPr>
+        <w:t>2</w:t>
+      </w:r>
+      <w:r>
+        <w:rPr>
+          <w:rFonts w:ascii="Lato" w:eastAsiaTheme="minorHAnsi" w:hAnsi="Lato" w:cs="Arial"/>
+          <w:iCs/>
+          <w:color w:val="0000FF"/>
+          <w:szCs w:val="20"/>
+        </w:rPr>
+        <w:t xml:space="preserve"> production</w:t>
       </w:r>
     </w:p>
     <w:p>
@@ -826,6 +2151,7 @@
           <w:color w:val="000000" w:themeColor="text1"/>
           <w:szCs w:val="20"/>
         </w:rPr>
+        <w:lastRenderedPageBreak/>
         <w:t>xxx</w:t>
       </w:r>
     </w:p>
@@ -846,9 +2172,18 @@
           <w:iCs/>
           <w:color w:val="0000FF"/>
           <w:szCs w:val="20"/>
-        </w:rPr>
-        <w:lastRenderedPageBreak/>
-        <w:t>2.12. </w:t>
+          <w:highlight w:val="green"/>
+        </w:rPr>
+        <w:t>2.12</w:t>
+      </w:r>
+      <w:r>
+        <w:rPr>
+          <w:rFonts w:ascii="Lato" w:eastAsiaTheme="minorHAnsi" w:hAnsi="Lato" w:cs="Arial"/>
+          <w:iCs/>
+          <w:color w:val="0000FF"/>
+          <w:szCs w:val="20"/>
+        </w:rPr>
+        <w:t>. </w:t>
       </w:r>
       <w:r>
         <w:rPr>
@@ -867,7 +2202,49 @@
           <w:color w:val="0000FF"/>
           <w:szCs w:val="20"/>
         </w:rPr>
-        <w:t>Potential green C2H2 synthesis routes.</w:t>
+        <w:t>Potential green C</w:t>
+      </w:r>
+      <w:r>
+        <w:rPr>
+          <w:rFonts w:ascii="Lato" w:eastAsiaTheme="minorHAnsi" w:hAnsi="Lato" w:cs="Arial"/>
+          <w:bCs/>
+          <w:iCs/>
+          <w:color w:val="0000FF"/>
+          <w:szCs w:val="20"/>
+          <w:vertAlign w:val="subscript"/>
+        </w:rPr>
+        <w:t>2</w:t>
+      </w:r>
+      <w:r>
+        <w:rPr>
+          <w:rFonts w:ascii="Lato" w:eastAsiaTheme="minorHAnsi" w:hAnsi="Lato" w:cs="Arial"/>
+          <w:bCs/>
+          <w:iCs/>
+          <w:color w:val="0000FF"/>
+          <w:szCs w:val="20"/>
+        </w:rPr>
+        <w:t>H</w:t>
+      </w:r>
+      <w:r>
+        <w:rPr>
+          <w:rFonts w:ascii="Lato" w:eastAsiaTheme="minorHAnsi" w:hAnsi="Lato" w:cs="Arial"/>
+          <w:bCs/>
+          <w:iCs/>
+          <w:color w:val="0000FF"/>
+          <w:szCs w:val="20"/>
+          <w:vertAlign w:val="subscript"/>
+        </w:rPr>
+        <w:t>2</w:t>
+      </w:r>
+      <w:r>
+        <w:rPr>
+          <w:rFonts w:ascii="Lato" w:eastAsiaTheme="minorHAnsi" w:hAnsi="Lato" w:cs="Arial"/>
+          <w:bCs/>
+          <w:iCs/>
+          <w:color w:val="0000FF"/>
+          <w:szCs w:val="20"/>
+        </w:rPr>
+        <w:t xml:space="preserve"> synthesis routes.</w:t>
       </w:r>
       <w:r>
         <w:rPr>
@@ -1009,9 +2386,1514 @@
     <w:p>
       <w:pPr>
         <w:rPr>
+          <w:rFonts w:ascii="Lato" w:eastAsia="DengXian" w:hAnsi="Lato" w:cs="Arial"/>
+          <w:color w:val="000000" w:themeColor="text1"/>
+          <w:szCs w:val="20"/>
+          <w:lang w:eastAsia="zh-CN"/>
+        </w:rPr>
+      </w:pPr>
+      <w:r>
+        <w:rPr>
+          <w:rFonts w:ascii="Lato" w:eastAsia="DengXian" w:hAnsi="Lato" w:cs="Arial" w:hint="eastAsia"/>
+          <w:color w:val="000000" w:themeColor="text1"/>
+          <w:szCs w:val="20"/>
+          <w:lang w:eastAsia="zh-CN"/>
+        </w:rPr>
+        <w:t>A lot.</w:t>
+      </w:r>
+    </w:p>
+    <w:p>
+      <w:pPr>
+        <w:rPr>
+          <w:rFonts w:ascii="Lato" w:eastAsiaTheme="minorHAnsi" w:hAnsi="Lato" w:cs="Arial"/>
+          <w:iCs/>
+          <w:color w:val="0000FF"/>
+          <w:szCs w:val="20"/>
+        </w:rPr>
+      </w:pPr>
+      <w:r>
+        <w:rPr>
+          <w:rFonts w:ascii="Lato" w:eastAsiaTheme="minorHAnsi" w:hAnsi="Lato" w:cs="Arial"/>
+          <w:iCs/>
+          <w:color w:val="0000FF"/>
+          <w:szCs w:val="20"/>
+        </w:rPr>
+        <w:t>2.</w:t>
+      </w:r>
+      <w:r>
+        <w:rPr>
+          <w:rFonts w:ascii="Lato" w:eastAsiaTheme="minorHAnsi" w:hAnsi="Lato" w:cs="Arial"/>
+          <w:iCs/>
+          <w:color w:val="0000FF"/>
+          <w:szCs w:val="20"/>
+        </w:rPr>
+        <w:t>13</w:t>
+      </w:r>
+      <w:r>
+        <w:rPr>
+          <w:rFonts w:ascii="Lato" w:eastAsiaTheme="minorHAnsi" w:hAnsi="Lato" w:cs="Arial"/>
+          <w:iCs/>
+          <w:color w:val="0000FF"/>
+          <w:szCs w:val="20"/>
+        </w:rPr>
+        <w:t>.2. </w:t>
+      </w:r>
+      <w:r>
+        <w:rPr>
+          <w:rFonts w:ascii="Lato" w:eastAsiaTheme="minorHAnsi" w:hAnsi="Lato" w:cs="Arial"/>
+          <w:iCs/>
+          <w:color w:val="0000FF"/>
+          <w:szCs w:val="20"/>
+        </w:rPr>
+        <w:t xml:space="preserve">The title of section 2.3 (Direct commercial acetylene production routes) does not seem to be very appropriate, since the title of 2.2 (Indirect acetylene production route via calcium carbide) does not emphasize the word </w:t>
+      </w:r>
+      <w:r>
+        <w:rPr>
+          <w:rFonts w:ascii="Lato" w:eastAsiaTheme="minorHAnsi" w:hAnsi="Lato" w:cs="Arial"/>
+          <w:i/>
+          <w:iCs/>
+          <w:color w:val="0000FF"/>
+          <w:szCs w:val="20"/>
+        </w:rPr>
+        <w:t>commercial</w:t>
+      </w:r>
+      <w:r>
+        <w:rPr>
+          <w:rFonts w:ascii="Lato" w:eastAsiaTheme="minorHAnsi" w:hAnsi="Lato" w:cs="Arial"/>
+          <w:iCs/>
+          <w:color w:val="0000FF"/>
+          <w:szCs w:val="20"/>
+        </w:rPr>
+        <w:t>. Therefore, this title may mislead readers unfamiliar with the relevant field into thinking that the calcium carbide method is not a commercial acetylene preparation method.</w:t>
+      </w:r>
+    </w:p>
+    <w:p>
+      <w:pPr>
+        <w:rPr>
+          <w:rFonts w:ascii="Lato" w:eastAsia="Cambria" w:hAnsi="Lato" w:cs="Arial"/>
+          <w:iCs/>
+          <w:color w:val="000000" w:themeColor="text1"/>
+          <w:szCs w:val="20"/>
+        </w:rPr>
+      </w:pPr>
+      <w:r>
+        <w:rPr>
+          <w:rFonts w:ascii="Lato" w:eastAsia="Cambria" w:hAnsi="Lato" w:cs="Arial"/>
+          <w:iCs/>
+          <w:color w:val="000000" w:themeColor="text1"/>
+          <w:szCs w:val="20"/>
+        </w:rPr>
+        <w:t>xxx</w:t>
+      </w:r>
+    </w:p>
+    <w:p>
+      <w:pPr>
+        <w:rPr>
+          <w:rFonts w:ascii="Lato" w:eastAsia="DengXian" w:hAnsi="Lato" w:cs="Arial"/>
+          <w:iCs/>
+          <w:color w:val="0000FF"/>
+          <w:szCs w:val="20"/>
+          <w:lang w:eastAsia="zh-CN"/>
+        </w:rPr>
+      </w:pPr>
+      <w:r>
+        <w:rPr>
+          <w:rFonts w:ascii="Lato" w:eastAsiaTheme="minorHAnsi" w:hAnsi="Lato" w:cs="Arial"/>
+          <w:iCs/>
+          <w:color w:val="0000FF"/>
+          <w:szCs w:val="20"/>
+        </w:rPr>
+        <w:t>2.</w:t>
+      </w:r>
+      <w:r>
+        <w:rPr>
+          <w:rFonts w:ascii="Lato" w:eastAsiaTheme="minorHAnsi" w:hAnsi="Lato" w:cs="Arial"/>
+          <w:iCs/>
+          <w:color w:val="0000FF"/>
+          <w:szCs w:val="20"/>
+        </w:rPr>
+        <w:t>13</w:t>
+      </w:r>
+      <w:r>
+        <w:rPr>
+          <w:rFonts w:ascii="Lato" w:eastAsiaTheme="minorHAnsi" w:hAnsi="Lato" w:cs="Arial"/>
+          <w:iCs/>
+          <w:color w:val="0000FF"/>
+          <w:szCs w:val="20"/>
+        </w:rPr>
+        <w:t>.3. </w:t>
+      </w:r>
+      <w:r>
+        <w:rPr>
+          <w:rFonts w:ascii="Lato" w:eastAsiaTheme="minorHAnsi" w:hAnsi="Lato" w:cs="Arial"/>
+          <w:iCs/>
+          <w:color w:val="0000FF"/>
+          <w:szCs w:val="20"/>
+        </w:rPr>
+        <w:t>Emerging routes for acetylene synthesis are discussed in Section 2.4, where the authors describe a route for the production of acetylene from CH</w:t>
+      </w:r>
+      <w:r>
+        <w:rPr>
+          <w:rFonts w:ascii="Lato" w:eastAsiaTheme="minorHAnsi" w:hAnsi="Lato" w:cs="Arial"/>
+          <w:iCs/>
+          <w:color w:val="0000FF"/>
+          <w:szCs w:val="20"/>
+          <w:vertAlign w:val="subscript"/>
+        </w:rPr>
+        <w:t>4</w:t>
+      </w:r>
+      <w:r>
+        <w:rPr>
+          <w:rFonts w:ascii="Lato" w:eastAsiaTheme="minorHAnsi" w:hAnsi="Lato" w:cs="Arial"/>
+          <w:iCs/>
+          <w:color w:val="0000FF"/>
+          <w:szCs w:val="20"/>
+        </w:rPr>
+        <w:t xml:space="preserve"> using non-thermal plasma technology. Should this technique be viewed as a different way of generating plasma or as a revolutionary new technology for acetylene production? In the paper, the authors point out that the use of non-thermal plasma actually requires a greater energy input than the use of thermal plasma (Line 237), and that the CH</w:t>
+      </w:r>
+      <w:r>
+        <w:rPr>
+          <w:rFonts w:ascii="Lato" w:eastAsiaTheme="minorHAnsi" w:hAnsi="Lato" w:cs="Arial"/>
+          <w:iCs/>
+          <w:color w:val="0000FF"/>
+          <w:szCs w:val="20"/>
+          <w:vertAlign w:val="subscript"/>
+        </w:rPr>
+        <w:t>4</w:t>
+      </w:r>
+      <w:r>
+        <w:rPr>
+          <w:rFonts w:ascii="Lato" w:eastAsiaTheme="minorHAnsi" w:hAnsi="Lato" w:cs="Arial"/>
+          <w:iCs/>
+          <w:color w:val="0000FF"/>
+          <w:szCs w:val="20"/>
+        </w:rPr>
+        <w:t xml:space="preserve"> conversion and acetylene selectivity are not as good as in the thermal plasma approach. Thus, despite the savings in the quenching, </w:t>
+      </w:r>
+      <w:r>
+        <w:rPr>
+          <w:rFonts w:ascii="Lato" w:eastAsiaTheme="minorHAnsi" w:hAnsi="Lato" w:cs="Arial"/>
+          <w:iCs/>
+          <w:color w:val="0000FF"/>
+          <w:szCs w:val="20"/>
+          <w:highlight w:val="yellow"/>
+        </w:rPr>
+        <w:t>non-thermal plasma technology should be far less economical than thermal plasma technology at this time</w:t>
+      </w:r>
+      <w:r>
+        <w:rPr>
+          <w:rFonts w:ascii="Lato" w:eastAsiaTheme="minorHAnsi" w:hAnsi="Lato" w:cs="Arial"/>
+          <w:iCs/>
+          <w:color w:val="0000FF"/>
+          <w:szCs w:val="20"/>
+        </w:rPr>
+        <w:t>. So, if this is viewed as a promising technology, what are the drivers for its development? What are the current key technical barriers? What technological breakthroughs are needed to industrialize it? At present the authors seem to be merely talk about the results reported in the literature, but not point out and analyze these issues clearly.</w:t>
+      </w:r>
+    </w:p>
+    <w:p>
+      <w:pPr>
+        <w:rPr>
+          <w:rFonts w:ascii="Lato" w:eastAsia="DengXian" w:hAnsi="Lato" w:cs="Arial"/>
+          <w:iCs/>
+          <w:color w:val="0000FF"/>
+          <w:szCs w:val="20"/>
+          <w:lang w:eastAsia="zh-CN"/>
+        </w:rPr>
+      </w:pPr>
+      <w:r>
+        <w:rPr>
+          <w:rFonts w:ascii="Lato" w:eastAsia="DengXian" w:hAnsi="Lato" w:cs="Arial" w:hint="eastAsia"/>
+          <w:szCs w:val="20"/>
+          <w:lang w:eastAsia="zh-CN"/>
+        </w:rPr>
+        <w:t>Emphasize catalyst importance in non-thermal plasma</w:t>
+      </w:r>
+      <w:r>
+        <w:rPr>
+          <w:rFonts w:ascii="Lato" w:eastAsiaTheme="minorHAnsi" w:hAnsi="Lato" w:cs="Arial"/>
+          <w:iCs/>
+          <w:color w:val="0000FF"/>
+          <w:szCs w:val="20"/>
+        </w:rPr>
+        <w:t xml:space="preserve"> </w:t>
+      </w:r>
+    </w:p>
+    <w:p>
+      <w:pPr>
+        <w:rPr>
+          <w:rFonts w:ascii="Lato" w:eastAsiaTheme="minorHAnsi" w:hAnsi="Lato" w:cs="Arial"/>
+          <w:iCs/>
+          <w:color w:val="0000FF"/>
+          <w:szCs w:val="20"/>
+          <w:lang w:val="en-GB"/>
+        </w:rPr>
+      </w:pPr>
+      <w:r>
+        <w:rPr>
+          <w:rFonts w:ascii="Lato" w:eastAsiaTheme="minorHAnsi" w:hAnsi="Lato" w:cs="Arial"/>
+          <w:iCs/>
+          <w:color w:val="0000FF"/>
+          <w:szCs w:val="20"/>
+        </w:rPr>
+        <w:t>2.</w:t>
+      </w:r>
+      <w:r>
+        <w:rPr>
+          <w:rFonts w:ascii="Lato" w:eastAsiaTheme="minorHAnsi" w:hAnsi="Lato" w:cs="Arial"/>
+          <w:iCs/>
+          <w:color w:val="0000FF"/>
+          <w:szCs w:val="20"/>
+        </w:rPr>
+        <w:t>13</w:t>
+      </w:r>
+      <w:r>
+        <w:rPr>
+          <w:rFonts w:ascii="Lato" w:eastAsiaTheme="minorHAnsi" w:hAnsi="Lato" w:cs="Arial"/>
+          <w:iCs/>
+          <w:color w:val="0000FF"/>
+          <w:szCs w:val="20"/>
+        </w:rPr>
+        <w:t>.</w:t>
+      </w:r>
+      <w:r>
+        <w:rPr>
+          <w:rFonts w:ascii="Lato" w:eastAsiaTheme="minorHAnsi" w:hAnsi="Lato" w:cs="Arial"/>
+          <w:iCs/>
+          <w:color w:val="0000FF"/>
+          <w:szCs w:val="20"/>
+        </w:rPr>
+        <w:t>4</w:t>
+      </w:r>
+      <w:r>
+        <w:rPr>
+          <w:rFonts w:ascii="Lato" w:eastAsiaTheme="minorHAnsi" w:hAnsi="Lato" w:cs="Arial"/>
+          <w:iCs/>
+          <w:color w:val="0000FF"/>
+          <w:szCs w:val="20"/>
+        </w:rPr>
+        <w:t>. </w:t>
+      </w:r>
+      <w:r>
+        <w:rPr>
+          <w:rFonts w:ascii="Lato" w:eastAsiaTheme="minorHAnsi" w:hAnsi="Lato" w:cs="Arial"/>
+          <w:iCs/>
+          <w:color w:val="0000FF"/>
+          <w:szCs w:val="20"/>
+          <w:lang w:val="en-GB"/>
+        </w:rPr>
+        <w:t xml:space="preserve">As far as I know, the production of acetylene from </w:t>
+      </w:r>
+      <w:r>
+        <w:rPr>
+          <w:rFonts w:ascii="Lato" w:eastAsiaTheme="minorHAnsi" w:hAnsi="Lato" w:cs="Arial"/>
+          <w:iCs/>
+          <w:color w:val="0000FF"/>
+          <w:szCs w:val="20"/>
+          <w:highlight w:val="yellow"/>
+          <w:lang w:val="en-GB"/>
+        </w:rPr>
+        <w:t>coal as a feedstock using plasma technology</w:t>
+      </w:r>
+      <w:r>
+        <w:rPr>
+          <w:rFonts w:ascii="Lato" w:eastAsiaTheme="minorHAnsi" w:hAnsi="Lato" w:cs="Arial"/>
+          <w:iCs/>
+          <w:color w:val="0000FF"/>
+          <w:szCs w:val="20"/>
+          <w:lang w:val="en-GB"/>
+        </w:rPr>
+        <w:t xml:space="preserve"> is</w:t>
+      </w:r>
+      <w:r>
+        <w:rPr>
+          <w:rFonts w:ascii="Lato" w:eastAsiaTheme="minorHAnsi" w:hAnsi="Lato" w:cs="Arial"/>
+          <w:iCs/>
+          <w:color w:val="0000FF"/>
+          <w:szCs w:val="20"/>
+          <w:lang w:val="en-GB"/>
+        </w:rPr>
+        <w:t xml:space="preserve"> </w:t>
+      </w:r>
+      <w:r>
+        <w:rPr>
+          <w:rFonts w:ascii="Lato" w:eastAsiaTheme="minorHAnsi" w:hAnsi="Lato" w:cs="Arial"/>
+          <w:iCs/>
+          <w:color w:val="0000FF"/>
+          <w:szCs w:val="20"/>
+          <w:lang w:val="en-GB"/>
+        </w:rPr>
+        <w:t>also a promising technology and large-scale experimental installations have been established in</w:t>
+      </w:r>
+      <w:r>
+        <w:rPr>
+          <w:rFonts w:ascii="Lato" w:eastAsiaTheme="minorHAnsi" w:hAnsi="Lato" w:cs="Arial"/>
+          <w:iCs/>
+          <w:color w:val="0000FF"/>
+          <w:szCs w:val="20"/>
+          <w:lang w:val="en-GB"/>
+        </w:rPr>
+        <w:t xml:space="preserve"> </w:t>
+      </w:r>
+      <w:r>
+        <w:rPr>
+          <w:rFonts w:ascii="Lato" w:eastAsiaTheme="minorHAnsi" w:hAnsi="Lato" w:cs="Arial"/>
+          <w:iCs/>
+          <w:color w:val="0000FF"/>
+          <w:szCs w:val="20"/>
+          <w:lang w:val="en-GB"/>
+        </w:rPr>
+        <w:t>China. However, only the acetylene production technologies based on natural gas as feedstock using</w:t>
+      </w:r>
+      <w:r>
+        <w:rPr>
+          <w:rFonts w:ascii="Lato" w:eastAsiaTheme="minorHAnsi" w:hAnsi="Lato" w:cs="Arial"/>
+          <w:iCs/>
+          <w:color w:val="0000FF"/>
+          <w:szCs w:val="20"/>
+          <w:lang w:val="en-GB"/>
+        </w:rPr>
+        <w:t xml:space="preserve"> </w:t>
+      </w:r>
+      <w:r>
+        <w:rPr>
+          <w:rFonts w:ascii="Lato" w:eastAsiaTheme="minorHAnsi" w:hAnsi="Lato" w:cs="Arial"/>
+          <w:iCs/>
+          <w:color w:val="0000FF"/>
+          <w:szCs w:val="20"/>
+          <w:lang w:val="en-GB"/>
+        </w:rPr>
+        <w:t xml:space="preserve">plasma (thermal and non-thermal) are discussed in this paper. It is proposed to </w:t>
+      </w:r>
+      <w:r>
+        <w:rPr>
+          <w:rFonts w:ascii="Lato" w:eastAsiaTheme="minorHAnsi" w:hAnsi="Lato" w:cs="Arial"/>
+          <w:iCs/>
+          <w:color w:val="0000FF"/>
+          <w:szCs w:val="20"/>
+          <w:highlight w:val="yellow"/>
+          <w:lang w:val="en-GB"/>
+        </w:rPr>
+        <w:t>add a discussion</w:t>
+      </w:r>
+      <w:r>
+        <w:rPr>
+          <w:rFonts w:ascii="Lato" w:eastAsiaTheme="minorHAnsi" w:hAnsi="Lato" w:cs="Arial"/>
+          <w:iCs/>
+          <w:color w:val="0000FF"/>
+          <w:szCs w:val="20"/>
+          <w:lang w:val="en-GB"/>
+        </w:rPr>
+        <w:t xml:space="preserve"> in</w:t>
+      </w:r>
+      <w:r>
+        <w:rPr>
+          <w:rFonts w:ascii="Lato" w:eastAsiaTheme="minorHAnsi" w:hAnsi="Lato" w:cs="Arial"/>
+          <w:iCs/>
+          <w:color w:val="0000FF"/>
+          <w:szCs w:val="20"/>
+          <w:lang w:val="en-GB"/>
+        </w:rPr>
+        <w:t xml:space="preserve"> </w:t>
+      </w:r>
+      <w:r>
+        <w:rPr>
+          <w:rFonts w:ascii="Lato" w:eastAsiaTheme="minorHAnsi" w:hAnsi="Lato" w:cs="Arial"/>
+          <w:iCs/>
+          <w:color w:val="0000FF"/>
+          <w:szCs w:val="20"/>
+          <w:lang w:val="en-GB"/>
+        </w:rPr>
+        <w:t>section 2.4 on the new developments and prospects of plasma technology for acetylene production</w:t>
+      </w:r>
+      <w:r>
+        <w:rPr>
+          <w:rFonts w:ascii="Lato" w:eastAsiaTheme="minorHAnsi" w:hAnsi="Lato" w:cs="Arial"/>
+          <w:iCs/>
+          <w:color w:val="0000FF"/>
+          <w:szCs w:val="20"/>
+          <w:lang w:val="en-GB"/>
+        </w:rPr>
+        <w:t xml:space="preserve"> </w:t>
+      </w:r>
+      <w:r>
+        <w:rPr>
+          <w:rFonts w:ascii="Lato" w:eastAsiaTheme="minorHAnsi" w:hAnsi="Lato" w:cs="Arial"/>
+          <w:iCs/>
+          <w:color w:val="0000FF"/>
+          <w:szCs w:val="20"/>
+          <w:lang w:val="en-GB"/>
+        </w:rPr>
+        <w:t>from coal as a feedstock, in particular the new trends in recent years compared to what has been</w:t>
+      </w:r>
+      <w:r>
+        <w:rPr>
+          <w:rFonts w:ascii="Lato" w:eastAsiaTheme="minorHAnsi" w:hAnsi="Lato" w:cs="Arial"/>
+          <w:iCs/>
+          <w:color w:val="0000FF"/>
+          <w:szCs w:val="20"/>
+          <w:lang w:val="en-GB"/>
+        </w:rPr>
+        <w:t xml:space="preserve"> </w:t>
+      </w:r>
+      <w:r>
+        <w:rPr>
+          <w:rFonts w:ascii="Lato" w:eastAsiaTheme="minorHAnsi" w:hAnsi="Lato" w:cs="Arial"/>
+          <w:iCs/>
+          <w:color w:val="0000FF"/>
+          <w:szCs w:val="20"/>
+          <w:lang w:val="en-GB"/>
+        </w:rPr>
+        <w:t>discussed in the previous reviews.</w:t>
+      </w:r>
+    </w:p>
+    <w:p>
+      <w:pPr>
+        <w:rPr>
+          <w:rFonts w:ascii="Lato" w:eastAsia="Cambria" w:hAnsi="Lato" w:cs="Arial"/>
+          <w:bCs/>
+          <w:iCs/>
+          <w:szCs w:val="20"/>
+        </w:rPr>
+      </w:pPr>
+      <w:r>
+        <w:rPr>
+          <w:rFonts w:ascii="Lato" w:eastAsia="Cambria" w:hAnsi="Lato" w:cs="Arial"/>
+          <w:bCs/>
+          <w:szCs w:val="20"/>
+        </w:rPr>
+        <w:t>xxx</w:t>
+      </w:r>
+    </w:p>
+    <w:p>
+      <w:pPr>
+        <w:rPr>
+          <w:rFonts w:ascii="Lato" w:eastAsia="DengXian" w:hAnsi="Lato" w:cs="Arial"/>
+          <w:iCs/>
+          <w:color w:val="0000FF"/>
+          <w:szCs w:val="20"/>
+          <w:lang w:val="en-GB" w:eastAsia="zh-CN"/>
+        </w:rPr>
+      </w:pPr>
+      <w:r>
+        <w:rPr>
+          <w:rFonts w:ascii="Lato" w:eastAsiaTheme="minorHAnsi" w:hAnsi="Lato" w:cs="Arial"/>
+          <w:iCs/>
+          <w:color w:val="0000FF"/>
+          <w:szCs w:val="20"/>
+          <w:highlight w:val="green"/>
+        </w:rPr>
+        <w:lastRenderedPageBreak/>
+        <w:t>2.</w:t>
+      </w:r>
+      <w:r>
+        <w:rPr>
+          <w:rFonts w:ascii="Lato" w:eastAsiaTheme="minorHAnsi" w:hAnsi="Lato" w:cs="Arial"/>
+          <w:iCs/>
+          <w:color w:val="0000FF"/>
+          <w:szCs w:val="20"/>
+          <w:highlight w:val="green"/>
+        </w:rPr>
+        <w:t>13</w:t>
+      </w:r>
+      <w:r>
+        <w:rPr>
+          <w:rFonts w:ascii="Lato" w:eastAsiaTheme="minorHAnsi" w:hAnsi="Lato" w:cs="Arial"/>
+          <w:iCs/>
+          <w:color w:val="0000FF"/>
+          <w:szCs w:val="20"/>
+          <w:highlight w:val="green"/>
+        </w:rPr>
+        <w:t>.</w:t>
+      </w:r>
+      <w:r>
+        <w:rPr>
+          <w:rFonts w:ascii="Lato" w:eastAsiaTheme="minorHAnsi" w:hAnsi="Lato" w:cs="Arial"/>
+          <w:iCs/>
+          <w:color w:val="0000FF"/>
+          <w:szCs w:val="20"/>
+          <w:highlight w:val="green"/>
+        </w:rPr>
+        <w:t>5</w:t>
+      </w:r>
+      <w:r>
+        <w:rPr>
+          <w:rFonts w:ascii="Lato" w:eastAsiaTheme="minorHAnsi" w:hAnsi="Lato" w:cs="Arial"/>
+          <w:iCs/>
+          <w:color w:val="0000FF"/>
+          <w:szCs w:val="20"/>
+          <w:highlight w:val="green"/>
+        </w:rPr>
+        <w:t>.</w:t>
+      </w:r>
+      <w:r>
+        <w:rPr>
+          <w:rFonts w:ascii="Lato" w:eastAsiaTheme="minorHAnsi" w:hAnsi="Lato" w:cs="Arial"/>
+          <w:iCs/>
+          <w:color w:val="0000FF"/>
+          <w:szCs w:val="20"/>
+        </w:rPr>
+        <w:t> </w:t>
+      </w:r>
+      <w:r>
+        <w:rPr>
+          <w:rFonts w:ascii="Lato" w:eastAsiaTheme="minorHAnsi" w:hAnsi="Lato" w:cs="Arial"/>
+          <w:iCs/>
+          <w:color w:val="0000FF"/>
+          <w:szCs w:val="20"/>
+          <w:lang w:val="en-GB"/>
+        </w:rPr>
+        <w:t>In section 3, the authors argue that the adoption of bio-based feedstocks for the production of</w:t>
+      </w:r>
+      <w:r>
+        <w:rPr>
+          <w:rFonts w:ascii="Lato" w:eastAsiaTheme="minorHAnsi" w:hAnsi="Lato" w:cs="Arial"/>
+          <w:iCs/>
+          <w:color w:val="0000FF"/>
+          <w:szCs w:val="20"/>
+          <w:lang w:val="en-GB"/>
+        </w:rPr>
+        <w:t xml:space="preserve"> </w:t>
+      </w:r>
+      <w:r>
+        <w:rPr>
+          <w:rFonts w:ascii="Lato" w:eastAsiaTheme="minorHAnsi" w:hAnsi="Lato" w:cs="Arial"/>
+          <w:iCs/>
+          <w:color w:val="0000FF"/>
+          <w:szCs w:val="20"/>
+          <w:lang w:val="en-GB"/>
+        </w:rPr>
+        <w:t>acetylene, and hence PVC, could be an important driver for the revival of acetylene. However, the</w:t>
+      </w:r>
+      <w:r>
+        <w:rPr>
+          <w:rFonts w:ascii="Lato" w:eastAsiaTheme="minorHAnsi" w:hAnsi="Lato" w:cs="Arial"/>
+          <w:iCs/>
+          <w:color w:val="0000FF"/>
+          <w:szCs w:val="20"/>
+          <w:lang w:val="en-GB"/>
+        </w:rPr>
+        <w:t xml:space="preserve"> </w:t>
+      </w:r>
+      <w:r>
+        <w:rPr>
+          <w:rFonts w:ascii="Lato" w:eastAsiaTheme="minorHAnsi" w:hAnsi="Lato" w:cs="Arial"/>
+          <w:iCs/>
+          <w:color w:val="0000FF"/>
+          <w:szCs w:val="20"/>
+          <w:lang w:val="en-GB"/>
+        </w:rPr>
+        <w:t>fact that more than 45% of the market for PVC is held by China, and that this PVC is mainly</w:t>
+      </w:r>
+      <w:r>
+        <w:rPr>
+          <w:rFonts w:ascii="Lato" w:eastAsiaTheme="minorHAnsi" w:hAnsi="Lato" w:cs="Arial"/>
+          <w:iCs/>
+          <w:color w:val="0000FF"/>
+          <w:szCs w:val="20"/>
+          <w:lang w:val="en-GB"/>
+        </w:rPr>
+        <w:t xml:space="preserve"> </w:t>
+      </w:r>
+      <w:r>
+        <w:rPr>
+          <w:rFonts w:ascii="Lato" w:eastAsiaTheme="minorHAnsi" w:hAnsi="Lato" w:cs="Arial"/>
+          <w:iCs/>
+          <w:color w:val="0000FF"/>
+          <w:szCs w:val="20"/>
+          <w:lang w:val="en-GB"/>
+        </w:rPr>
+        <w:t>produced from calcium carbide acetylene, implies that the ATV pathway would have had an</w:t>
+      </w:r>
+      <w:r>
+        <w:rPr>
+          <w:rFonts w:ascii="Lato" w:eastAsiaTheme="minorHAnsi" w:hAnsi="Lato" w:cs="Arial"/>
+          <w:iCs/>
+          <w:color w:val="0000FF"/>
+          <w:szCs w:val="20"/>
+          <w:lang w:val="en-GB"/>
+        </w:rPr>
+        <w:t xml:space="preserve"> </w:t>
+      </w:r>
+      <w:r>
+        <w:rPr>
+          <w:rFonts w:ascii="Lato" w:eastAsiaTheme="minorHAnsi" w:hAnsi="Lato" w:cs="Arial"/>
+          <w:iCs/>
+          <w:color w:val="0000FF"/>
+          <w:szCs w:val="20"/>
+          <w:lang w:val="en-GB"/>
+        </w:rPr>
+        <w:t>importance comparable to that of EBP. Therefore, in terms of VCM or PVC production, it needs</w:t>
+      </w:r>
+      <w:r>
+        <w:rPr>
+          <w:rFonts w:ascii="Lato" w:eastAsiaTheme="minorHAnsi" w:hAnsi="Lato" w:cs="Arial"/>
+          <w:iCs/>
+          <w:color w:val="0000FF"/>
+          <w:szCs w:val="20"/>
+          <w:lang w:val="en-GB"/>
+        </w:rPr>
+        <w:t xml:space="preserve"> </w:t>
+      </w:r>
+      <w:r>
+        <w:rPr>
+          <w:rFonts w:ascii="Lato" w:eastAsiaTheme="minorHAnsi" w:hAnsi="Lato" w:cs="Arial"/>
+          <w:iCs/>
+          <w:color w:val="0000FF"/>
+          <w:szCs w:val="20"/>
+          <w:lang w:val="en-GB"/>
+        </w:rPr>
+        <w:t xml:space="preserve">further consideration to whether the topic about the </w:t>
+      </w:r>
+      <w:r>
+        <w:rPr>
+          <w:rFonts w:ascii="Lato" w:eastAsiaTheme="minorHAnsi" w:hAnsi="Lato" w:cs="Arial"/>
+          <w:bCs/>
+          <w:iCs/>
+          <w:color w:val="0000FF"/>
+          <w:szCs w:val="20"/>
+          <w:lang w:val="en-GB"/>
+        </w:rPr>
+        <w:t>revival</w:t>
+      </w:r>
+      <w:r>
+        <w:rPr>
+          <w:rFonts w:ascii="Lato" w:eastAsiaTheme="minorHAnsi" w:hAnsi="Lato" w:cs="Arial"/>
+          <w:b/>
+          <w:bCs/>
+          <w:iCs/>
+          <w:color w:val="0000FF"/>
+          <w:szCs w:val="20"/>
+          <w:lang w:val="en-GB"/>
+        </w:rPr>
+        <w:t xml:space="preserve"> </w:t>
+      </w:r>
+      <w:r>
+        <w:rPr>
+          <w:rFonts w:ascii="Lato" w:eastAsiaTheme="minorHAnsi" w:hAnsi="Lato" w:cs="Arial"/>
+          <w:iCs/>
+          <w:color w:val="0000FF"/>
+          <w:szCs w:val="20"/>
+          <w:lang w:val="en-GB"/>
+        </w:rPr>
+        <w:t xml:space="preserve">of acetylene exist. In addition, </w:t>
+      </w:r>
+      <w:r>
+        <w:rPr>
+          <w:rFonts w:ascii="Lato" w:eastAsiaTheme="minorHAnsi" w:hAnsi="Lato" w:cs="Arial"/>
+          <w:iCs/>
+          <w:color w:val="0000FF"/>
+          <w:szCs w:val="20"/>
+          <w:highlight w:val="yellow"/>
+          <w:lang w:val="en-GB"/>
+        </w:rPr>
+        <w:t>it is suggested that the production and environmental costs of the four methods in Figure 6 (i.e., fossil and green ATV or EBP) be put together</w:t>
+      </w:r>
+      <w:r>
+        <w:rPr>
+          <w:rFonts w:ascii="Lato" w:eastAsiaTheme="minorHAnsi" w:hAnsi="Lato" w:cs="Arial"/>
+          <w:iCs/>
+          <w:color w:val="0000FF"/>
+          <w:szCs w:val="20"/>
+          <w:lang w:val="en-GB"/>
+        </w:rPr>
+        <w:t xml:space="preserve"> in order to visualize the advantages of green ATV when</w:t>
+      </w:r>
+      <w:r>
+        <w:rPr>
+          <w:rFonts w:ascii="Lato" w:eastAsiaTheme="minorHAnsi" w:hAnsi="Lato" w:cs="Arial"/>
+          <w:iCs/>
+          <w:color w:val="0000FF"/>
+          <w:szCs w:val="20"/>
+          <w:lang w:val="en-GB"/>
+        </w:rPr>
+        <w:t xml:space="preserve"> </w:t>
+      </w:r>
+      <w:r>
+        <w:rPr>
+          <w:rFonts w:ascii="Lato" w:eastAsiaTheme="minorHAnsi" w:hAnsi="Lato" w:cs="Arial"/>
+          <w:iCs/>
+          <w:color w:val="0000FF"/>
+          <w:szCs w:val="20"/>
+          <w:lang w:val="en-GB"/>
+        </w:rPr>
+        <w:t>combining production and environmental costs.</w:t>
+      </w:r>
+    </w:p>
+    <w:p>
+      <w:pPr>
+        <w:rPr>
+          <w:rFonts w:ascii="Lato" w:eastAsia="Cambria" w:hAnsi="Lato" w:cs="Arial"/>
+          <w:bCs/>
+          <w:iCs/>
+          <w:szCs w:val="20"/>
+        </w:rPr>
+      </w:pPr>
+      <w:r>
+        <w:rPr>
+          <w:rFonts w:ascii="Lato" w:eastAsia="Cambria" w:hAnsi="Lato" w:cs="Arial"/>
+          <w:bCs/>
+          <w:szCs w:val="20"/>
+        </w:rPr>
+        <w:t>xxx</w:t>
+      </w:r>
+    </w:p>
+    <w:p>
+      <w:pPr>
+        <w:spacing w:after="80"/>
+        <w:rPr>
+          <w:rFonts w:ascii="Lato" w:eastAsia="DengXian" w:hAnsi="Lato" w:cs="Arial"/>
+          <w:color w:val="0000FF"/>
+          <w:szCs w:val="20"/>
+          <w:lang w:eastAsia="zh-CN"/>
+        </w:rPr>
+      </w:pPr>
+      <w:r>
+        <w:rPr>
+          <w:rFonts w:ascii="Lato" w:eastAsiaTheme="minorHAnsi" w:hAnsi="Lato" w:cs="Arial"/>
+          <w:iCs/>
+          <w:color w:val="0000FF"/>
+          <w:szCs w:val="20"/>
+        </w:rPr>
+        <w:t>2.1</w:t>
+      </w:r>
+      <w:r>
+        <w:rPr>
+          <w:rFonts w:ascii="Lato" w:eastAsia="DengXian" w:hAnsi="Lato" w:cs="Arial" w:hint="eastAsia"/>
+          <w:iCs/>
+          <w:color w:val="0000FF"/>
+          <w:szCs w:val="20"/>
+          <w:lang w:eastAsia="zh-CN"/>
+        </w:rPr>
+        <w:t>4</w:t>
+      </w:r>
+      <w:r>
+        <w:rPr>
+          <w:rFonts w:ascii="Lato" w:eastAsiaTheme="minorHAnsi" w:hAnsi="Lato" w:cs="Arial"/>
+          <w:iCs/>
+          <w:color w:val="0000FF"/>
+          <w:szCs w:val="20"/>
+        </w:rPr>
+        <w:t>.</w:t>
+      </w:r>
+      <w:r>
+        <w:rPr>
+          <w:rFonts w:ascii="Lato" w:eastAsia="DengXian" w:hAnsi="Lato" w:cs="Arial" w:hint="eastAsia"/>
+          <w:color w:val="0000FF"/>
+          <w:szCs w:val="20"/>
+          <w:lang w:eastAsia="zh-CN"/>
+        </w:rPr>
+        <w:t>1</w:t>
+      </w:r>
+      <w:r>
+        <w:rPr>
+          <w:rFonts w:ascii="Lato" w:eastAsia="DengXian" w:hAnsi="Lato" w:cs="Arial"/>
+          <w:color w:val="0000FF"/>
+          <w:szCs w:val="20"/>
+          <w:lang w:eastAsia="zh-CN"/>
+        </w:rPr>
+        <w:t>. </w:t>
+      </w:r>
+      <w:r>
+        <w:rPr>
+          <w:rFonts w:ascii="Lato" w:eastAsia="DengXian" w:hAnsi="Lato" w:cs="Arial"/>
+          <w:color w:val="0000FF"/>
+          <w:szCs w:val="20"/>
+          <w:lang w:eastAsia="zh-CN"/>
+        </w:rPr>
+        <w:t>The second half of section 2.1 (Summary of acetylene production routes and its</w:t>
+      </w:r>
+      <w:r>
+        <w:rPr>
+          <w:rFonts w:ascii="Lato" w:eastAsia="DengXian" w:hAnsi="Lato" w:cs="Arial" w:hint="eastAsia"/>
+          <w:color w:val="0000FF"/>
+          <w:szCs w:val="20"/>
+          <w:lang w:eastAsia="zh-CN"/>
+        </w:rPr>
+        <w:t xml:space="preserve"> </w:t>
+      </w:r>
+      <w:r>
+        <w:rPr>
+          <w:rFonts w:ascii="Lato" w:eastAsia="DengXian" w:hAnsi="Lato" w:cs="Arial"/>
+          <w:color w:val="0000FF"/>
+          <w:szCs w:val="20"/>
+          <w:lang w:eastAsia="zh-CN"/>
+        </w:rPr>
+        <w:t xml:space="preserve">applications) puts too </w:t>
+      </w:r>
+      <w:r>
+        <w:rPr>
+          <w:rFonts w:ascii="Lato" w:eastAsia="DengXian" w:hAnsi="Lato" w:cs="Arial"/>
+          <w:color w:val="0000FF"/>
+          <w:szCs w:val="20"/>
+          <w:lang w:eastAsia="zh-CN"/>
+        </w:rPr>
+        <w:t>much emphasis on the substitution of acetylene applications</w:t>
+      </w:r>
+      <w:r>
+        <w:rPr>
+          <w:rFonts w:ascii="Lato" w:eastAsia="DengXian" w:hAnsi="Lato" w:cs="Arial"/>
+          <w:color w:val="0000FF"/>
+          <w:szCs w:val="20"/>
+          <w:lang w:eastAsia="zh-CN"/>
+        </w:rPr>
+        <w:t>,</w:t>
+      </w:r>
+      <w:r>
+        <w:rPr>
+          <w:rFonts w:ascii="Lato" w:eastAsia="DengXian" w:hAnsi="Lato" w:cs="Arial" w:hint="eastAsia"/>
+          <w:color w:val="0000FF"/>
+          <w:szCs w:val="20"/>
+          <w:lang w:eastAsia="zh-CN"/>
+        </w:rPr>
+        <w:t xml:space="preserve"> </w:t>
+      </w:r>
+      <w:r>
+        <w:rPr>
+          <w:rFonts w:ascii="Lato" w:eastAsia="DengXian" w:hAnsi="Lato" w:cs="Arial"/>
+          <w:color w:val="0000FF"/>
+          <w:szCs w:val="20"/>
+          <w:lang w:eastAsia="zh-CN"/>
+        </w:rPr>
+        <w:t>contrary to the main theme which calls attention to the reuse of acetylene. Suggests</w:t>
+      </w:r>
+      <w:r>
+        <w:rPr>
+          <w:rFonts w:ascii="Lato" w:eastAsia="DengXian" w:hAnsi="Lato" w:cs="Arial" w:hint="eastAsia"/>
+          <w:color w:val="0000FF"/>
+          <w:szCs w:val="20"/>
+          <w:lang w:eastAsia="zh-CN"/>
+        </w:rPr>
+        <w:t xml:space="preserve"> </w:t>
+      </w:r>
+      <w:r>
+        <w:rPr>
+          <w:rFonts w:ascii="Lato" w:eastAsia="DengXian" w:hAnsi="Lato" w:cs="Arial"/>
+          <w:color w:val="0000FF"/>
+          <w:szCs w:val="20"/>
+          <w:lang w:eastAsia="zh-CN"/>
+        </w:rPr>
+        <w:t>that the fact that acetylene applications have been replaced is coupled with the main</w:t>
+      </w:r>
+      <w:r>
+        <w:rPr>
+          <w:rFonts w:ascii="Lato" w:eastAsia="DengXian" w:hAnsi="Lato" w:cs="Arial" w:hint="eastAsia"/>
+          <w:color w:val="0000FF"/>
+          <w:szCs w:val="20"/>
+          <w:lang w:eastAsia="zh-CN"/>
+        </w:rPr>
+        <w:t xml:space="preserve"> </w:t>
+      </w:r>
+      <w:r>
+        <w:rPr>
+          <w:rFonts w:ascii="Lato" w:eastAsia="DengXian" w:hAnsi="Lato" w:cs="Arial"/>
+          <w:color w:val="0000FF"/>
+          <w:szCs w:val="20"/>
+          <w:lang w:eastAsia="zh-CN"/>
+        </w:rPr>
+        <w:t>advantages of using acetylene for synthesis and the problems that need to be</w:t>
+      </w:r>
+      <w:r>
+        <w:rPr>
+          <w:rFonts w:ascii="Lato" w:eastAsia="DengXian" w:hAnsi="Lato" w:cs="Arial" w:hint="eastAsia"/>
+          <w:color w:val="0000FF"/>
+          <w:szCs w:val="20"/>
+          <w:lang w:eastAsia="zh-CN"/>
+        </w:rPr>
+        <w:t xml:space="preserve"> </w:t>
+      </w:r>
+      <w:r>
+        <w:rPr>
+          <w:rFonts w:ascii="Lato" w:eastAsia="DengXian" w:hAnsi="Lato" w:cs="Arial"/>
+          <w:color w:val="0000FF"/>
+          <w:szCs w:val="20"/>
+          <w:lang w:eastAsia="zh-CN"/>
+        </w:rPr>
+        <w:t>overcome.</w:t>
+      </w:r>
+    </w:p>
+    <w:p>
+      <w:pPr>
+        <w:spacing w:after="80"/>
+        <w:rPr>
+          <w:rFonts w:ascii="Lato" w:eastAsia="DengXian" w:hAnsi="Lato" w:cs="Arial"/>
+          <w:szCs w:val="20"/>
+          <w:lang w:eastAsia="zh-CN"/>
+        </w:rPr>
+      </w:pPr>
+      <w:r>
+        <w:rPr>
+          <w:rFonts w:ascii="Lato" w:eastAsia="DengXian" w:hAnsi="Lato" w:cs="Arial"/>
+          <w:szCs w:val="20"/>
+          <w:lang w:eastAsia="zh-CN"/>
+        </w:rPr>
+        <w:t>xxx</w:t>
+      </w:r>
+    </w:p>
+    <w:p>
+      <w:pPr>
+        <w:spacing w:after="80"/>
+        <w:rPr>
+          <w:rFonts w:ascii="Lato" w:eastAsia="DengXian" w:hAnsi="Lato" w:cs="Arial"/>
+          <w:color w:val="0000FF"/>
+          <w:szCs w:val="20"/>
+          <w:lang w:eastAsia="zh-CN"/>
+        </w:rPr>
+      </w:pPr>
+      <w:r>
+        <w:rPr>
+          <w:rFonts w:ascii="Lato" w:eastAsiaTheme="minorHAnsi" w:hAnsi="Lato" w:cs="Arial"/>
+          <w:iCs/>
+          <w:color w:val="0000FF"/>
+          <w:szCs w:val="20"/>
+        </w:rPr>
+        <w:t>2.1</w:t>
+      </w:r>
+      <w:r>
+        <w:rPr>
+          <w:rFonts w:ascii="Lato" w:eastAsia="DengXian" w:hAnsi="Lato" w:cs="Arial" w:hint="eastAsia"/>
+          <w:iCs/>
+          <w:color w:val="0000FF"/>
+          <w:szCs w:val="20"/>
+          <w:lang w:eastAsia="zh-CN"/>
+        </w:rPr>
+        <w:t>4</w:t>
+      </w:r>
+      <w:r>
+        <w:rPr>
+          <w:rFonts w:ascii="Lato" w:eastAsiaTheme="minorHAnsi" w:hAnsi="Lato" w:cs="Arial"/>
+          <w:iCs/>
+          <w:color w:val="0000FF"/>
+          <w:szCs w:val="20"/>
+        </w:rPr>
+        <w:t>.</w:t>
+      </w:r>
+      <w:r>
+        <w:rPr>
+          <w:rFonts w:ascii="Lato" w:eastAsia="DengXian" w:hAnsi="Lato" w:cs="Arial" w:hint="eastAsia"/>
+          <w:iCs/>
+          <w:color w:val="0000FF"/>
+          <w:szCs w:val="20"/>
+          <w:lang w:eastAsia="zh-CN"/>
+        </w:rPr>
+        <w:t>2</w:t>
+      </w:r>
+      <w:r>
+        <w:rPr>
+          <w:rFonts w:ascii="Lato" w:eastAsiaTheme="minorHAnsi" w:hAnsi="Lato" w:cs="Arial"/>
+          <w:iCs/>
+          <w:color w:val="0000FF"/>
+          <w:szCs w:val="20"/>
+        </w:rPr>
+        <w:t>. </w:t>
+      </w:r>
+      <w:r>
+        <w:rPr>
+          <w:rFonts w:ascii="Lato" w:eastAsia="DengXian" w:hAnsi="Lato" w:cs="Arial"/>
+          <w:color w:val="0000FF"/>
+          <w:szCs w:val="20"/>
+          <w:lang w:eastAsia="zh-CN"/>
+        </w:rPr>
+        <w:t>Section 2.4 (Emerging direct acetylene synthesis routes and catalytic applications)</w:t>
+      </w:r>
+      <w:r>
+        <w:rPr>
+          <w:rFonts w:ascii="Lato" w:eastAsia="DengXian" w:hAnsi="Lato" w:cs="Arial" w:hint="eastAsia"/>
+          <w:color w:val="0000FF"/>
+          <w:szCs w:val="20"/>
+          <w:lang w:eastAsia="zh-CN"/>
+        </w:rPr>
+        <w:t xml:space="preserve"> </w:t>
+      </w:r>
+      <w:r>
+        <w:rPr>
+          <w:rFonts w:ascii="Lato" w:eastAsia="DengXian" w:hAnsi="Lato" w:cs="Arial"/>
+          <w:color w:val="0000FF"/>
+          <w:szCs w:val="20"/>
+          <w:lang w:eastAsia="zh-CN"/>
+        </w:rPr>
+        <w:t>is rather informative and the refined title is not accurate enough. Acetylene from</w:t>
+      </w:r>
+      <w:r>
+        <w:rPr>
+          <w:rFonts w:ascii="Lato" w:eastAsia="DengXian" w:hAnsi="Lato" w:cs="Arial" w:hint="eastAsia"/>
+          <w:color w:val="0000FF"/>
+          <w:szCs w:val="20"/>
+          <w:lang w:eastAsia="zh-CN"/>
+        </w:rPr>
+        <w:t xml:space="preserve"> </w:t>
+      </w:r>
+      <w:r>
+        <w:rPr>
+          <w:rFonts w:ascii="Lato" w:eastAsia="DengXian" w:hAnsi="Lato" w:cs="Arial"/>
+          <w:color w:val="0000FF"/>
+          <w:szCs w:val="20"/>
+          <w:lang w:eastAsia="zh-CN"/>
+        </w:rPr>
+        <w:t>thermally cracked CH</w:t>
+      </w:r>
+      <w:r>
+        <w:rPr>
+          <w:rFonts w:ascii="Lato" w:eastAsia="DengXian" w:hAnsi="Lato" w:cs="Arial"/>
+          <w:color w:val="0000FF"/>
+          <w:szCs w:val="20"/>
+          <w:vertAlign w:val="subscript"/>
+          <w:lang w:eastAsia="zh-CN"/>
+        </w:rPr>
+        <w:t>4</w:t>
+      </w:r>
+      <w:r>
+        <w:rPr>
+          <w:rFonts w:ascii="Lato" w:eastAsia="DengXian" w:hAnsi="Lato" w:cs="Arial"/>
+          <w:color w:val="0000FF"/>
+          <w:szCs w:val="20"/>
+          <w:lang w:eastAsia="zh-CN"/>
+        </w:rPr>
+        <w:t xml:space="preserve"> is not part of the emerging direct acetylene synthesis route </w:t>
+      </w:r>
+      <w:r>
+        <w:rPr>
+          <w:rFonts w:ascii="Lato" w:eastAsia="DengXian" w:hAnsi="Lato" w:cs="Arial"/>
+          <w:color w:val="0000FF"/>
+          <w:szCs w:val="20"/>
+          <w:lang w:eastAsia="zh-CN"/>
+        </w:rPr>
+        <w:t>and</w:t>
+      </w:r>
+      <w:r>
+        <w:rPr>
+          <w:rFonts w:ascii="Lato" w:eastAsia="DengXian" w:hAnsi="Lato" w:cs="Arial" w:hint="eastAsia"/>
+          <w:color w:val="0000FF"/>
+          <w:szCs w:val="20"/>
+          <w:lang w:eastAsia="zh-CN"/>
+        </w:rPr>
+        <w:t xml:space="preserve"> </w:t>
+      </w:r>
+      <w:r>
+        <w:rPr>
+          <w:rFonts w:ascii="Lato" w:eastAsia="DengXian" w:hAnsi="Lato" w:cs="Arial"/>
+          <w:color w:val="0000FF"/>
+          <w:szCs w:val="20"/>
+          <w:lang w:eastAsia="zh-CN"/>
+        </w:rPr>
+        <w:t>the main focus of the presentation is on the design of new catalysts for the TP process.</w:t>
+      </w:r>
+      <w:r>
+        <w:rPr>
+          <w:rFonts w:ascii="Lato" w:eastAsia="DengXian" w:hAnsi="Lato" w:cs="Arial" w:hint="eastAsia"/>
+          <w:color w:val="0000FF"/>
+          <w:szCs w:val="20"/>
+          <w:lang w:eastAsia="zh-CN"/>
+        </w:rPr>
+        <w:t xml:space="preserve"> </w:t>
+      </w:r>
+      <w:r>
+        <w:rPr>
+          <w:rFonts w:ascii="Lato" w:eastAsia="DengXian" w:hAnsi="Lato" w:cs="Arial"/>
+          <w:color w:val="0000FF"/>
+          <w:szCs w:val="20"/>
+          <w:lang w:eastAsia="zh-CN"/>
+        </w:rPr>
+        <w:t>It is suggested that plasma acetylene production and the development of new catalyst</w:t>
+      </w:r>
+      <w:r>
+        <w:rPr>
+          <w:rFonts w:ascii="Lato" w:eastAsia="DengXian" w:hAnsi="Lato" w:cs="Arial" w:hint="eastAsia"/>
+          <w:color w:val="0000FF"/>
+          <w:szCs w:val="20"/>
+          <w:lang w:eastAsia="zh-CN"/>
+        </w:rPr>
+        <w:t xml:space="preserve"> </w:t>
+      </w:r>
+      <w:r>
+        <w:rPr>
+          <w:rFonts w:ascii="Lato" w:eastAsia="DengXian" w:hAnsi="Lato" w:cs="Arial"/>
+          <w:color w:val="0000FF"/>
+          <w:szCs w:val="20"/>
+          <w:lang w:eastAsia="zh-CN"/>
+        </w:rPr>
+        <w:t>design for the TP process be presented in two separate sections.</w:t>
+      </w:r>
+    </w:p>
+    <w:p>
+      <w:pPr>
+        <w:spacing w:after="80"/>
+        <w:rPr>
+          <w:rFonts w:ascii="Lato" w:eastAsia="DengXian" w:hAnsi="Lato" w:cs="Arial"/>
+          <w:szCs w:val="20"/>
+          <w:lang w:eastAsia="zh-CN"/>
+        </w:rPr>
+      </w:pPr>
+      <w:r>
+        <w:rPr>
+          <w:rFonts w:ascii="Lato" w:eastAsia="DengXian" w:hAnsi="Lato" w:cs="Arial"/>
+          <w:szCs w:val="20"/>
+          <w:lang w:eastAsia="zh-CN"/>
+        </w:rPr>
+        <w:t>xxx</w:t>
+      </w:r>
+    </w:p>
+    <w:p>
+      <w:pPr>
+        <w:spacing w:after="80"/>
+        <w:rPr>
+          <w:rFonts w:ascii="Lato" w:eastAsia="DengXian" w:hAnsi="Lato" w:cs="Arial"/>
+          <w:color w:val="0000FF"/>
+          <w:szCs w:val="20"/>
+          <w:lang w:eastAsia="zh-CN"/>
+        </w:rPr>
+      </w:pPr>
+      <w:r>
+        <w:rPr>
+          <w:rFonts w:ascii="Lato" w:eastAsia="DengXian" w:hAnsi="Lato" w:cs="Arial"/>
+          <w:color w:val="0000FF"/>
+          <w:szCs w:val="20"/>
+          <w:highlight w:val="green"/>
+          <w:lang w:eastAsia="zh-CN"/>
+        </w:rPr>
+        <w:t>2.1</w:t>
+      </w:r>
+      <w:r>
+        <w:rPr>
+          <w:rFonts w:ascii="Lato" w:eastAsia="DengXian" w:hAnsi="Lato" w:cs="Arial" w:hint="eastAsia"/>
+          <w:color w:val="0000FF"/>
+          <w:szCs w:val="20"/>
+          <w:highlight w:val="green"/>
+          <w:lang w:eastAsia="zh-CN"/>
+        </w:rPr>
+        <w:t>4</w:t>
+      </w:r>
+      <w:r>
+        <w:rPr>
+          <w:rFonts w:ascii="Lato" w:eastAsia="DengXian" w:hAnsi="Lato" w:cs="Arial"/>
+          <w:color w:val="0000FF"/>
+          <w:szCs w:val="20"/>
+          <w:highlight w:val="green"/>
+          <w:lang w:eastAsia="zh-CN"/>
+        </w:rPr>
+        <w:t>.</w:t>
+      </w:r>
+      <w:r>
+        <w:rPr>
+          <w:rFonts w:ascii="Lato" w:eastAsia="DengXian" w:hAnsi="Lato" w:cs="Arial" w:hint="eastAsia"/>
+          <w:color w:val="0000FF"/>
+          <w:szCs w:val="20"/>
+          <w:highlight w:val="green"/>
+          <w:lang w:eastAsia="zh-CN"/>
+        </w:rPr>
+        <w:t>3</w:t>
+      </w:r>
+      <w:r>
+        <w:rPr>
+          <w:rFonts w:ascii="Lato" w:eastAsia="DengXian" w:hAnsi="Lato" w:cs="Arial"/>
+          <w:color w:val="0000FF"/>
+          <w:szCs w:val="20"/>
+          <w:lang w:eastAsia="zh-CN"/>
+        </w:rPr>
+        <w:t>. </w:t>
+      </w:r>
+      <w:r>
+        <w:rPr>
+          <w:rFonts w:ascii="Lato" w:eastAsia="DengXian" w:hAnsi="Lato" w:cs="Arial"/>
+          <w:color w:val="0000FF"/>
+          <w:szCs w:val="20"/>
+          <w:lang w:eastAsia="zh-CN"/>
+        </w:rPr>
+        <w:t>Section 5 (Environmental and economic assessment of acetylene synthesis routes)</w:t>
+      </w:r>
+      <w:r>
+        <w:rPr>
+          <w:rFonts w:ascii="Lato" w:eastAsia="DengXian" w:hAnsi="Lato" w:cs="Arial" w:hint="eastAsia"/>
+          <w:color w:val="0000FF"/>
+          <w:szCs w:val="20"/>
+          <w:lang w:eastAsia="zh-CN"/>
+        </w:rPr>
+        <w:t xml:space="preserve"> </w:t>
+      </w:r>
+      <w:r>
+        <w:rPr>
+          <w:rFonts w:ascii="Lato" w:eastAsia="DengXian" w:hAnsi="Lato" w:cs="Arial"/>
+          <w:color w:val="0000FF"/>
+          <w:szCs w:val="20"/>
+          <w:lang w:eastAsia="zh-CN"/>
+        </w:rPr>
+        <w:t>provides a more in-depth analysis of the environmental and economic evaluation of</w:t>
+      </w:r>
+      <w:r>
+        <w:rPr>
+          <w:rFonts w:ascii="Lato" w:eastAsia="DengXian" w:hAnsi="Lato" w:cs="Arial" w:hint="eastAsia"/>
+          <w:color w:val="0000FF"/>
+          <w:szCs w:val="20"/>
+          <w:lang w:eastAsia="zh-CN"/>
+        </w:rPr>
+        <w:t xml:space="preserve"> </w:t>
+      </w:r>
+      <w:r>
+        <w:rPr>
+          <w:rFonts w:ascii="Lato" w:eastAsia="DengXian" w:hAnsi="Lato" w:cs="Arial"/>
+          <w:color w:val="0000FF"/>
+          <w:szCs w:val="20"/>
+          <w:lang w:eastAsia="zh-CN"/>
+        </w:rPr>
+        <w:t xml:space="preserve">acetylene synthesis. However, processes related to acetylene </w:t>
+      </w:r>
+      <w:r>
+        <w:rPr>
+          <w:rFonts w:ascii="Lato" w:eastAsia="DengXian" w:hAnsi="Lato" w:cs="Arial"/>
+          <w:color w:val="0000FF"/>
+          <w:szCs w:val="20"/>
+          <w:highlight w:val="yellow"/>
+          <w:lang w:eastAsia="zh-CN"/>
+        </w:rPr>
+        <w:t>inevitably need to</w:t>
+      </w:r>
+      <w:r>
+        <w:rPr>
+          <w:rFonts w:ascii="Lato" w:eastAsia="DengXian" w:hAnsi="Lato" w:cs="Arial" w:hint="eastAsia"/>
+          <w:color w:val="0000FF"/>
+          <w:szCs w:val="20"/>
+          <w:highlight w:val="yellow"/>
+          <w:lang w:eastAsia="zh-CN"/>
+        </w:rPr>
+        <w:t xml:space="preserve"> </w:t>
+      </w:r>
+      <w:r>
+        <w:rPr>
+          <w:rFonts w:ascii="Lato" w:eastAsia="DengXian" w:hAnsi="Lato" w:cs="Arial"/>
+          <w:color w:val="0000FF"/>
+          <w:szCs w:val="20"/>
+          <w:highlight w:val="yellow"/>
+          <w:lang w:eastAsia="zh-CN"/>
+        </w:rPr>
+        <w:t>consider safety</w:t>
+      </w:r>
+      <w:r>
+        <w:rPr>
+          <w:rFonts w:ascii="Lato" w:eastAsia="DengXian" w:hAnsi="Lato" w:cs="Arial"/>
+          <w:color w:val="0000FF"/>
+          <w:szCs w:val="20"/>
+          <w:lang w:eastAsia="zh-CN"/>
+        </w:rPr>
+        <w:t xml:space="preserve"> as an equally important </w:t>
+      </w:r>
+      <w:r>
+        <w:rPr>
+          <w:rFonts w:ascii="Lato" w:eastAsia="DengXian" w:hAnsi="Lato" w:cs="Arial"/>
+          <w:color w:val="0000FF"/>
+          <w:szCs w:val="20"/>
+          <w:lang w:eastAsia="zh-CN"/>
+        </w:rPr>
+        <w:t>or even higher priority than economic and</w:t>
+      </w:r>
+      <w:r>
+        <w:rPr>
+          <w:rFonts w:ascii="Lato" w:eastAsia="DengXian" w:hAnsi="Lato" w:cs="Arial" w:hint="eastAsia"/>
+          <w:color w:val="0000FF"/>
+          <w:szCs w:val="20"/>
+          <w:lang w:eastAsia="zh-CN"/>
+        </w:rPr>
+        <w:t xml:space="preserve"> </w:t>
+      </w:r>
+      <w:r>
+        <w:rPr>
+          <w:rFonts w:ascii="Lato" w:eastAsia="DengXian" w:hAnsi="Lato" w:cs="Arial"/>
+          <w:color w:val="0000FF"/>
+          <w:szCs w:val="20"/>
+          <w:lang w:eastAsia="zh-CN"/>
+        </w:rPr>
+        <w:t>environmental aspects. It is proposed to supplement the evaluation of the safety</w:t>
+      </w:r>
+      <w:r>
+        <w:rPr>
+          <w:rFonts w:ascii="Lato" w:eastAsia="DengXian" w:hAnsi="Lato" w:cs="Arial" w:hint="eastAsia"/>
+          <w:color w:val="0000FF"/>
+          <w:szCs w:val="20"/>
+          <w:lang w:eastAsia="zh-CN"/>
+        </w:rPr>
+        <w:t xml:space="preserve"> </w:t>
+      </w:r>
+      <w:r>
+        <w:rPr>
+          <w:rFonts w:ascii="Lato" w:eastAsia="DengXian" w:hAnsi="Lato" w:cs="Arial"/>
+          <w:color w:val="0000FF"/>
+          <w:szCs w:val="20"/>
+          <w:lang w:eastAsia="zh-CN"/>
+        </w:rPr>
+        <w:t>performance related to the several synthesis methods mentioned with a summary of</w:t>
+      </w:r>
+      <w:r>
+        <w:rPr>
+          <w:rFonts w:ascii="Lato" w:eastAsia="DengXian" w:hAnsi="Lato" w:cs="Arial" w:hint="eastAsia"/>
+          <w:color w:val="0000FF"/>
+          <w:szCs w:val="20"/>
+          <w:lang w:eastAsia="zh-CN"/>
+        </w:rPr>
+        <w:t xml:space="preserve"> </w:t>
+      </w:r>
+      <w:r>
+        <w:rPr>
+          <w:rFonts w:ascii="Lato" w:eastAsia="DengXian" w:hAnsi="Lato" w:cs="Arial"/>
+          <w:color w:val="0000FF"/>
+          <w:szCs w:val="20"/>
+          <w:lang w:eastAsia="zh-CN"/>
+        </w:rPr>
+        <w:t>the risks and challenges faced by each process in terms of safety.</w:t>
+      </w:r>
+    </w:p>
+    <w:p>
+      <w:pPr>
+        <w:rPr>
+          <w:rFonts w:ascii="Lato" w:eastAsia="DengXian" w:hAnsi="Lato" w:cs="Arial"/>
+          <w:iCs/>
+          <w:szCs w:val="20"/>
+          <w:lang w:eastAsia="zh-CN"/>
+        </w:rPr>
+      </w:pPr>
+      <w:r>
+        <w:rPr>
+          <w:rFonts w:ascii="Lato" w:eastAsia="DengXian" w:hAnsi="Lato" w:cs="Arial"/>
+          <w:iCs/>
+          <w:szCs w:val="20"/>
+          <w:lang w:eastAsia="zh-CN"/>
+        </w:rPr>
+        <w:t>xxx</w:t>
+      </w:r>
+    </w:p>
+    <w:p>
+      <w:pPr>
+        <w:spacing w:line="259" w:lineRule="auto"/>
+        <w:jc w:val="left"/>
+        <w:rPr>
+          <w:rFonts w:ascii="Lato" w:eastAsia="Cambria" w:hAnsi="Lato" w:cs="Arial"/>
+          <w:b/>
+          <w:szCs w:val="20"/>
+        </w:rPr>
+      </w:pPr>
+      <w:r>
+        <w:rPr>
+          <w:rFonts w:ascii="Lato" w:eastAsia="Cambria" w:hAnsi="Lato" w:cs="Arial"/>
+          <w:b/>
+          <w:szCs w:val="20"/>
+        </w:rPr>
+        <w:br w:type="page"/>
+      </w:r>
+    </w:p>
+    <w:p>
+      <w:pPr>
+        <w:rPr>
+          <w:rFonts w:ascii="Lato" w:eastAsia="Cambria" w:hAnsi="Lato" w:cs="Arial"/>
+          <w:b/>
+          <w:szCs w:val="20"/>
+        </w:rPr>
+      </w:pPr>
+      <w:r>
+        <w:rPr>
+          <w:rFonts w:ascii="Lato" w:eastAsia="Cambria" w:hAnsi="Lato" w:cs="Arial"/>
+          <w:b/>
+          <w:szCs w:val="20"/>
+        </w:rPr>
+        <w:lastRenderedPageBreak/>
+        <w:t>Reviewer #3</w:t>
+      </w:r>
+    </w:p>
+    <w:p>
+      <w:pPr>
+        <w:rPr>
+          <w:rFonts w:ascii="Lato" w:eastAsia="Cambria" w:hAnsi="Lato" w:cs="Arial"/>
+          <w:iCs/>
+          <w:color w:val="0000FF"/>
+          <w:szCs w:val="20"/>
+        </w:rPr>
+      </w:pPr>
+      <w:r>
+        <w:rPr>
+          <w:rFonts w:ascii="Lato" w:eastAsia="Cambria" w:hAnsi="Lato" w:cs="Arial"/>
+          <w:iCs/>
+          <w:color w:val="0000FF"/>
+          <w:szCs w:val="20"/>
+        </w:rPr>
+        <w:t>This review comprehensively introduced acetylene production technologies and provided extensive analyses regarding the possible ways to sustainably produce acetylene. Thus, it undoubtfully demonstrate the underlying and unexcavated value of acetylene. This review is expected to contribute to the clarification of the developing trend of acetylene in industry and advance relevant research with the basic guidelines and updated data. I recommend its publication in Nature Chemical Engineering after minor revisions.</w:t>
+      </w:r>
+    </w:p>
+    <w:p>
+      <w:pPr>
+        <w:rPr>
+          <w:rFonts w:ascii="Lato" w:eastAsia="DengXian" w:hAnsi="Lato" w:cs="Arial"/>
+          <w:szCs w:val="20"/>
+        </w:rPr>
+      </w:pPr>
+      <w:r>
+        <w:rPr>
+          <w:rFonts w:ascii="Lato" w:eastAsia="Times New Roman" w:hAnsi="Lato" w:cs="Arial"/>
+          <w:color w:val="000000" w:themeColor="text1"/>
+          <w:szCs w:val="20"/>
+        </w:rPr>
+        <w:t>xxx</w:t>
+      </w:r>
+    </w:p>
+    <w:p>
+      <w:pPr>
+        <w:rPr>
+          <w:rFonts w:ascii="Lato" w:eastAsia="Cambria" w:hAnsi="Lato" w:cs="Arial"/>
+          <w:iCs/>
+          <w:color w:val="0000FF"/>
+          <w:szCs w:val="20"/>
+        </w:rPr>
+      </w:pPr>
+      <w:r>
+        <w:rPr>
+          <w:rFonts w:ascii="Lato" w:eastAsia="Cambria" w:hAnsi="Lato" w:cs="Arial"/>
+          <w:iCs/>
+          <w:color w:val="0000FF"/>
+          <w:szCs w:val="20"/>
+        </w:rPr>
+        <w:t>3.1. </w:t>
+      </w:r>
+      <w:r>
+        <w:rPr>
+          <w:rFonts w:ascii="Lato" w:eastAsia="Cambria" w:hAnsi="Lato" w:cs="Arial"/>
+          <w:iCs/>
+          <w:color w:val="0000FF"/>
+          <w:szCs w:val="20"/>
+        </w:rPr>
+        <w:t xml:space="preserve">The authors planned a footprint of the revival of acetylene by only proposing the possibility of developing green acetylene, which seems not convincing enough. The authors may add extra part of discussion about the existing technologies or emerging technologies that may enlarge the application field of acetylene to make the plan more acceptable. For instance, </w:t>
+      </w:r>
+      <w:r>
+        <w:rPr>
+          <w:rFonts w:ascii="Lato" w:eastAsia="Cambria" w:hAnsi="Lato" w:cs="Arial"/>
+          <w:iCs/>
+          <w:color w:val="0000FF"/>
+          <w:szCs w:val="20"/>
+          <w:highlight w:val="yellow"/>
+        </w:rPr>
+        <w:t>recent work about the conversion of acetylene to ethylene using electrocatalysis way and to vinyl chloride using photocatalysis</w:t>
+      </w:r>
+      <w:r>
+        <w:rPr>
+          <w:rFonts w:ascii="Lato" w:eastAsia="Cambria" w:hAnsi="Lato" w:cs="Arial"/>
+          <w:iCs/>
+          <w:color w:val="0000FF"/>
+          <w:szCs w:val="20"/>
+        </w:rPr>
+        <w:t xml:space="preserve"> way provides the newest application field for acetylene</w:t>
+      </w:r>
+      <w:r>
+        <w:rPr>
+          <w:rFonts w:ascii="Lato" w:eastAsia="Cambria" w:hAnsi="Lato" w:cs="Arial"/>
+          <w:iCs/>
+          <w:color w:val="0000FF"/>
+          <w:szCs w:val="20"/>
+        </w:rPr>
+        <w:t>.</w:t>
+      </w:r>
+    </w:p>
+    <w:p>
+      <w:pPr>
+        <w:rPr>
           <w:rFonts w:ascii="Lato" w:eastAsia="Cambria" w:hAnsi="Lato" w:cs="Arial"/>
           <w:color w:val="000000" w:themeColor="text1"/>
           <w:szCs w:val="20"/>
+          <w:highlight w:val="yellow"/>
+          <w:lang w:eastAsia="x-none"/>
         </w:rPr>
       </w:pPr>
       <w:r>
@@ -1019,8 +3901,9 @@
           <w:rFonts w:ascii="Lato" w:eastAsia="Cambria" w:hAnsi="Lato" w:cs="Arial"/>
           <w:color w:val="000000" w:themeColor="text1"/>
           <w:szCs w:val="20"/>
-        </w:rPr>
-        <w:t>xxx</w:t>
+          <w:lang w:eastAsia="x-none"/>
+        </w:rPr>
+        <w:t>Included</w:t>
       </w:r>
     </w:p>
     <w:p>
@@ -1039,20 +3922,11 @@
           <w:color w:val="0000FF"/>
           <w:szCs w:val="20"/>
         </w:rPr>
-        <w:t>2.</w:t>
-      </w:r>
-      <w:r>
-        <w:rPr>
-          <w:rFonts w:ascii="Lato" w:eastAsiaTheme="minorHAnsi" w:hAnsi="Lato" w:cs="Arial"/>
-          <w:iCs/>
-          <w:color w:val="0000FF"/>
-          <w:szCs w:val="20"/>
-        </w:rPr>
-        <w:t>13</w:t>
-      </w:r>
-      <w:r>
-        <w:rPr>
-          <w:rFonts w:ascii="Lato" w:eastAsiaTheme="minorHAnsi" w:hAnsi="Lato" w:cs="Arial"/>
+        <w:t>3</w:t>
+      </w:r>
+      <w:r>
+        <w:rPr>
+          <w:rFonts w:ascii="Lato" w:eastAsia="Cambria" w:hAnsi="Lato" w:cs="Arial"/>
           <w:iCs/>
           <w:color w:val="0000FF"/>
           <w:szCs w:val="20"/>
@@ -1061,771 +3935,41 @@
       </w:r>
       <w:r>
         <w:rPr>
-          <w:rFonts w:ascii="Lato" w:eastAsiaTheme="minorHAnsi" w:hAnsi="Lato" w:cs="Arial"/>
-          <w:iCs/>
-          <w:color w:val="0000FF"/>
-          <w:szCs w:val="20"/>
-        </w:rPr>
-        <w:t xml:space="preserve">The title of section 2.3 (Direct commercial acetylene production routes) does not seem to be very appropriate, since the title of 2.2 (Indirect acetylene production route via calcium carbide) does not emphasize the word </w:t>
-      </w:r>
-      <w:r>
-        <w:rPr>
-          <w:rFonts w:ascii="Lato" w:eastAsiaTheme="minorHAnsi" w:hAnsi="Lato" w:cs="Arial"/>
-          <w:i/>
-          <w:iCs/>
-          <w:color w:val="0000FF"/>
-          <w:szCs w:val="20"/>
-        </w:rPr>
-        <w:t>commercial</w:t>
-      </w:r>
-      <w:r>
-        <w:rPr>
-          <w:rFonts w:ascii="Lato" w:eastAsiaTheme="minorHAnsi" w:hAnsi="Lato" w:cs="Arial"/>
-          <w:iCs/>
-          <w:color w:val="0000FF"/>
-          <w:szCs w:val="20"/>
-        </w:rPr>
-        <w:t>. Therefore, this title may mislead readers unfamiliar with the relevant field into thinking that the calcium carbide method is not a commercial acetylene preparation method.</w:t>
-      </w:r>
-    </w:p>
-    <w:p>
-      <w:pPr>
-        <w:rPr>
           <w:rFonts w:ascii="Lato" w:eastAsia="Cambria" w:hAnsi="Lato" w:cs="Arial"/>
           <w:iCs/>
-          <w:color w:val="000000" w:themeColor="text1"/>
-          <w:szCs w:val="20"/>
-        </w:rPr>
-      </w:pPr>
+          <w:color w:val="0000FF"/>
+          <w:szCs w:val="20"/>
+        </w:rPr>
+        <w:t xml:space="preserve">The authors briefly introduced several kinds of catalysts in part 2.4. What are the key issues for these catalysts during acetylene production, which hinders efficient acetylene production. It would be better to </w:t>
+      </w:r>
       <w:r>
         <w:rPr>
           <w:rFonts w:ascii="Lato" w:eastAsia="Cambria" w:hAnsi="Lato" w:cs="Arial"/>
           <w:iCs/>
-          <w:color w:val="000000" w:themeColor="text1"/>
-          <w:szCs w:val="20"/>
-        </w:rPr>
-        <w:t>xxx</w:t>
-      </w:r>
-    </w:p>
-    <w:p>
-      <w:pPr>
-        <w:rPr>
-          <w:rFonts w:ascii="Lato" w:eastAsiaTheme="minorHAnsi" w:hAnsi="Lato" w:cs="Arial"/>
-          <w:iCs/>
-          <w:color w:val="0000FF"/>
-          <w:szCs w:val="20"/>
-        </w:rPr>
-      </w:pPr>
-      <w:r>
-        <w:rPr>
-          <w:rFonts w:ascii="Lato" w:eastAsiaTheme="minorHAnsi" w:hAnsi="Lato" w:cs="Arial"/>
-          <w:iCs/>
-          <w:color w:val="0000FF"/>
-          <w:szCs w:val="20"/>
-        </w:rPr>
-        <w:t>2.</w:t>
-      </w:r>
-      <w:r>
-        <w:rPr>
-          <w:rFonts w:ascii="Lato" w:eastAsiaTheme="minorHAnsi" w:hAnsi="Lato" w:cs="Arial"/>
-          <w:iCs/>
-          <w:color w:val="0000FF"/>
-          <w:szCs w:val="20"/>
-        </w:rPr>
-        <w:t>13</w:t>
-      </w:r>
-      <w:r>
-        <w:rPr>
-          <w:rFonts w:ascii="Lato" w:eastAsiaTheme="minorHAnsi" w:hAnsi="Lato" w:cs="Arial"/>
-          <w:iCs/>
-          <w:color w:val="0000FF"/>
-          <w:szCs w:val="20"/>
-        </w:rPr>
-        <w:t>.3. </w:t>
-      </w:r>
-      <w:r>
-        <w:rPr>
-          <w:rFonts w:ascii="Lato" w:eastAsiaTheme="minorHAnsi" w:hAnsi="Lato" w:cs="Arial"/>
-          <w:iCs/>
-          <w:color w:val="0000FF"/>
-          <w:szCs w:val="20"/>
-        </w:rPr>
-        <w:t>Emerging routes for acetylene synthesis are discussed in Section 2.4, where the authors describe a route for the production of acetylene from CH4 using non-thermal plasma technology. Should this technique be viewed as a different way of generating plasma or as a revolutionary new technology for acetylene production? In the paper, the authors point out that the use of non-thermal plasma actually requires a greater energy input than the use of thermal plasma (Line 237), and that the CH4 conversion and acetylene selectivity are not as good as in the thermal plasma approach. Thus, despite the savings in the quenching, non-thermal plasma technology should be far less economical than thermal plasma technology at this time. So, if this is viewed as a promising technology, what are the drivers for its development? What are the current key technical barriers? What technological breakthroughs are needed to industrialize it? At present the authors seem to be merely talk about the results reported in the literature, but not point out and analyze these issues clearly.</w:t>
-      </w:r>
-    </w:p>
-    <w:p>
-      <w:pPr>
-        <w:rPr>
-          <w:rFonts w:ascii="Lato" w:eastAsia="Cambria" w:hAnsi="Lato" w:cs="Arial"/>
-          <w:iCs/>
-          <w:color w:val="000000" w:themeColor="text1"/>
-          <w:szCs w:val="20"/>
-        </w:rPr>
-      </w:pPr>
-      <w:r>
-        <w:rPr>
-          <w:rFonts w:ascii="Lato" w:eastAsia="Cambria" w:hAnsi="Lato" w:cs="Arial"/>
-          <w:iCs/>
-          <w:color w:val="000000" w:themeColor="text1"/>
-          <w:szCs w:val="20"/>
-        </w:rPr>
-        <w:t>xxx</w:t>
-      </w:r>
-    </w:p>
-    <w:p>
-      <w:pPr>
-        <w:rPr>
-          <w:rFonts w:ascii="Lato" w:eastAsiaTheme="minorHAnsi" w:hAnsi="Lato" w:cs="Arial"/>
-          <w:iCs/>
-          <w:color w:val="0000FF"/>
-          <w:szCs w:val="20"/>
-          <w:lang w:val="en-GB"/>
-        </w:rPr>
-      </w:pPr>
-      <w:r>
-        <w:rPr>
-          <w:rFonts w:ascii="Lato" w:eastAsiaTheme="minorHAnsi" w:hAnsi="Lato" w:cs="Arial"/>
-          <w:iCs/>
-          <w:color w:val="0000FF"/>
-          <w:szCs w:val="20"/>
-        </w:rPr>
-        <w:t>2.</w:t>
-      </w:r>
-      <w:r>
-        <w:rPr>
-          <w:rFonts w:ascii="Lato" w:eastAsiaTheme="minorHAnsi" w:hAnsi="Lato" w:cs="Arial"/>
-          <w:iCs/>
-          <w:color w:val="0000FF"/>
-          <w:szCs w:val="20"/>
-        </w:rPr>
-        <w:t>13</w:t>
-      </w:r>
-      <w:r>
-        <w:rPr>
-          <w:rFonts w:ascii="Lato" w:eastAsiaTheme="minorHAnsi" w:hAnsi="Lato" w:cs="Arial"/>
-          <w:iCs/>
-          <w:color w:val="0000FF"/>
-          <w:szCs w:val="20"/>
-        </w:rPr>
-        <w:t>.</w:t>
-      </w:r>
-      <w:r>
-        <w:rPr>
-          <w:rFonts w:ascii="Lato" w:eastAsiaTheme="minorHAnsi" w:hAnsi="Lato" w:cs="Arial"/>
-          <w:iCs/>
-          <w:color w:val="0000FF"/>
-          <w:szCs w:val="20"/>
-        </w:rPr>
-        <w:t>4</w:t>
-      </w:r>
-      <w:r>
-        <w:rPr>
-          <w:rFonts w:ascii="Lato" w:eastAsiaTheme="minorHAnsi" w:hAnsi="Lato" w:cs="Arial"/>
-          <w:iCs/>
-          <w:color w:val="0000FF"/>
-          <w:szCs w:val="20"/>
-        </w:rPr>
-        <w:t>. </w:t>
-      </w:r>
-      <w:r>
-        <w:rPr>
-          <w:rFonts w:ascii="Lato" w:eastAsiaTheme="minorHAnsi" w:hAnsi="Lato" w:cs="Arial"/>
-          <w:iCs/>
-          <w:color w:val="0000FF"/>
-          <w:szCs w:val="20"/>
-          <w:lang w:val="en-GB"/>
-        </w:rPr>
-        <w:t>As far as I know, the production of acetylene from coal as a feedstock using plasma technology is</w:t>
-      </w:r>
-      <w:r>
-        <w:rPr>
-          <w:rFonts w:ascii="Lato" w:eastAsiaTheme="minorHAnsi" w:hAnsi="Lato" w:cs="Arial"/>
-          <w:iCs/>
-          <w:color w:val="0000FF"/>
-          <w:szCs w:val="20"/>
-          <w:lang w:val="en-GB"/>
-        </w:rPr>
-        <w:t xml:space="preserve"> </w:t>
-      </w:r>
-      <w:r>
-        <w:rPr>
-          <w:rFonts w:ascii="Lato" w:eastAsiaTheme="minorHAnsi" w:hAnsi="Lato" w:cs="Arial"/>
-          <w:iCs/>
-          <w:color w:val="0000FF"/>
-          <w:szCs w:val="20"/>
-          <w:lang w:val="en-GB"/>
-        </w:rPr>
-        <w:t>also a promising technology and large-scale experimental installations have been established in</w:t>
-      </w:r>
-      <w:r>
-        <w:rPr>
-          <w:rFonts w:ascii="Lato" w:eastAsiaTheme="minorHAnsi" w:hAnsi="Lato" w:cs="Arial"/>
-          <w:iCs/>
-          <w:color w:val="0000FF"/>
-          <w:szCs w:val="20"/>
-          <w:lang w:val="en-GB"/>
-        </w:rPr>
-        <w:t xml:space="preserve"> </w:t>
-      </w:r>
-      <w:r>
-        <w:rPr>
-          <w:rFonts w:ascii="Lato" w:eastAsiaTheme="minorHAnsi" w:hAnsi="Lato" w:cs="Arial"/>
-          <w:iCs/>
-          <w:color w:val="0000FF"/>
-          <w:szCs w:val="20"/>
-          <w:lang w:val="en-GB"/>
-        </w:rPr>
-        <w:t>China. However, only the acetylene production technologies based on natural gas as feedstock using</w:t>
-      </w:r>
-      <w:r>
-        <w:rPr>
-          <w:rFonts w:ascii="Lato" w:eastAsiaTheme="minorHAnsi" w:hAnsi="Lato" w:cs="Arial"/>
-          <w:iCs/>
-          <w:color w:val="0000FF"/>
-          <w:szCs w:val="20"/>
-          <w:lang w:val="en-GB"/>
-        </w:rPr>
-        <w:t xml:space="preserve"> </w:t>
-      </w:r>
-      <w:r>
-        <w:rPr>
-          <w:rFonts w:ascii="Lato" w:eastAsiaTheme="minorHAnsi" w:hAnsi="Lato" w:cs="Arial"/>
-          <w:iCs/>
-          <w:color w:val="0000FF"/>
-          <w:szCs w:val="20"/>
-          <w:lang w:val="en-GB"/>
-        </w:rPr>
-        <w:t>plasma (thermal and non-thermal) are discussed in this paper. It is proposed to add a discussion in</w:t>
-      </w:r>
-      <w:r>
-        <w:rPr>
-          <w:rFonts w:ascii="Lato" w:eastAsiaTheme="minorHAnsi" w:hAnsi="Lato" w:cs="Arial"/>
-          <w:iCs/>
-          <w:color w:val="0000FF"/>
-          <w:szCs w:val="20"/>
-          <w:lang w:val="en-GB"/>
-        </w:rPr>
-        <w:t xml:space="preserve"> </w:t>
-      </w:r>
-      <w:r>
-        <w:rPr>
-          <w:rFonts w:ascii="Lato" w:eastAsiaTheme="minorHAnsi" w:hAnsi="Lato" w:cs="Arial"/>
-          <w:iCs/>
-          <w:color w:val="0000FF"/>
-          <w:szCs w:val="20"/>
-          <w:lang w:val="en-GB"/>
-        </w:rPr>
-        <w:t>section 2.4 on the new developments and prospects of plasma technology for acetylene production</w:t>
-      </w:r>
-      <w:r>
-        <w:rPr>
-          <w:rFonts w:ascii="Lato" w:eastAsiaTheme="minorHAnsi" w:hAnsi="Lato" w:cs="Arial"/>
-          <w:iCs/>
-          <w:color w:val="0000FF"/>
-          <w:szCs w:val="20"/>
-          <w:lang w:val="en-GB"/>
-        </w:rPr>
-        <w:t xml:space="preserve"> </w:t>
-      </w:r>
-      <w:r>
-        <w:rPr>
-          <w:rFonts w:ascii="Lato" w:eastAsiaTheme="minorHAnsi" w:hAnsi="Lato" w:cs="Arial"/>
-          <w:iCs/>
-          <w:color w:val="0000FF"/>
-          <w:szCs w:val="20"/>
-          <w:lang w:val="en-GB"/>
-        </w:rPr>
-        <w:t>from coal as a feedstock, in particular the new trends in recent years compared to what has been</w:t>
-      </w:r>
-      <w:r>
-        <w:rPr>
-          <w:rFonts w:ascii="Lato" w:eastAsiaTheme="minorHAnsi" w:hAnsi="Lato" w:cs="Arial"/>
-          <w:iCs/>
-          <w:color w:val="0000FF"/>
-          <w:szCs w:val="20"/>
-          <w:lang w:val="en-GB"/>
-        </w:rPr>
-        <w:t xml:space="preserve"> </w:t>
-      </w:r>
-      <w:r>
-        <w:rPr>
-          <w:rFonts w:ascii="Lato" w:eastAsiaTheme="minorHAnsi" w:hAnsi="Lato" w:cs="Arial"/>
-          <w:iCs/>
-          <w:color w:val="0000FF"/>
-          <w:szCs w:val="20"/>
-          <w:lang w:val="en-GB"/>
-        </w:rPr>
-        <w:t>discussed in the previous reviews.</w:t>
-      </w:r>
-    </w:p>
-    <w:p>
-      <w:pPr>
-        <w:rPr>
-          <w:rFonts w:ascii="Lato" w:eastAsia="Cambria" w:hAnsi="Lato" w:cs="Arial"/>
-          <w:bCs/>
-          <w:iCs/>
-          <w:szCs w:val="20"/>
-        </w:rPr>
-      </w:pPr>
-      <w:r>
-        <w:rPr>
-          <w:rFonts w:ascii="Lato" w:eastAsia="Cambria" w:hAnsi="Lato" w:cs="Arial"/>
-          <w:bCs/>
-          <w:szCs w:val="20"/>
-        </w:rPr>
-        <w:t>xxx</w:t>
-      </w:r>
-    </w:p>
-    <w:p>
-      <w:pPr>
-        <w:rPr>
-          <w:rFonts w:ascii="Lato" w:eastAsiaTheme="minorHAnsi" w:hAnsi="Lato" w:cs="Arial"/>
-          <w:iCs/>
-          <w:color w:val="0000FF"/>
-          <w:szCs w:val="20"/>
-          <w:lang w:val="en-GB"/>
-        </w:rPr>
-      </w:pPr>
-      <w:r>
-        <w:rPr>
-          <w:rFonts w:ascii="Lato" w:eastAsiaTheme="minorHAnsi" w:hAnsi="Lato" w:cs="Arial"/>
-          <w:iCs/>
-          <w:color w:val="0000FF"/>
-          <w:szCs w:val="20"/>
-        </w:rPr>
-        <w:t>2.</w:t>
-      </w:r>
-      <w:r>
-        <w:rPr>
-          <w:rFonts w:ascii="Lato" w:eastAsiaTheme="minorHAnsi" w:hAnsi="Lato" w:cs="Arial"/>
-          <w:iCs/>
-          <w:color w:val="0000FF"/>
-          <w:szCs w:val="20"/>
-        </w:rPr>
-        <w:t>13</w:t>
-      </w:r>
-      <w:r>
-        <w:rPr>
-          <w:rFonts w:ascii="Lato" w:eastAsiaTheme="minorHAnsi" w:hAnsi="Lato" w:cs="Arial"/>
-          <w:iCs/>
-          <w:color w:val="0000FF"/>
-          <w:szCs w:val="20"/>
-        </w:rPr>
-        <w:t>.</w:t>
-      </w:r>
-      <w:r>
-        <w:rPr>
-          <w:rFonts w:ascii="Lato" w:eastAsiaTheme="minorHAnsi" w:hAnsi="Lato" w:cs="Arial"/>
-          <w:iCs/>
-          <w:color w:val="0000FF"/>
-          <w:szCs w:val="20"/>
-        </w:rPr>
-        <w:t>5</w:t>
-      </w:r>
-      <w:r>
-        <w:rPr>
-          <w:rFonts w:ascii="Lato" w:eastAsiaTheme="minorHAnsi" w:hAnsi="Lato" w:cs="Arial"/>
-          <w:iCs/>
-          <w:color w:val="0000FF"/>
-          <w:szCs w:val="20"/>
-        </w:rPr>
-        <w:t>. </w:t>
-      </w:r>
-      <w:r>
-        <w:rPr>
-          <w:rFonts w:ascii="Lato" w:eastAsiaTheme="minorHAnsi" w:hAnsi="Lato" w:cs="Arial"/>
-          <w:iCs/>
-          <w:color w:val="0000FF"/>
-          <w:szCs w:val="20"/>
-          <w:lang w:val="en-GB"/>
-        </w:rPr>
-        <w:t>In section 3, the authors argue that the adoption of bio-based feedstocks for the production of</w:t>
-      </w:r>
-      <w:r>
-        <w:rPr>
-          <w:rFonts w:ascii="Lato" w:eastAsiaTheme="minorHAnsi" w:hAnsi="Lato" w:cs="Arial"/>
-          <w:iCs/>
-          <w:color w:val="0000FF"/>
-          <w:szCs w:val="20"/>
-          <w:lang w:val="en-GB"/>
-        </w:rPr>
-        <w:t xml:space="preserve"> </w:t>
-      </w:r>
-      <w:r>
-        <w:rPr>
-          <w:rFonts w:ascii="Lato" w:eastAsiaTheme="minorHAnsi" w:hAnsi="Lato" w:cs="Arial"/>
-          <w:iCs/>
-          <w:color w:val="0000FF"/>
-          <w:szCs w:val="20"/>
-          <w:lang w:val="en-GB"/>
-        </w:rPr>
-        <w:t>acetylene, and hence PVC, could be an important driver for the revival of acetylene. However, the</w:t>
-      </w:r>
-      <w:r>
-        <w:rPr>
-          <w:rFonts w:ascii="Lato" w:eastAsiaTheme="minorHAnsi" w:hAnsi="Lato" w:cs="Arial"/>
-          <w:iCs/>
-          <w:color w:val="0000FF"/>
-          <w:szCs w:val="20"/>
-          <w:lang w:val="en-GB"/>
-        </w:rPr>
-        <w:t xml:space="preserve"> </w:t>
-      </w:r>
-      <w:r>
-        <w:rPr>
-          <w:rFonts w:ascii="Lato" w:eastAsiaTheme="minorHAnsi" w:hAnsi="Lato" w:cs="Arial"/>
-          <w:iCs/>
-          <w:color w:val="0000FF"/>
-          <w:szCs w:val="20"/>
-          <w:lang w:val="en-GB"/>
-        </w:rPr>
-        <w:t xml:space="preserve">fact </w:t>
-      </w:r>
-      <w:r>
-        <w:rPr>
-          <w:rFonts w:ascii="Lato" w:eastAsiaTheme="minorHAnsi" w:hAnsi="Lato" w:cs="Arial"/>
-          <w:iCs/>
-          <w:color w:val="0000FF"/>
-          <w:szCs w:val="20"/>
-          <w:lang w:val="en-GB"/>
-        </w:rPr>
-        <w:lastRenderedPageBreak/>
-        <w:t>that more than 45% of the market for PVC is held by China, and that this PVC is mainly</w:t>
-      </w:r>
-      <w:r>
-        <w:rPr>
-          <w:rFonts w:ascii="Lato" w:eastAsiaTheme="minorHAnsi" w:hAnsi="Lato" w:cs="Arial"/>
-          <w:iCs/>
-          <w:color w:val="0000FF"/>
-          <w:szCs w:val="20"/>
-          <w:lang w:val="en-GB"/>
-        </w:rPr>
-        <w:t xml:space="preserve"> </w:t>
-      </w:r>
-      <w:r>
-        <w:rPr>
-          <w:rFonts w:ascii="Lato" w:eastAsiaTheme="minorHAnsi" w:hAnsi="Lato" w:cs="Arial"/>
-          <w:iCs/>
-          <w:color w:val="0000FF"/>
-          <w:szCs w:val="20"/>
-          <w:lang w:val="en-GB"/>
-        </w:rPr>
-        <w:t>produced from calcium carbide acetylene, implies that the ATV pathway would have had an</w:t>
-      </w:r>
-      <w:r>
-        <w:rPr>
-          <w:rFonts w:ascii="Lato" w:eastAsiaTheme="minorHAnsi" w:hAnsi="Lato" w:cs="Arial"/>
-          <w:iCs/>
-          <w:color w:val="0000FF"/>
-          <w:szCs w:val="20"/>
-          <w:lang w:val="en-GB"/>
-        </w:rPr>
-        <w:t xml:space="preserve"> </w:t>
-      </w:r>
-      <w:r>
-        <w:rPr>
-          <w:rFonts w:ascii="Lato" w:eastAsiaTheme="minorHAnsi" w:hAnsi="Lato" w:cs="Arial"/>
-          <w:iCs/>
-          <w:color w:val="0000FF"/>
-          <w:szCs w:val="20"/>
-          <w:lang w:val="en-GB"/>
-        </w:rPr>
-        <w:t>importance comparable to that of EBP</w:t>
-      </w:r>
-      <w:r>
-        <w:rPr>
-          <w:rFonts w:ascii="Lato" w:eastAsiaTheme="minorHAnsi" w:hAnsi="Lato" w:cs="Arial"/>
-          <w:iCs/>
-          <w:color w:val="0000FF"/>
-          <w:szCs w:val="20"/>
-          <w:lang w:val="en-GB"/>
-        </w:rPr>
-        <w:t xml:space="preserve">. Therefore, in terms of VCM or PVC production, it needs further consideration to whether the topic about the </w:t>
-      </w:r>
-      <w:r>
-        <w:rPr>
-          <w:rFonts w:ascii="Lato" w:eastAsiaTheme="minorHAnsi" w:hAnsi="Lato" w:cs="Arial"/>
-          <w:bCs/>
-          <w:iCs/>
-          <w:color w:val="0000FF"/>
-          <w:szCs w:val="20"/>
-          <w:lang w:val="en-GB"/>
-        </w:rPr>
-        <w:t xml:space="preserve">revival </w:t>
-      </w:r>
-      <w:r>
-        <w:rPr>
-          <w:rFonts w:ascii="Lato" w:eastAsiaTheme="minorHAnsi" w:hAnsi="Lato" w:cs="Arial"/>
-          <w:iCs/>
-          <w:color w:val="0000FF"/>
-          <w:szCs w:val="20"/>
-          <w:lang w:val="en-GB"/>
-        </w:rPr>
-        <w:t>of acetylene</w:t>
-      </w:r>
-      <w:r>
-        <w:rPr>
-          <w:rFonts w:ascii="Lato" w:eastAsiaTheme="minorHAnsi" w:hAnsi="Lato" w:cs="Arial"/>
-          <w:iCs/>
-          <w:color w:val="0000FF"/>
-          <w:szCs w:val="20"/>
-          <w:lang w:val="en-GB"/>
-        </w:rPr>
-        <w:t xml:space="preserve"> exist. In addition, it is</w:t>
-      </w:r>
-      <w:r>
-        <w:rPr>
-          <w:rFonts w:ascii="Lato" w:eastAsiaTheme="minorHAnsi" w:hAnsi="Lato" w:cs="Arial"/>
-          <w:iCs/>
-          <w:color w:val="0000FF"/>
-          <w:szCs w:val="20"/>
-          <w:lang w:val="en-GB"/>
-        </w:rPr>
-        <w:t xml:space="preserve"> </w:t>
-      </w:r>
-      <w:r>
-        <w:rPr>
-          <w:rFonts w:ascii="Lato" w:eastAsiaTheme="minorHAnsi" w:hAnsi="Lato" w:cs="Arial"/>
-          <w:iCs/>
-          <w:color w:val="0000FF"/>
-          <w:szCs w:val="20"/>
-          <w:lang w:val="en-GB"/>
-        </w:rPr>
-        <w:t>suggested that the production and environmental costs of the four methods in Figure 6 (i.e., fossil</w:t>
-      </w:r>
-      <w:r>
-        <w:rPr>
-          <w:rFonts w:ascii="Lato" w:eastAsiaTheme="minorHAnsi" w:hAnsi="Lato" w:cs="Arial"/>
-          <w:iCs/>
-          <w:color w:val="0000FF"/>
-          <w:szCs w:val="20"/>
-          <w:lang w:val="en-GB"/>
-        </w:rPr>
-        <w:t xml:space="preserve"> </w:t>
-      </w:r>
-      <w:r>
-        <w:rPr>
-          <w:rFonts w:ascii="Lato" w:eastAsiaTheme="minorHAnsi" w:hAnsi="Lato" w:cs="Arial"/>
-          <w:iCs/>
-          <w:color w:val="0000FF"/>
-          <w:szCs w:val="20"/>
-          <w:lang w:val="en-GB"/>
-        </w:rPr>
-        <w:t>and green ATV or EBP) be put together in order to visualize the advantages of green ATV when</w:t>
-      </w:r>
-      <w:r>
-        <w:rPr>
-          <w:rFonts w:ascii="Lato" w:eastAsiaTheme="minorHAnsi" w:hAnsi="Lato" w:cs="Arial"/>
-          <w:iCs/>
-          <w:color w:val="0000FF"/>
-          <w:szCs w:val="20"/>
-          <w:lang w:val="en-GB"/>
-        </w:rPr>
-        <w:t xml:space="preserve"> </w:t>
-      </w:r>
-      <w:r>
-        <w:rPr>
-          <w:rFonts w:ascii="Lato" w:eastAsiaTheme="minorHAnsi" w:hAnsi="Lato" w:cs="Arial"/>
-          <w:iCs/>
-          <w:color w:val="0000FF"/>
-          <w:szCs w:val="20"/>
-          <w:lang w:val="en-GB"/>
-        </w:rPr>
-        <w:t>combining production and environmental costs.</w:t>
-      </w:r>
-    </w:p>
-    <w:p>
-      <w:pPr>
-        <w:rPr>
-          <w:rFonts w:ascii="Lato" w:eastAsia="Cambria" w:hAnsi="Lato" w:cs="Arial"/>
-          <w:bCs/>
-          <w:color w:val="000000" w:themeColor="text1"/>
-          <w:szCs w:val="20"/>
-        </w:rPr>
-      </w:pPr>
-      <w:r>
-        <w:rPr>
-          <w:rFonts w:ascii="Lato" w:eastAsia="Cambria" w:hAnsi="Lato" w:cs="Arial"/>
-          <w:bCs/>
-          <w:color w:val="000000" w:themeColor="text1"/>
-          <w:szCs w:val="20"/>
-        </w:rPr>
-        <w:t>xxx</w:t>
-      </w:r>
-    </w:p>
-    <w:p>
-      <w:pPr>
-        <w:spacing w:line="259" w:lineRule="auto"/>
-        <w:jc w:val="left"/>
-        <w:rPr>
-          <w:rFonts w:ascii="Lato" w:eastAsia="Cambria" w:hAnsi="Lato" w:cs="Arial"/>
-          <w:b/>
-          <w:szCs w:val="20"/>
-        </w:rPr>
-      </w:pPr>
-      <w:r>
-        <w:rPr>
-          <w:rFonts w:ascii="Lato" w:eastAsia="Cambria" w:hAnsi="Lato" w:cs="Arial"/>
-          <w:b/>
-          <w:szCs w:val="20"/>
-        </w:rPr>
-        <w:br w:type="page"/>
-      </w:r>
-    </w:p>
-    <w:p>
-      <w:pPr>
-        <w:rPr>
-          <w:rFonts w:ascii="Lato" w:eastAsia="Cambria" w:hAnsi="Lato" w:cs="Arial"/>
-          <w:b/>
-          <w:szCs w:val="20"/>
-        </w:rPr>
-      </w:pPr>
-      <w:r>
-        <w:rPr>
-          <w:rFonts w:ascii="Lato" w:eastAsia="Cambria" w:hAnsi="Lato" w:cs="Arial"/>
-          <w:b/>
-          <w:szCs w:val="20"/>
-        </w:rPr>
-        <w:lastRenderedPageBreak/>
-        <w:t>Reviewer #3</w:t>
-      </w:r>
-    </w:p>
-    <w:p>
-      <w:pPr>
-        <w:rPr>
-          <w:rFonts w:ascii="Lato" w:eastAsia="Cambria" w:hAnsi="Lato" w:cs="Arial"/>
-          <w:iCs/>
-          <w:color w:val="0000FF"/>
-          <w:szCs w:val="20"/>
-        </w:rPr>
-      </w:pPr>
-      <w:r>
-        <w:rPr>
-          <w:rFonts w:ascii="Lato" w:eastAsia="Cambria" w:hAnsi="Lato" w:cs="Arial"/>
-          <w:iCs/>
-          <w:color w:val="0000FF"/>
-          <w:szCs w:val="20"/>
-        </w:rPr>
-        <w:t>This review comprehensively introduced acetylene production technologies and provided extensive analyses regarding the possible ways to sustainably produce acetylene. Thus, it undoubtfully demonstrate the underlying and unexcavated value of acetylene. This review is expected to contribute to the clarification of the developing trend of acetylene in industry and advance relevant research with the basic guidelines and updated data. I recommend its publication in Nature Chemical Engineering after minor revisions.</w:t>
-      </w:r>
-    </w:p>
-    <w:p>
-      <w:pPr>
-        <w:rPr>
-          <w:rFonts w:ascii="Lato" w:eastAsia="DengXian" w:hAnsi="Lato" w:cs="Arial"/>
-          <w:szCs w:val="20"/>
-        </w:rPr>
-      </w:pPr>
-      <w:r>
-        <w:rPr>
-          <w:rFonts w:ascii="Lato" w:eastAsia="Times New Roman" w:hAnsi="Lato" w:cs="Arial"/>
-          <w:color w:val="000000" w:themeColor="text1"/>
-          <w:szCs w:val="20"/>
-        </w:rPr>
-        <w:t>xxx</w:t>
-      </w:r>
-    </w:p>
-    <w:p>
-      <w:pPr>
-        <w:rPr>
-          <w:rFonts w:ascii="Lato" w:eastAsia="Cambria" w:hAnsi="Lato" w:cs="Arial"/>
-          <w:iCs/>
-          <w:color w:val="0000FF"/>
-          <w:szCs w:val="20"/>
-        </w:rPr>
-      </w:pPr>
-      <w:r>
-        <w:rPr>
-          <w:rFonts w:ascii="Lato" w:eastAsia="Cambria" w:hAnsi="Lato" w:cs="Arial"/>
-          <w:iCs/>
-          <w:color w:val="0000FF"/>
-          <w:szCs w:val="20"/>
-        </w:rPr>
-        <w:t>3.1. </w:t>
-      </w:r>
-      <w:r>
-        <w:rPr>
-          <w:rFonts w:ascii="Lato" w:eastAsia="Cambria" w:hAnsi="Lato" w:cs="Arial"/>
-          <w:iCs/>
-          <w:color w:val="0000FF"/>
-          <w:szCs w:val="20"/>
-        </w:rPr>
-        <w:t>The authors planned a footprint of the revival of acetylene by only proposing the possibility of developing green acetylene, which seems not convincing enough. The authors may add extra part of discussion about the existing technologies or emerging technologies that may enlarge the application field of acetylene to make the plan more acceptable. For instance, recent work about the conversion of acetylene to ethylene using electrocatalysis way and to vinyl chloride using photocatalysis way provides the newest application field for acetylene</w:t>
-      </w:r>
-      <w:r>
-        <w:rPr>
-          <w:rFonts w:ascii="Lato" w:eastAsia="Cambria" w:hAnsi="Lato" w:cs="Arial"/>
-          <w:iCs/>
-          <w:color w:val="0000FF"/>
-          <w:szCs w:val="20"/>
-        </w:rPr>
-        <w:t>.</w:t>
-      </w:r>
-    </w:p>
-    <w:p>
-      <w:pPr>
-        <w:rPr>
-          <w:rFonts w:ascii="Lato" w:eastAsia="Cambria" w:hAnsi="Lato" w:cs="Arial"/>
-          <w:color w:val="000000" w:themeColor="text1"/>
+          <w:color w:val="0000FF"/>
           <w:szCs w:val="20"/>
           <w:highlight w:val="yellow"/>
-          <w:lang w:eastAsia="x-none"/>
-        </w:rPr>
-      </w:pPr>
-      <w:r>
-        <w:rPr>
-          <w:rFonts w:ascii="Lato" w:eastAsia="Cambria" w:hAnsi="Lato" w:cs="Arial"/>
-          <w:color w:val="000000" w:themeColor="text1"/>
-          <w:szCs w:val="20"/>
-          <w:lang w:eastAsia="x-none"/>
-        </w:rPr>
-        <w:t>xxx</w:t>
-      </w:r>
-    </w:p>
-    <w:p>
-      <w:pPr>
-        <w:rPr>
-          <w:rFonts w:ascii="Lato" w:eastAsiaTheme="minorHAnsi" w:hAnsi="Lato" w:cs="Arial"/>
-          <w:iCs/>
-          <w:color w:val="0000FF"/>
-          <w:szCs w:val="20"/>
-        </w:rPr>
-      </w:pPr>
-      <w:r>
-        <w:rPr>
-          <w:rFonts w:ascii="Lato" w:eastAsiaTheme="minorHAnsi" w:hAnsi="Lato" w:cs="Arial"/>
-          <w:iCs/>
-          <w:color w:val="0000FF"/>
-          <w:szCs w:val="20"/>
-        </w:rPr>
-        <w:t>3</w:t>
-      </w:r>
-      <w:r>
-        <w:rPr>
-          <w:rFonts w:ascii="Lato" w:eastAsia="Cambria" w:hAnsi="Lato" w:cs="Arial"/>
-          <w:iCs/>
-          <w:color w:val="0000FF"/>
-          <w:szCs w:val="20"/>
-        </w:rPr>
-        <w:t>.2. </w:t>
-      </w:r>
-      <w:r>
-        <w:rPr>
-          <w:rFonts w:ascii="Lato" w:eastAsia="Cambria" w:hAnsi="Lato" w:cs="Arial"/>
-          <w:iCs/>
-          <w:color w:val="0000FF"/>
-          <w:szCs w:val="20"/>
-        </w:rPr>
-        <w:t>The authors briefly introduced several kinds of catalysts in part 2.4. What are the key issues for these catalysts during acetylene production, which hinders efficient acetylene production. It would be better to improve several perspectives</w:t>
-      </w:r>
-      <w:r>
-        <w:rPr>
-          <w:rFonts w:ascii="Lato" w:eastAsiaTheme="minorHAnsi" w:hAnsi="Lato" w:cs="Arial"/>
-          <w:iCs/>
-          <w:color w:val="0000FF"/>
-          <w:szCs w:val="20"/>
-        </w:rPr>
-        <w:t xml:space="preserve"> about the current challenging problems in different catalysts and thus give some guidance for future research.</w:t>
+        </w:rPr>
+        <w:t>improve several perspectives</w:t>
+      </w:r>
+      <w:r>
+        <w:rPr>
+          <w:rFonts w:ascii="Lato" w:eastAsiaTheme="minorHAnsi" w:hAnsi="Lato" w:cs="Arial"/>
+          <w:iCs/>
+          <w:color w:val="0000FF"/>
+          <w:szCs w:val="20"/>
+          <w:highlight w:val="yellow"/>
+        </w:rPr>
+        <w:t xml:space="preserve"> about the current challenging problems in different catalysts</w:t>
+      </w:r>
+      <w:r>
+        <w:rPr>
+          <w:rFonts w:ascii="Lato" w:eastAsiaTheme="minorHAnsi" w:hAnsi="Lato" w:cs="Arial"/>
+          <w:iCs/>
+          <w:color w:val="0000FF"/>
+          <w:szCs w:val="20"/>
+        </w:rPr>
+        <w:t xml:space="preserve"> and thus give some guidance for future research.</w:t>
       </w:r>
     </w:p>
     <w:p>
@@ -6102,7 +8246,7 @@
 </file>
 
 <file path=customXml/itemProps1.xml><?xml version="1.0" encoding="utf-8"?>
-<ds:datastoreItem xmlns:ds="http://schemas.openxmlformats.org/officeDocument/2006/customXml" ds:itemID="{6DACE7B7-08E1-49DA-8589-ABC5E3B7BB02}">
+<ds:datastoreItem xmlns:ds="http://schemas.openxmlformats.org/officeDocument/2006/customXml" ds:itemID="{0CFD28C9-8D79-4CFE-9731-6D0EDC2CBADD}">
   <ds:schemaRefs>
     <ds:schemaRef ds:uri="http://schemas.openxmlformats.org/officeDocument/2006/bibliography"/>
   </ds:schemaRefs>
